--- a/СА/СА_06.docx
+++ b/СА/СА_06.docx
@@ -253,7 +253,7 @@
         <w:rPr>
           <w:sz w:val="28"/>
           <w:szCs w:val="28"/>
-          <w:lang w:val="uk-UA"/>
+          <w:lang w:val="en-US"/>
         </w:rPr>
       </w:pPr>
       <w:r>
@@ -268,9 +268,9 @@
         <w:rPr>
           <w:sz w:val="28"/>
           <w:szCs w:val="28"/>
-          <w:lang w:val="uk-UA"/>
-        </w:rPr>
-        <w:t>5</w:t>
+          <w:lang w:val="en-US"/>
+        </w:rPr>
+        <w:t>6</w:t>
       </w:r>
     </w:p>
     <w:p>
@@ -349,13 +349,77 @@
         </w:rPr>
         <w:t>“</w:t>
       </w:r>
+      <w:proofErr w:type="spellStart"/>
       <w:r>
         <w:rPr>
           <w:i/>
           <w:sz w:val="28"/>
           <w:szCs w:val="28"/>
         </w:rPr>
-        <w:t>Основи роботи з операційною системою Linux</w:t>
+        <w:t>Основи</w:t>
+      </w:r>
+      <w:proofErr w:type="spellEnd"/>
+      <w:r>
+        <w:rPr>
+          <w:i/>
+          <w:sz w:val="28"/>
+          <w:szCs w:val="28"/>
+        </w:rPr>
+        <w:t xml:space="preserve"> </w:t>
+      </w:r>
+      <w:proofErr w:type="spellStart"/>
+      <w:r>
+        <w:rPr>
+          <w:i/>
+          <w:sz w:val="28"/>
+          <w:szCs w:val="28"/>
+        </w:rPr>
+        <w:t>роботи</w:t>
+      </w:r>
+      <w:proofErr w:type="spellEnd"/>
+      <w:r>
+        <w:rPr>
+          <w:i/>
+          <w:sz w:val="28"/>
+          <w:szCs w:val="28"/>
+        </w:rPr>
+        <w:t xml:space="preserve"> з </w:t>
+      </w:r>
+      <w:proofErr w:type="spellStart"/>
+      <w:r>
+        <w:rPr>
+          <w:i/>
+          <w:sz w:val="28"/>
+          <w:szCs w:val="28"/>
+        </w:rPr>
+        <w:t>операційною</w:t>
+      </w:r>
+      <w:proofErr w:type="spellEnd"/>
+      <w:r>
+        <w:rPr>
+          <w:i/>
+          <w:sz w:val="28"/>
+          <w:szCs w:val="28"/>
+        </w:rPr>
+        <w:t xml:space="preserve"> </w:t>
+      </w:r>
+      <w:proofErr w:type="spellStart"/>
+      <w:r>
+        <w:rPr>
+          <w:i/>
+          <w:sz w:val="28"/>
+          <w:szCs w:val="28"/>
+        </w:rPr>
+        <w:t>системою</w:t>
+      </w:r>
+      <w:proofErr w:type="spellEnd"/>
+      <w:r>
+        <w:rPr>
+          <w:i/>
+          <w:sz w:val="28"/>
+          <w:szCs w:val="28"/>
+        </w:rPr>
+        <w:t xml:space="preserve"> Linux</w:t>
       </w:r>
       <w:r>
         <w:rPr>
@@ -479,6 +543,7 @@
           <w:lang w:val="uk-UA"/>
         </w:rPr>
       </w:pPr>
+      <w:proofErr w:type="spellStart"/>
       <w:r>
         <w:rPr>
           <w:sz w:val="28"/>
@@ -487,6 +552,7 @@
         </w:rPr>
         <w:t>Фечан</w:t>
       </w:r>
+      <w:proofErr w:type="spellEnd"/>
       <w:r>
         <w:rPr>
           <w:sz w:val="28"/>
@@ -726,6 +792,7 @@
           <w:lang w:val="uk-UA"/>
         </w:rPr>
       </w:pPr>
+      <w:proofErr w:type="spellStart"/>
       <w:r>
         <w:rPr>
           <w:sz w:val="28"/>
@@ -734,6 +801,7 @@
         </w:rPr>
         <w:t>Фечан</w:t>
       </w:r>
+      <w:proofErr w:type="spellEnd"/>
       <w:r>
         <w:rPr>
           <w:b/>
@@ -978,12 +1046,69 @@
       </w:r>
       <w:bookmarkEnd w:id="0"/>
       <w:bookmarkEnd w:id="1"/>
-      <w:r>
-        <w:rPr>
-          <w:sz w:val="28"/>
-          <w:szCs w:val="28"/>
-        </w:rPr>
-        <w:t>Основи роботи з операційною системою Linux.</w:t>
+      <w:proofErr w:type="spellStart"/>
+      <w:r>
+        <w:rPr>
+          <w:sz w:val="28"/>
+          <w:szCs w:val="28"/>
+        </w:rPr>
+        <w:t>Основи</w:t>
+      </w:r>
+      <w:proofErr w:type="spellEnd"/>
+      <w:r>
+        <w:rPr>
+          <w:sz w:val="28"/>
+          <w:szCs w:val="28"/>
+        </w:rPr>
+        <w:t xml:space="preserve"> </w:t>
+      </w:r>
+      <w:proofErr w:type="spellStart"/>
+      <w:r>
+        <w:rPr>
+          <w:sz w:val="28"/>
+          <w:szCs w:val="28"/>
+        </w:rPr>
+        <w:t>роботи</w:t>
+      </w:r>
+      <w:proofErr w:type="spellEnd"/>
+      <w:r>
+        <w:rPr>
+          <w:sz w:val="28"/>
+          <w:szCs w:val="28"/>
+        </w:rPr>
+        <w:t xml:space="preserve"> з </w:t>
+      </w:r>
+      <w:proofErr w:type="spellStart"/>
+      <w:r>
+        <w:rPr>
+          <w:sz w:val="28"/>
+          <w:szCs w:val="28"/>
+        </w:rPr>
+        <w:t>операційною</w:t>
+      </w:r>
+      <w:proofErr w:type="spellEnd"/>
+      <w:r>
+        <w:rPr>
+          <w:sz w:val="28"/>
+          <w:szCs w:val="28"/>
+        </w:rPr>
+        <w:t xml:space="preserve"> </w:t>
+      </w:r>
+      <w:proofErr w:type="spellStart"/>
+      <w:r>
+        <w:rPr>
+          <w:sz w:val="28"/>
+          <w:szCs w:val="28"/>
+        </w:rPr>
+        <w:t>системою</w:t>
+      </w:r>
+      <w:proofErr w:type="spellEnd"/>
+      <w:r>
+        <w:rPr>
+          <w:sz w:val="28"/>
+          <w:szCs w:val="28"/>
+        </w:rPr>
+        <w:t xml:space="preserve"> Linux.</w:t>
       </w:r>
     </w:p>
     <w:p>
@@ -1015,13 +1140,159 @@
         </w:rPr>
         <w:t xml:space="preserve"> </w:t>
       </w:r>
-      <w:r>
-        <w:rPr>
-          <w:sz w:val="28"/>
-          <w:szCs w:val="28"/>
-        </w:rPr>
-        <w:t>Ознайомлення з операційною системою Linux, розбиттям жорстких дисків на розділи, правами доступу до файлів</w:t>
-      </w:r>
+      <w:proofErr w:type="spellStart"/>
+      <w:r>
+        <w:rPr>
+          <w:sz w:val="28"/>
+          <w:szCs w:val="28"/>
+        </w:rPr>
+        <w:t>Ознайомлення</w:t>
+      </w:r>
+      <w:proofErr w:type="spellEnd"/>
+      <w:r>
+        <w:rPr>
+          <w:sz w:val="28"/>
+          <w:szCs w:val="28"/>
+        </w:rPr>
+        <w:t xml:space="preserve"> з </w:t>
+      </w:r>
+      <w:proofErr w:type="spellStart"/>
+      <w:r>
+        <w:rPr>
+          <w:sz w:val="28"/>
+          <w:szCs w:val="28"/>
+        </w:rPr>
+        <w:t>операційною</w:t>
+      </w:r>
+      <w:proofErr w:type="spellEnd"/>
+      <w:r>
+        <w:rPr>
+          <w:sz w:val="28"/>
+          <w:szCs w:val="28"/>
+        </w:rPr>
+        <w:t xml:space="preserve"> </w:t>
+      </w:r>
+      <w:proofErr w:type="spellStart"/>
+      <w:r>
+        <w:rPr>
+          <w:sz w:val="28"/>
+          <w:szCs w:val="28"/>
+        </w:rPr>
+        <w:t>системою</w:t>
+      </w:r>
+      <w:proofErr w:type="spellEnd"/>
+      <w:r>
+        <w:rPr>
+          <w:sz w:val="28"/>
+          <w:szCs w:val="28"/>
+        </w:rPr>
+        <w:t xml:space="preserve"> Linux, </w:t>
+      </w:r>
+      <w:proofErr w:type="spellStart"/>
+      <w:r>
+        <w:rPr>
+          <w:sz w:val="28"/>
+          <w:szCs w:val="28"/>
+        </w:rPr>
+        <w:t>розбиттям</w:t>
+      </w:r>
+      <w:proofErr w:type="spellEnd"/>
+      <w:r>
+        <w:rPr>
+          <w:sz w:val="28"/>
+          <w:szCs w:val="28"/>
+        </w:rPr>
+        <w:t xml:space="preserve"> </w:t>
+      </w:r>
+      <w:proofErr w:type="spellStart"/>
+      <w:r>
+        <w:rPr>
+          <w:sz w:val="28"/>
+          <w:szCs w:val="28"/>
+        </w:rPr>
+        <w:t>жорстких</w:t>
+      </w:r>
+      <w:proofErr w:type="spellEnd"/>
+      <w:r>
+        <w:rPr>
+          <w:sz w:val="28"/>
+          <w:szCs w:val="28"/>
+        </w:rPr>
+        <w:t xml:space="preserve"> </w:t>
+      </w:r>
+      <w:proofErr w:type="spellStart"/>
+      <w:r>
+        <w:rPr>
+          <w:sz w:val="28"/>
+          <w:szCs w:val="28"/>
+        </w:rPr>
+        <w:t>дисків</w:t>
+      </w:r>
+      <w:proofErr w:type="spellEnd"/>
+      <w:r>
+        <w:rPr>
+          <w:sz w:val="28"/>
+          <w:szCs w:val="28"/>
+        </w:rPr>
+        <w:t xml:space="preserve"> на </w:t>
+      </w:r>
+      <w:proofErr w:type="spellStart"/>
+      <w:r>
+        <w:rPr>
+          <w:sz w:val="28"/>
+          <w:szCs w:val="28"/>
+        </w:rPr>
+        <w:t>розділи</w:t>
+      </w:r>
+      <w:proofErr w:type="spellEnd"/>
+      <w:r>
+        <w:rPr>
+          <w:sz w:val="28"/>
+          <w:szCs w:val="28"/>
+        </w:rPr>
+        <w:t xml:space="preserve">, </w:t>
+      </w:r>
+      <w:proofErr w:type="spellStart"/>
+      <w:r>
+        <w:rPr>
+          <w:sz w:val="28"/>
+          <w:szCs w:val="28"/>
+        </w:rPr>
+        <w:t>правами</w:t>
+      </w:r>
+      <w:proofErr w:type="spellEnd"/>
+      <w:r>
+        <w:rPr>
+          <w:sz w:val="28"/>
+          <w:szCs w:val="28"/>
+        </w:rPr>
+        <w:t xml:space="preserve"> </w:t>
+      </w:r>
+      <w:proofErr w:type="spellStart"/>
+      <w:r>
+        <w:rPr>
+          <w:sz w:val="28"/>
+          <w:szCs w:val="28"/>
+        </w:rPr>
+        <w:t>доступу</w:t>
+      </w:r>
+      <w:proofErr w:type="spellEnd"/>
+      <w:r>
+        <w:rPr>
+          <w:sz w:val="28"/>
+          <w:szCs w:val="28"/>
+        </w:rPr>
+        <w:t xml:space="preserve"> до </w:t>
+      </w:r>
+      <w:proofErr w:type="spellStart"/>
+      <w:r>
+        <w:rPr>
+          <w:sz w:val="28"/>
+          <w:szCs w:val="28"/>
+        </w:rPr>
+        <w:t>файлів</w:t>
+      </w:r>
+      <w:proofErr w:type="spellEnd"/>
       <w:r>
         <w:rPr>
           <w:sz w:val="28"/>
@@ -1102,7 +1373,169 @@
           <w:szCs w:val="28"/>
           <w:lang w:val="uk-UA"/>
         </w:rPr>
-        <w:t>Операційна система Linux – це багатокористувацька, багатозадачна система з відкритим вихідним кодом, що базується на ядрі Linux, створеному Лінусом Торвальдсом у 1991 році. Сучасні дистрибутиви (Ubuntu, Debian, Fedora, CentOS тощо) забезпечують зручні інтерфейси, але основне адміністрування все ще здійснюється через командний рядок (термінал).</w:t>
+        <w:t xml:space="preserve">Операційна система </w:t>
+      </w:r>
+      <w:proofErr w:type="spellStart"/>
+      <w:r>
+        <w:rPr>
+          <w:sz w:val="28"/>
+          <w:szCs w:val="28"/>
+          <w:lang w:val="uk-UA"/>
+        </w:rPr>
+        <w:t>Linux</w:t>
+      </w:r>
+      <w:proofErr w:type="spellEnd"/>
+      <w:r>
+        <w:rPr>
+          <w:sz w:val="28"/>
+          <w:szCs w:val="28"/>
+          <w:lang w:val="uk-UA"/>
+        </w:rPr>
+        <w:t xml:space="preserve"> – це багатокористувацька, </w:t>
+      </w:r>
+      <w:proofErr w:type="spellStart"/>
+      <w:r>
+        <w:rPr>
+          <w:sz w:val="28"/>
+          <w:szCs w:val="28"/>
+          <w:lang w:val="uk-UA"/>
+        </w:rPr>
+        <w:t>багатозадачна</w:t>
+      </w:r>
+      <w:proofErr w:type="spellEnd"/>
+      <w:r>
+        <w:rPr>
+          <w:sz w:val="28"/>
+          <w:szCs w:val="28"/>
+          <w:lang w:val="uk-UA"/>
+        </w:rPr>
+        <w:t xml:space="preserve"> система з відкритим вихідним кодом, що базується на ядрі </w:t>
+      </w:r>
+      <w:proofErr w:type="spellStart"/>
+      <w:r>
+        <w:rPr>
+          <w:sz w:val="28"/>
+          <w:szCs w:val="28"/>
+          <w:lang w:val="uk-UA"/>
+        </w:rPr>
+        <w:t>Linux</w:t>
+      </w:r>
+      <w:proofErr w:type="spellEnd"/>
+      <w:r>
+        <w:rPr>
+          <w:sz w:val="28"/>
+          <w:szCs w:val="28"/>
+          <w:lang w:val="uk-UA"/>
+        </w:rPr>
+        <w:t xml:space="preserve">, створеному </w:t>
+      </w:r>
+      <w:proofErr w:type="spellStart"/>
+      <w:r>
+        <w:rPr>
+          <w:sz w:val="28"/>
+          <w:szCs w:val="28"/>
+          <w:lang w:val="uk-UA"/>
+        </w:rPr>
+        <w:t>Лінусом</w:t>
+      </w:r>
+      <w:proofErr w:type="spellEnd"/>
+      <w:r>
+        <w:rPr>
+          <w:sz w:val="28"/>
+          <w:szCs w:val="28"/>
+          <w:lang w:val="uk-UA"/>
+        </w:rPr>
+        <w:t xml:space="preserve"> </w:t>
+      </w:r>
+      <w:proofErr w:type="spellStart"/>
+      <w:r>
+        <w:rPr>
+          <w:sz w:val="28"/>
+          <w:szCs w:val="28"/>
+          <w:lang w:val="uk-UA"/>
+        </w:rPr>
+        <w:t>Торвальдсом</w:t>
+      </w:r>
+      <w:proofErr w:type="spellEnd"/>
+      <w:r>
+        <w:rPr>
+          <w:sz w:val="28"/>
+          <w:szCs w:val="28"/>
+          <w:lang w:val="uk-UA"/>
+        </w:rPr>
+        <w:t xml:space="preserve"> у 1991 році. Сучасні дистрибутиви (</w:t>
+      </w:r>
+      <w:proofErr w:type="spellStart"/>
+      <w:r>
+        <w:rPr>
+          <w:sz w:val="28"/>
+          <w:szCs w:val="28"/>
+          <w:lang w:val="uk-UA"/>
+        </w:rPr>
+        <w:t>Ubuntu</w:t>
+      </w:r>
+      <w:proofErr w:type="spellEnd"/>
+      <w:r>
+        <w:rPr>
+          <w:sz w:val="28"/>
+          <w:szCs w:val="28"/>
+          <w:lang w:val="uk-UA"/>
+        </w:rPr>
+        <w:t xml:space="preserve">, </w:t>
+      </w:r>
+      <w:proofErr w:type="spellStart"/>
+      <w:r>
+        <w:rPr>
+          <w:sz w:val="28"/>
+          <w:szCs w:val="28"/>
+          <w:lang w:val="uk-UA"/>
+        </w:rPr>
+        <w:t>Debian</w:t>
+      </w:r>
+      <w:proofErr w:type="spellEnd"/>
+      <w:r>
+        <w:rPr>
+          <w:sz w:val="28"/>
+          <w:szCs w:val="28"/>
+          <w:lang w:val="uk-UA"/>
+        </w:rPr>
+        <w:t xml:space="preserve">, </w:t>
+      </w:r>
+      <w:proofErr w:type="spellStart"/>
+      <w:r>
+        <w:rPr>
+          <w:sz w:val="28"/>
+          <w:szCs w:val="28"/>
+          <w:lang w:val="uk-UA"/>
+        </w:rPr>
+        <w:t>Fedora</w:t>
+      </w:r>
+      <w:proofErr w:type="spellEnd"/>
+      <w:r>
+        <w:rPr>
+          <w:sz w:val="28"/>
+          <w:szCs w:val="28"/>
+          <w:lang w:val="uk-UA"/>
+        </w:rPr>
+        <w:t xml:space="preserve">, </w:t>
+      </w:r>
+      <w:proofErr w:type="spellStart"/>
+      <w:r>
+        <w:rPr>
+          <w:sz w:val="28"/>
+          <w:szCs w:val="28"/>
+          <w:lang w:val="uk-UA"/>
+        </w:rPr>
+        <w:t>CentOS</w:t>
+      </w:r>
+      <w:proofErr w:type="spellEnd"/>
+      <w:r>
+        <w:rPr>
+          <w:sz w:val="28"/>
+          <w:szCs w:val="28"/>
+          <w:lang w:val="uk-UA"/>
+        </w:rPr>
+        <w:t xml:space="preserve"> тощо) забезпечують зручні інтерфейси, але основне адміністрування все ще здійснюється через командний рядок (термінал).</w:t>
       </w:r>
     </w:p>
     <w:p>
@@ -1122,7 +1555,169 @@
           <w:szCs w:val="28"/>
           <w:lang w:val="uk-UA"/>
         </w:rPr>
-        <w:t>Ядро Linux взаємодіє безпосередньо з апаратним забезпеченням, тоді як оболонка (Shell) надає користувачу інтерфейс для введення команд. Найпоширенішою є оболонка bash (Bourne Again Shell). Кожен користувач має свій унікальний обліковий запис, а права доступу до файлів і каталогів визначаються трьома рівнями: власник (user), група (group) і інші (others).</w:t>
+        <w:t xml:space="preserve">Ядро </w:t>
+      </w:r>
+      <w:proofErr w:type="spellStart"/>
+      <w:r>
+        <w:rPr>
+          <w:sz w:val="28"/>
+          <w:szCs w:val="28"/>
+          <w:lang w:val="uk-UA"/>
+        </w:rPr>
+        <w:t>Linux</w:t>
+      </w:r>
+      <w:proofErr w:type="spellEnd"/>
+      <w:r>
+        <w:rPr>
+          <w:sz w:val="28"/>
+          <w:szCs w:val="28"/>
+          <w:lang w:val="uk-UA"/>
+        </w:rPr>
+        <w:t xml:space="preserve"> взаємодіє безпосередньо з апаратним забезпеченням, тоді як оболонка (</w:t>
+      </w:r>
+      <w:proofErr w:type="spellStart"/>
+      <w:r>
+        <w:rPr>
+          <w:sz w:val="28"/>
+          <w:szCs w:val="28"/>
+          <w:lang w:val="uk-UA"/>
+        </w:rPr>
+        <w:t>Shell</w:t>
+      </w:r>
+      <w:proofErr w:type="spellEnd"/>
+      <w:r>
+        <w:rPr>
+          <w:sz w:val="28"/>
+          <w:szCs w:val="28"/>
+          <w:lang w:val="uk-UA"/>
+        </w:rPr>
+        <w:t xml:space="preserve">) надає користувачу інтерфейс для введення команд. Найпоширенішою є оболонка </w:t>
+      </w:r>
+      <w:proofErr w:type="spellStart"/>
+      <w:r>
+        <w:rPr>
+          <w:sz w:val="28"/>
+          <w:szCs w:val="28"/>
+          <w:lang w:val="uk-UA"/>
+        </w:rPr>
+        <w:t>bash</w:t>
+      </w:r>
+      <w:proofErr w:type="spellEnd"/>
+      <w:r>
+        <w:rPr>
+          <w:sz w:val="28"/>
+          <w:szCs w:val="28"/>
+          <w:lang w:val="uk-UA"/>
+        </w:rPr>
+        <w:t xml:space="preserve"> (</w:t>
+      </w:r>
+      <w:proofErr w:type="spellStart"/>
+      <w:r>
+        <w:rPr>
+          <w:sz w:val="28"/>
+          <w:szCs w:val="28"/>
+          <w:lang w:val="uk-UA"/>
+        </w:rPr>
+        <w:t>Bourne</w:t>
+      </w:r>
+      <w:proofErr w:type="spellEnd"/>
+      <w:r>
+        <w:rPr>
+          <w:sz w:val="28"/>
+          <w:szCs w:val="28"/>
+          <w:lang w:val="uk-UA"/>
+        </w:rPr>
+        <w:t xml:space="preserve"> </w:t>
+      </w:r>
+      <w:proofErr w:type="spellStart"/>
+      <w:r>
+        <w:rPr>
+          <w:sz w:val="28"/>
+          <w:szCs w:val="28"/>
+          <w:lang w:val="uk-UA"/>
+        </w:rPr>
+        <w:t>Again</w:t>
+      </w:r>
+      <w:proofErr w:type="spellEnd"/>
+      <w:r>
+        <w:rPr>
+          <w:sz w:val="28"/>
+          <w:szCs w:val="28"/>
+          <w:lang w:val="uk-UA"/>
+        </w:rPr>
+        <w:t xml:space="preserve"> </w:t>
+      </w:r>
+      <w:proofErr w:type="spellStart"/>
+      <w:r>
+        <w:rPr>
+          <w:sz w:val="28"/>
+          <w:szCs w:val="28"/>
+          <w:lang w:val="uk-UA"/>
+        </w:rPr>
+        <w:t>Shell</w:t>
+      </w:r>
+      <w:proofErr w:type="spellEnd"/>
+      <w:r>
+        <w:rPr>
+          <w:sz w:val="28"/>
+          <w:szCs w:val="28"/>
+          <w:lang w:val="uk-UA"/>
+        </w:rPr>
+        <w:t>). Кожен користувач має свій унікальний обліковий запис, а права доступу до файлів і каталогів визначаються трьома рівнями: власник (</w:t>
+      </w:r>
+      <w:proofErr w:type="spellStart"/>
+      <w:r>
+        <w:rPr>
+          <w:sz w:val="28"/>
+          <w:szCs w:val="28"/>
+          <w:lang w:val="uk-UA"/>
+        </w:rPr>
+        <w:t>user</w:t>
+      </w:r>
+      <w:proofErr w:type="spellEnd"/>
+      <w:r>
+        <w:rPr>
+          <w:sz w:val="28"/>
+          <w:szCs w:val="28"/>
+          <w:lang w:val="uk-UA"/>
+        </w:rPr>
+        <w:t>), група (</w:t>
+      </w:r>
+      <w:proofErr w:type="spellStart"/>
+      <w:r>
+        <w:rPr>
+          <w:sz w:val="28"/>
+          <w:szCs w:val="28"/>
+          <w:lang w:val="uk-UA"/>
+        </w:rPr>
+        <w:t>group</w:t>
+      </w:r>
+      <w:proofErr w:type="spellEnd"/>
+      <w:r>
+        <w:rPr>
+          <w:sz w:val="28"/>
+          <w:szCs w:val="28"/>
+          <w:lang w:val="uk-UA"/>
+        </w:rPr>
+        <w:t>) і інші (</w:t>
+      </w:r>
+      <w:proofErr w:type="spellStart"/>
+      <w:r>
+        <w:rPr>
+          <w:sz w:val="28"/>
+          <w:szCs w:val="28"/>
+          <w:lang w:val="uk-UA"/>
+        </w:rPr>
+        <w:t>others</w:t>
+      </w:r>
+      <w:proofErr w:type="spellEnd"/>
+      <w:r>
+        <w:rPr>
+          <w:sz w:val="28"/>
+          <w:szCs w:val="28"/>
+          <w:lang w:val="uk-UA"/>
+        </w:rPr>
+        <w:t>).</w:t>
       </w:r>
     </w:p>
     <w:p>
@@ -1142,7 +1737,25 @@
           <w:szCs w:val="28"/>
           <w:lang w:val="uk-UA"/>
         </w:rPr>
-        <w:t>Основні команди Linux:</w:t>
+        <w:t xml:space="preserve">Основні команди </w:t>
+      </w:r>
+      <w:proofErr w:type="spellStart"/>
+      <w:r>
+        <w:rPr>
+          <w:sz w:val="28"/>
+          <w:szCs w:val="28"/>
+          <w:lang w:val="uk-UA"/>
+        </w:rPr>
+        <w:t>Linux</w:t>
+      </w:r>
+      <w:proofErr w:type="spellEnd"/>
+      <w:r>
+        <w:rPr>
+          <w:sz w:val="28"/>
+          <w:szCs w:val="28"/>
+          <w:lang w:val="uk-UA"/>
+        </w:rPr>
+        <w:t>:</w:t>
       </w:r>
     </w:p>
     <w:p>
@@ -1163,13 +1776,23 @@
           <w:lang w:val="uk-UA"/>
         </w:rPr>
       </w:pPr>
-      <w:r>
-        <w:rPr>
-          <w:sz w:val="28"/>
-          <w:szCs w:val="28"/>
-          <w:lang w:val="uk-UA"/>
-        </w:rPr>
-        <w:t>ls – перегляд вмісту каталогу</w:t>
+      <w:proofErr w:type="spellStart"/>
+      <w:r>
+        <w:rPr>
+          <w:sz w:val="28"/>
+          <w:szCs w:val="28"/>
+          <w:lang w:val="uk-UA"/>
+        </w:rPr>
+        <w:t>ls</w:t>
+      </w:r>
+      <w:proofErr w:type="spellEnd"/>
+      <w:r>
+        <w:rPr>
+          <w:sz w:val="28"/>
+          <w:szCs w:val="28"/>
+          <w:lang w:val="uk-UA"/>
+        </w:rPr>
+        <w:t xml:space="preserve"> – перегляд вмісту каталогу</w:t>
       </w:r>
       <w:r>
         <w:rPr>
@@ -1233,13 +1856,41 @@
           <w:lang w:val="uk-UA"/>
         </w:rPr>
       </w:pPr>
-      <w:r>
-        <w:rPr>
-          <w:sz w:val="28"/>
-          <w:szCs w:val="28"/>
-          <w:lang w:val="uk-UA"/>
-        </w:rPr>
-        <w:t>cp, mv, rm – копіювання, переміщення та видалення файлів</w:t>
+      <w:proofErr w:type="spellStart"/>
+      <w:r>
+        <w:rPr>
+          <w:sz w:val="28"/>
+          <w:szCs w:val="28"/>
+          <w:lang w:val="uk-UA"/>
+        </w:rPr>
+        <w:t>cp</w:t>
+      </w:r>
+      <w:proofErr w:type="spellEnd"/>
+      <w:r>
+        <w:rPr>
+          <w:sz w:val="28"/>
+          <w:szCs w:val="28"/>
+          <w:lang w:val="uk-UA"/>
+        </w:rPr>
+        <w:t xml:space="preserve">, mv, </w:t>
+      </w:r>
+      <w:proofErr w:type="spellStart"/>
+      <w:r>
+        <w:rPr>
+          <w:sz w:val="28"/>
+          <w:szCs w:val="28"/>
+          <w:lang w:val="uk-UA"/>
+        </w:rPr>
+        <w:t>rm</w:t>
+      </w:r>
+      <w:proofErr w:type="spellEnd"/>
+      <w:r>
+        <w:rPr>
+          <w:sz w:val="28"/>
+          <w:szCs w:val="28"/>
+          <w:lang w:val="uk-UA"/>
+        </w:rPr>
+        <w:t xml:space="preserve"> – копіювання, переміщення та видалення файлів</w:t>
       </w:r>
       <w:r>
         <w:rPr>
@@ -1268,13 +1919,41 @@
           <w:lang w:val="uk-UA"/>
         </w:rPr>
       </w:pPr>
-      <w:r>
-        <w:rPr>
-          <w:sz w:val="28"/>
-          <w:szCs w:val="28"/>
-          <w:lang w:val="uk-UA"/>
-        </w:rPr>
-        <w:t>chmod, chown – зміна прав і власників файлів</w:t>
+      <w:proofErr w:type="spellStart"/>
+      <w:r>
+        <w:rPr>
+          <w:sz w:val="28"/>
+          <w:szCs w:val="28"/>
+          <w:lang w:val="uk-UA"/>
+        </w:rPr>
+        <w:t>chmod</w:t>
+      </w:r>
+      <w:proofErr w:type="spellEnd"/>
+      <w:r>
+        <w:rPr>
+          <w:sz w:val="28"/>
+          <w:szCs w:val="28"/>
+          <w:lang w:val="uk-UA"/>
+        </w:rPr>
+        <w:t xml:space="preserve">, </w:t>
+      </w:r>
+      <w:proofErr w:type="spellStart"/>
+      <w:r>
+        <w:rPr>
+          <w:sz w:val="28"/>
+          <w:szCs w:val="28"/>
+          <w:lang w:val="uk-UA"/>
+        </w:rPr>
+        <w:t>chown</w:t>
+      </w:r>
+      <w:proofErr w:type="spellEnd"/>
+      <w:r>
+        <w:rPr>
+          <w:sz w:val="28"/>
+          <w:szCs w:val="28"/>
+          <w:lang w:val="uk-UA"/>
+        </w:rPr>
+        <w:t xml:space="preserve"> – зміна прав і власників файлів</w:t>
       </w:r>
       <w:r>
         <w:rPr>
@@ -1303,13 +1982,59 @@
           <w:lang w:val="uk-UA"/>
         </w:rPr>
       </w:pPr>
-      <w:r>
-        <w:rPr>
-          <w:sz w:val="28"/>
-          <w:szCs w:val="28"/>
-          <w:lang w:val="uk-UA"/>
-        </w:rPr>
-        <w:t>ps, top, kill – робота з процесами</w:t>
+      <w:proofErr w:type="spellStart"/>
+      <w:r>
+        <w:rPr>
+          <w:sz w:val="28"/>
+          <w:szCs w:val="28"/>
+          <w:lang w:val="uk-UA"/>
+        </w:rPr>
+        <w:t>ps</w:t>
+      </w:r>
+      <w:proofErr w:type="spellEnd"/>
+      <w:r>
+        <w:rPr>
+          <w:sz w:val="28"/>
+          <w:szCs w:val="28"/>
+          <w:lang w:val="uk-UA"/>
+        </w:rPr>
+        <w:t xml:space="preserve">, </w:t>
+      </w:r>
+      <w:proofErr w:type="spellStart"/>
+      <w:r>
+        <w:rPr>
+          <w:sz w:val="28"/>
+          <w:szCs w:val="28"/>
+          <w:lang w:val="uk-UA"/>
+        </w:rPr>
+        <w:t>top</w:t>
+      </w:r>
+      <w:proofErr w:type="spellEnd"/>
+      <w:r>
+        <w:rPr>
+          <w:sz w:val="28"/>
+          <w:szCs w:val="28"/>
+          <w:lang w:val="uk-UA"/>
+        </w:rPr>
+        <w:t xml:space="preserve">, </w:t>
+      </w:r>
+      <w:proofErr w:type="spellStart"/>
+      <w:r>
+        <w:rPr>
+          <w:sz w:val="28"/>
+          <w:szCs w:val="28"/>
+          <w:lang w:val="uk-UA"/>
+        </w:rPr>
+        <w:t>kill</w:t>
+      </w:r>
+      <w:proofErr w:type="spellEnd"/>
+      <w:r>
+        <w:rPr>
+          <w:sz w:val="28"/>
+          <w:szCs w:val="28"/>
+          <w:lang w:val="uk-UA"/>
+        </w:rPr>
+        <w:t xml:space="preserve"> – робота з процесами</w:t>
       </w:r>
       <w:r>
         <w:rPr>
@@ -1338,13 +2063,23 @@
           <w:lang w:val="uk-UA"/>
         </w:rPr>
       </w:pPr>
-      <w:r>
-        <w:rPr>
-          <w:sz w:val="28"/>
-          <w:szCs w:val="28"/>
-          <w:lang w:val="uk-UA"/>
-        </w:rPr>
-        <w:t>sudo – виконання команд із правами адміністратора.</w:t>
+      <w:proofErr w:type="spellStart"/>
+      <w:r>
+        <w:rPr>
+          <w:sz w:val="28"/>
+          <w:szCs w:val="28"/>
+          <w:lang w:val="uk-UA"/>
+        </w:rPr>
+        <w:t>sudo</w:t>
+      </w:r>
+      <w:proofErr w:type="spellEnd"/>
+      <w:r>
+        <w:rPr>
+          <w:sz w:val="28"/>
+          <w:szCs w:val="28"/>
+          <w:lang w:val="uk-UA"/>
+        </w:rPr>
+        <w:t xml:space="preserve"> – виконання команд із правами адміністратора.</w:t>
       </w:r>
     </w:p>
     <w:p>
@@ -1364,7 +2099,25 @@
           <w:szCs w:val="28"/>
           <w:lang w:val="uk-UA"/>
         </w:rPr>
-        <w:t>Система файлових шляхів у Linux починається з кореневого каталогу /, а кожен пристрій або розділ монтується у певну точку файлової ієрархії. Важливим елементом є файлова система ext4, що підтримує журнальне відновлення після збоїв.</w:t>
+        <w:t xml:space="preserve">Система файлових шляхів у </w:t>
+      </w:r>
+      <w:proofErr w:type="spellStart"/>
+      <w:r>
+        <w:rPr>
+          <w:sz w:val="28"/>
+          <w:szCs w:val="28"/>
+          <w:lang w:val="uk-UA"/>
+        </w:rPr>
+        <w:t>Linux</w:t>
+      </w:r>
+      <w:proofErr w:type="spellEnd"/>
+      <w:r>
+        <w:rPr>
+          <w:sz w:val="28"/>
+          <w:szCs w:val="28"/>
+          <w:lang w:val="uk-UA"/>
+        </w:rPr>
+        <w:t xml:space="preserve"> починається з кореневого каталогу /, а кожен пристрій або розділ монтується у певну точку файлової ієрархії. Важливим елементом є файлова система ext4, що підтримує журнальне відновлення після збоїв.</w:t>
       </w:r>
     </w:p>
     <w:p>
@@ -1378,13 +2131,23 @@
           <w:lang w:val="uk-UA"/>
         </w:rPr>
       </w:pPr>
-      <w:r>
-        <w:rPr>
-          <w:sz w:val="28"/>
-          <w:szCs w:val="28"/>
-          <w:lang w:val="uk-UA"/>
-        </w:rPr>
-        <w:t xml:space="preserve">Linux широко використовується у серверних середовищах, оскільки має високу стабільність, безпеку, гнучкість налаштування і повністю безкоштовну </w:t>
+      <w:proofErr w:type="spellStart"/>
+      <w:r>
+        <w:rPr>
+          <w:sz w:val="28"/>
+          <w:szCs w:val="28"/>
+          <w:lang w:val="uk-UA"/>
+        </w:rPr>
+        <w:t>Linux</w:t>
+      </w:r>
+      <w:proofErr w:type="spellEnd"/>
+      <w:r>
+        <w:rPr>
+          <w:sz w:val="28"/>
+          <w:szCs w:val="28"/>
+          <w:lang w:val="uk-UA"/>
+        </w:rPr>
+        <w:t xml:space="preserve"> широко використовується у серверних середовищах, оскільки має високу стабільність, безпеку, гнучкість налаштування і повністю безкоштовну </w:t>
       </w:r>
       <w:r>
         <w:rPr>
@@ -1474,12 +2237,37 @@
           <w:lang w:val="uk-UA"/>
         </w:rPr>
       </w:pPr>
-      <w:r>
-        <w:rPr>
-          <w:sz w:val="28"/>
-          <w:szCs w:val="28"/>
-        </w:rPr>
-        <w:t>Робота з дисками в Linux.</w:t>
+      <w:proofErr w:type="spellStart"/>
+      <w:r>
+        <w:rPr>
+          <w:sz w:val="28"/>
+          <w:szCs w:val="28"/>
+        </w:rPr>
+        <w:t>Робота</w:t>
+      </w:r>
+      <w:proofErr w:type="spellEnd"/>
+      <w:r>
+        <w:rPr>
+          <w:sz w:val="28"/>
+          <w:szCs w:val="28"/>
+        </w:rPr>
+        <w:t xml:space="preserve"> з </w:t>
+      </w:r>
+      <w:proofErr w:type="spellStart"/>
+      <w:r>
+        <w:rPr>
+          <w:sz w:val="28"/>
+          <w:szCs w:val="28"/>
+        </w:rPr>
+        <w:t>дисками</w:t>
+      </w:r>
+      <w:proofErr w:type="spellEnd"/>
+      <w:r>
+        <w:rPr>
+          <w:sz w:val="28"/>
+          <w:szCs w:val="28"/>
+        </w:rPr>
+        <w:t xml:space="preserve"> в Linux.</w:t>
       </w:r>
     </w:p>
     <w:p>
@@ -1499,13 +2287,59 @@
           <w:lang w:val="uk-UA"/>
         </w:rPr>
       </w:pPr>
-      <w:r>
-        <w:rPr>
-          <w:bCs/>
-          <w:sz w:val="28"/>
-          <w:szCs w:val="28"/>
-        </w:rPr>
-        <w:t>Управління користувачами і групами в Linux.</w:t>
+      <w:proofErr w:type="spellStart"/>
+      <w:r>
+        <w:rPr>
+          <w:bCs/>
+          <w:sz w:val="28"/>
+          <w:szCs w:val="28"/>
+        </w:rPr>
+        <w:t>Управління</w:t>
+      </w:r>
+      <w:proofErr w:type="spellEnd"/>
+      <w:r>
+        <w:rPr>
+          <w:bCs/>
+          <w:sz w:val="28"/>
+          <w:szCs w:val="28"/>
+        </w:rPr>
+        <w:t xml:space="preserve"> </w:t>
+      </w:r>
+      <w:proofErr w:type="spellStart"/>
+      <w:r>
+        <w:rPr>
+          <w:bCs/>
+          <w:sz w:val="28"/>
+          <w:szCs w:val="28"/>
+        </w:rPr>
+        <w:t>користувачами</w:t>
+      </w:r>
+      <w:proofErr w:type="spellEnd"/>
+      <w:r>
+        <w:rPr>
+          <w:bCs/>
+          <w:sz w:val="28"/>
+          <w:szCs w:val="28"/>
+        </w:rPr>
+        <w:t xml:space="preserve"> і </w:t>
+      </w:r>
+      <w:proofErr w:type="spellStart"/>
+      <w:r>
+        <w:rPr>
+          <w:bCs/>
+          <w:sz w:val="28"/>
+          <w:szCs w:val="28"/>
+        </w:rPr>
+        <w:t>групами</w:t>
+      </w:r>
+      <w:proofErr w:type="spellEnd"/>
+      <w:r>
+        <w:rPr>
+          <w:bCs/>
+          <w:sz w:val="28"/>
+          <w:szCs w:val="28"/>
+        </w:rPr>
+        <w:t xml:space="preserve"> в Linux.</w:t>
       </w:r>
     </w:p>
     <w:p>
@@ -1525,13 +2359,95 @@
           <w:lang w:val="uk-UA"/>
         </w:rPr>
       </w:pPr>
-      <w:r>
-        <w:rPr>
-          <w:bCs/>
-          <w:sz w:val="28"/>
-          <w:szCs w:val="28"/>
-        </w:rPr>
-        <w:t>Управління доступом до об'єктів файлової системи в Linux.</w:t>
+      <w:proofErr w:type="spellStart"/>
+      <w:r>
+        <w:rPr>
+          <w:bCs/>
+          <w:sz w:val="28"/>
+          <w:szCs w:val="28"/>
+        </w:rPr>
+        <w:t>Управління</w:t>
+      </w:r>
+      <w:proofErr w:type="spellEnd"/>
+      <w:r>
+        <w:rPr>
+          <w:bCs/>
+          <w:sz w:val="28"/>
+          <w:szCs w:val="28"/>
+        </w:rPr>
+        <w:t xml:space="preserve"> </w:t>
+      </w:r>
+      <w:proofErr w:type="spellStart"/>
+      <w:r>
+        <w:rPr>
+          <w:bCs/>
+          <w:sz w:val="28"/>
+          <w:szCs w:val="28"/>
+        </w:rPr>
+        <w:t>доступом</w:t>
+      </w:r>
+      <w:proofErr w:type="spellEnd"/>
+      <w:r>
+        <w:rPr>
+          <w:bCs/>
+          <w:sz w:val="28"/>
+          <w:szCs w:val="28"/>
+        </w:rPr>
+        <w:t xml:space="preserve"> до </w:t>
+      </w:r>
+      <w:proofErr w:type="spellStart"/>
+      <w:r>
+        <w:rPr>
+          <w:bCs/>
+          <w:sz w:val="28"/>
+          <w:szCs w:val="28"/>
+        </w:rPr>
+        <w:t>об'єктів</w:t>
+      </w:r>
+      <w:proofErr w:type="spellEnd"/>
+      <w:r>
+        <w:rPr>
+          <w:bCs/>
+          <w:sz w:val="28"/>
+          <w:szCs w:val="28"/>
+        </w:rPr>
+        <w:t xml:space="preserve"> </w:t>
+      </w:r>
+      <w:proofErr w:type="spellStart"/>
+      <w:r>
+        <w:rPr>
+          <w:bCs/>
+          <w:sz w:val="28"/>
+          <w:szCs w:val="28"/>
+        </w:rPr>
+        <w:t>файлової</w:t>
+      </w:r>
+      <w:proofErr w:type="spellEnd"/>
+      <w:r>
+        <w:rPr>
+          <w:bCs/>
+          <w:sz w:val="28"/>
+          <w:szCs w:val="28"/>
+        </w:rPr>
+        <w:t xml:space="preserve"> </w:t>
+      </w:r>
+      <w:proofErr w:type="spellStart"/>
+      <w:r>
+        <w:rPr>
+          <w:bCs/>
+          <w:sz w:val="28"/>
+          <w:szCs w:val="28"/>
+        </w:rPr>
+        <w:t>системи</w:t>
+      </w:r>
+      <w:proofErr w:type="spellEnd"/>
+      <w:r>
+        <w:rPr>
+          <w:bCs/>
+          <w:sz w:val="28"/>
+          <w:szCs w:val="28"/>
+        </w:rPr>
+        <w:t xml:space="preserve"> в Linux.</w:t>
       </w:r>
     </w:p>
     <w:p>
@@ -1608,6 +2524,7 @@
         </w:rPr>
         <w:t xml:space="preserve">1. </w:t>
       </w:r>
+      <w:proofErr w:type="spellStart"/>
       <w:r>
         <w:rPr>
           <w:b/>
@@ -1615,7 +2532,37 @@
           <w:sz w:val="28"/>
           <w:szCs w:val="28"/>
         </w:rPr>
-        <w:t>Робота з дисками в Linux</w:t>
+        <w:t>Робота</w:t>
+      </w:r>
+      <w:proofErr w:type="spellEnd"/>
+      <w:r>
+        <w:rPr>
+          <w:b/>
+          <w:bCs/>
+          <w:sz w:val="28"/>
+          <w:szCs w:val="28"/>
+        </w:rPr>
+        <w:t xml:space="preserve"> з </w:t>
+      </w:r>
+      <w:proofErr w:type="spellStart"/>
+      <w:r>
+        <w:rPr>
+          <w:b/>
+          <w:bCs/>
+          <w:sz w:val="28"/>
+          <w:szCs w:val="28"/>
+        </w:rPr>
+        <w:t>дисками</w:t>
+      </w:r>
+      <w:proofErr w:type="spellEnd"/>
+      <w:r>
+        <w:rPr>
+          <w:b/>
+          <w:bCs/>
+          <w:sz w:val="28"/>
+          <w:szCs w:val="28"/>
+        </w:rPr>
+        <w:t xml:space="preserve"> в Linux</w:t>
       </w:r>
       <w:r>
         <w:rPr>
@@ -1643,16 +2590,15 @@
       <w:r>
         <w:rPr>
           <w:bCs/>
-          <w:noProof/>
           <w:sz w:val="28"/>
           <w:szCs w:val="28"/>
           <w:lang w:val="uk-UA"/>
         </w:rPr>
         <w:drawing>
-          <wp:inline distT="0" distB="0" distL="0" distR="0" wp14:anchorId="1D9C39BF" wp14:editId="0644EB16">
-            <wp:extent cx="3621352" cy="2880000"/>
-            <wp:effectExtent l="0" t="0" r="0" b="0"/>
-            <wp:docPr id="2" name="Рисунок 2"/>
+          <wp:inline distT="0" distB="0" distL="0" distR="0" wp14:anchorId="437EE01D" wp14:editId="04D16A84">
+            <wp:extent cx="4303168" cy="4308373"/>
+            <wp:effectExtent l="0" t="0" r="2540" b="0"/>
+            <wp:docPr id="1" name="Рисунок 1"/>
             <wp:cNvGraphicFramePr>
               <a:graphicFrameLocks xmlns:a="http://schemas.openxmlformats.org/drawingml/2006/main" noChangeAspect="1"/>
             </wp:cNvGraphicFramePr>
@@ -1672,7 +2618,7 @@
                   <pic:spPr>
                     <a:xfrm>
                       <a:off x="0" y="0"/>
-                      <a:ext cx="3621352" cy="2880000"/>
+                      <a:ext cx="4309453" cy="4314666"/>
                     </a:xfrm>
                     <a:prstGeom prst="rect">
                       <a:avLst/>
@@ -1711,8 +2657,9 @@
           <w:bCs/>
           <w:sz w:val="28"/>
           <w:szCs w:val="28"/>
-        </w:rPr>
-        <w:t>Включення політики аудиту</w:t>
+          <w:lang w:val="uk-UA"/>
+        </w:rPr>
+        <w:t>Інформація про існуючі розділи</w:t>
       </w:r>
     </w:p>
     <w:p>
@@ -1730,17 +2677,16 @@
       <w:r>
         <w:rPr>
           <w:bCs/>
-          <w:noProof/>
           <w:sz w:val="28"/>
           <w:szCs w:val="28"/>
           <w:lang w:val="uk-UA"/>
         </w:rPr>
         <w:lastRenderedPageBreak/>
         <w:drawing>
-          <wp:inline distT="0" distB="0" distL="0" distR="0" wp14:anchorId="5D418CF9" wp14:editId="06B0A44B">
-            <wp:extent cx="4990999" cy="2700000"/>
-            <wp:effectExtent l="0" t="0" r="635" b="5715"/>
-            <wp:docPr id="1" name="Рисунок 1"/>
+          <wp:inline distT="0" distB="0" distL="0" distR="0" wp14:anchorId="61FF06DD" wp14:editId="4B0633CB">
+            <wp:extent cx="6299835" cy="6606540"/>
+            <wp:effectExtent l="0" t="0" r="5715" b="3810"/>
+            <wp:docPr id="15" name="Рисунок 15"/>
             <wp:cNvGraphicFramePr>
               <a:graphicFrameLocks xmlns:a="http://schemas.openxmlformats.org/drawingml/2006/main" noChangeAspect="1"/>
             </wp:cNvGraphicFramePr>
@@ -1760,7 +2706,7 @@
                   <pic:spPr>
                     <a:xfrm>
                       <a:off x="0" y="0"/>
-                      <a:ext cx="4990999" cy="2700000"/>
+                      <a:ext cx="6299835" cy="6606540"/>
                     </a:xfrm>
                     <a:prstGeom prst="rect">
                       <a:avLst/>
@@ -1792,15 +2738,34 @@
           <w:szCs w:val="28"/>
           <w:lang w:val="uk-UA"/>
         </w:rPr>
-        <w:t xml:space="preserve">Рис. 2. </w:t>
-      </w:r>
-      <w:r>
-        <w:rPr>
-          <w:bCs/>
-          <w:sz w:val="28"/>
-          <w:szCs w:val="28"/>
-        </w:rPr>
-        <w:t>Налаштування аудиту</w:t>
+        <w:t xml:space="preserve">Рис. </w:t>
+      </w:r>
+      <w:r>
+        <w:rPr>
+          <w:bCs/>
+          <w:sz w:val="28"/>
+          <w:szCs w:val="28"/>
+          <w:lang w:val="uk-UA"/>
+        </w:rPr>
+        <w:t>2</w:t>
+      </w:r>
+      <w:r>
+        <w:rPr>
+          <w:bCs/>
+          <w:sz w:val="28"/>
+          <w:szCs w:val="28"/>
+          <w:lang w:val="uk-UA"/>
+        </w:rPr>
+        <w:t xml:space="preserve">. </w:t>
+      </w:r>
+      <w:r>
+        <w:rPr>
+          <w:bCs/>
+          <w:sz w:val="28"/>
+          <w:szCs w:val="28"/>
+          <w:lang w:val="uk-UA"/>
+        </w:rPr>
+        <w:t>Створення нової таблиці розділів</w:t>
       </w:r>
     </w:p>
     <w:p>
@@ -1818,16 +2783,16 @@
       <w:r>
         <w:rPr>
           <w:bCs/>
-          <w:noProof/>
-          <w:sz w:val="28"/>
-          <w:szCs w:val="28"/>
-          <w:lang w:val="uk-UA"/>
-        </w:rPr>
+          <w:sz w:val="28"/>
+          <w:szCs w:val="28"/>
+          <w:lang w:val="uk-UA"/>
+        </w:rPr>
+        <w:lastRenderedPageBreak/>
         <w:drawing>
-          <wp:inline distT="0" distB="0" distL="0" distR="0" wp14:anchorId="3B4383F7" wp14:editId="02FED9E1">
-            <wp:extent cx="4311525" cy="2880000"/>
-            <wp:effectExtent l="0" t="0" r="0" b="0"/>
-            <wp:docPr id="4" name="Рисунок 4"/>
+          <wp:inline distT="0" distB="0" distL="0" distR="0" wp14:anchorId="67C6B515" wp14:editId="740A7779">
+            <wp:extent cx="6299835" cy="5173980"/>
+            <wp:effectExtent l="0" t="0" r="5715" b="7620"/>
+            <wp:docPr id="17" name="Рисунок 17"/>
             <wp:cNvGraphicFramePr>
               <a:graphicFrameLocks xmlns:a="http://schemas.openxmlformats.org/drawingml/2006/main" noChangeAspect="1"/>
             </wp:cNvGraphicFramePr>
@@ -1847,7 +2812,7 @@
                   <pic:spPr>
                     <a:xfrm>
                       <a:off x="0" y="0"/>
-                      <a:ext cx="4311525" cy="2880000"/>
+                      <a:ext cx="6299835" cy="5173980"/>
                     </a:xfrm>
                     <a:prstGeom prst="rect">
                       <a:avLst/>
@@ -1879,52 +2844,34 @@
           <w:szCs w:val="28"/>
           <w:lang w:val="uk-UA"/>
         </w:rPr>
-        <w:t xml:space="preserve">Рис. 3. </w:t>
-      </w:r>
-      <w:r>
-        <w:rPr>
-          <w:bCs/>
-          <w:sz w:val="28"/>
-          <w:szCs w:val="28"/>
-          <w:lang w:val="uk-UA"/>
-        </w:rPr>
-        <w:t>Налаштування аудиту доступу до об</w:t>
-      </w:r>
-      <w:r>
-        <w:rPr>
-          <w:bCs/>
-          <w:sz w:val="28"/>
-          <w:szCs w:val="28"/>
-          <w:lang w:val="en-US"/>
-        </w:rPr>
-        <w:t>’</w:t>
-      </w:r>
-      <w:r>
-        <w:rPr>
-          <w:bCs/>
-          <w:sz w:val="28"/>
-          <w:szCs w:val="28"/>
-          <w:lang w:val="uk-UA"/>
-        </w:rPr>
-        <w:t>єктів на об</w:t>
-      </w:r>
-      <w:r>
-        <w:rPr>
-          <w:bCs/>
-          <w:sz w:val="28"/>
-          <w:szCs w:val="28"/>
-          <w:lang w:val="en-US"/>
-        </w:rPr>
-        <w:t>’</w:t>
-      </w:r>
-      <w:r>
-        <w:rPr>
-          <w:bCs/>
-          <w:sz w:val="28"/>
-          <w:szCs w:val="28"/>
-          <w:lang w:val="uk-UA"/>
-        </w:rPr>
-        <w:t>єктах файлової системи</w:t>
+        <w:t xml:space="preserve">Рис. </w:t>
+      </w:r>
+      <w:r>
+        <w:rPr>
+          <w:bCs/>
+          <w:sz w:val="28"/>
+          <w:szCs w:val="28"/>
+          <w:lang w:val="uk-UA"/>
+        </w:rPr>
+        <w:t>3</w:t>
+      </w:r>
+      <w:r>
+        <w:rPr>
+          <w:bCs/>
+          <w:sz w:val="28"/>
+          <w:szCs w:val="28"/>
+          <w:lang w:val="uk-UA"/>
+        </w:rPr>
+        <w:t xml:space="preserve">. </w:t>
+      </w:r>
+      <w:r>
+        <w:rPr>
+          <w:bCs/>
+          <w:sz w:val="28"/>
+          <w:szCs w:val="28"/>
+          <w:lang w:val="uk-UA"/>
+        </w:rPr>
+        <w:t>Створення розділів різного типу</w:t>
       </w:r>
     </w:p>
     <w:p>
@@ -1939,83 +2886,18 @@
           <w:lang w:val="uk-UA"/>
         </w:rPr>
       </w:pPr>
-    </w:p>
-    <w:p>
-      <w:pPr>
-        <w:shd w:val="solid" w:color="FFFFFF" w:fill="FFFFFF"/>
-        <w:spacing w:line="360" w:lineRule="auto"/>
-        <w:ind w:firstLine="709"/>
-        <w:jc w:val="both"/>
-        <w:rPr>
-          <w:bCs/>
-          <w:sz w:val="28"/>
-          <w:szCs w:val="28"/>
-          <w:lang w:val="uk-UA"/>
-        </w:rPr>
-      </w:pPr>
-      <w:r>
-        <w:rPr>
-          <w:b/>
-          <w:bCs/>
-          <w:sz w:val="28"/>
-          <w:szCs w:val="28"/>
-          <w:lang w:val="uk-UA"/>
-        </w:rPr>
-        <w:t>2</w:t>
-      </w:r>
-      <w:r>
-        <w:rPr>
-          <w:b/>
-          <w:bCs/>
-          <w:sz w:val="28"/>
-          <w:szCs w:val="28"/>
-          <w:lang w:val="uk-UA"/>
-        </w:rPr>
-        <w:t xml:space="preserve">. </w:t>
-      </w:r>
-      <w:r>
-        <w:rPr>
-          <w:b/>
-          <w:sz w:val="28"/>
-          <w:szCs w:val="28"/>
-        </w:rPr>
-        <w:t>Управління користувачами і групами в Linux</w:t>
-      </w:r>
-      <w:r>
-        <w:rPr>
-          <w:b/>
-          <w:sz w:val="28"/>
-          <w:szCs w:val="28"/>
-        </w:rPr>
-        <w:t>.</w:t>
-      </w:r>
-    </w:p>
-    <w:p>
-      <w:pPr>
-        <w:shd w:val="solid" w:color="FFFFFF" w:fill="FFFFFF"/>
-        <w:spacing w:line="360" w:lineRule="auto"/>
-        <w:jc w:val="center"/>
-        <w:rPr>
-          <w:bCs/>
-          <w:sz w:val="28"/>
-          <w:szCs w:val="28"/>
-          <w:lang w:val="uk-UA"/>
-        </w:rPr>
-      </w:pPr>
-      <w:r>
-        <w:rPr>
-          <w:bCs/>
-          <w:noProof/>
-          <w:sz w:val="28"/>
-          <w:szCs w:val="28"/>
-          <w:lang w:val="uk-UA"/>
-        </w:rPr>
-        <w:lastRenderedPageBreak/>
+      <w:r>
+        <w:rPr>
+          <w:bCs/>
+          <w:sz w:val="28"/>
+          <w:szCs w:val="28"/>
+          <w:lang w:val="uk-UA"/>
+        </w:rPr>
         <w:drawing>
-          <wp:inline distT="0" distB="0" distL="0" distR="0" wp14:anchorId="2E2E1F18" wp14:editId="5DACB7B4">
-            <wp:extent cx="4018068" cy="2880000"/>
-            <wp:effectExtent l="0" t="0" r="1905" b="0"/>
-            <wp:docPr id="3" name="Рисунок 3"/>
+          <wp:inline distT="0" distB="0" distL="0" distR="0" wp14:anchorId="76C0B2BF" wp14:editId="59963EA6">
+            <wp:extent cx="6011114" cy="3562847"/>
+            <wp:effectExtent l="0" t="0" r="8890" b="0"/>
+            <wp:docPr id="18" name="Рисунок 18"/>
             <wp:cNvGraphicFramePr>
               <a:graphicFrameLocks xmlns:a="http://schemas.openxmlformats.org/drawingml/2006/main" noChangeAspect="1"/>
             </wp:cNvGraphicFramePr>
@@ -2035,7 +2917,7 @@
                   <pic:spPr>
                     <a:xfrm>
                       <a:off x="0" y="0"/>
-                      <a:ext cx="4018068" cy="2880000"/>
+                      <a:ext cx="6011114" cy="3562847"/>
                     </a:xfrm>
                     <a:prstGeom prst="rect">
                       <a:avLst/>
@@ -2067,6 +2949,7 @@
           <w:szCs w:val="28"/>
           <w:lang w:val="uk-UA"/>
         </w:rPr>
+        <w:lastRenderedPageBreak/>
         <w:t xml:space="preserve">Рис. </w:t>
       </w:r>
       <w:r>
@@ -2094,7 +2977,7 @@
           <w:szCs w:val="28"/>
           <w:lang w:val="uk-UA"/>
         </w:rPr>
-        <w:t>Запис про події аудиту в журналі безпеки</w:t>
+        <w:t>Створення розділів логічного типу</w:t>
       </w:r>
     </w:p>
     <w:p>
@@ -2112,16 +2995,15 @@
       <w:r>
         <w:rPr>
           <w:bCs/>
-          <w:noProof/>
           <w:sz w:val="28"/>
           <w:szCs w:val="28"/>
           <w:lang w:val="uk-UA"/>
         </w:rPr>
         <w:drawing>
-          <wp:inline distT="0" distB="0" distL="0" distR="0" wp14:anchorId="10FF088E" wp14:editId="3B0C9EE3">
-            <wp:extent cx="3021030" cy="3060000"/>
-            <wp:effectExtent l="0" t="0" r="8255" b="7620"/>
-            <wp:docPr id="5" name="Рисунок 5"/>
+          <wp:inline distT="0" distB="0" distL="0" distR="0" wp14:anchorId="264A9664" wp14:editId="309CA9C9">
+            <wp:extent cx="6299835" cy="6577330"/>
+            <wp:effectExtent l="0" t="0" r="5715" b="0"/>
+            <wp:docPr id="19" name="Рисунок 19"/>
             <wp:cNvGraphicFramePr>
               <a:graphicFrameLocks xmlns:a="http://schemas.openxmlformats.org/drawingml/2006/main" noChangeAspect="1"/>
             </wp:cNvGraphicFramePr>
@@ -2141,7 +3023,7 @@
                   <pic:spPr>
                     <a:xfrm>
                       <a:off x="0" y="0"/>
-                      <a:ext cx="3021030" cy="3060000"/>
+                      <a:ext cx="6299835" cy="6577330"/>
                     </a:xfrm>
                     <a:prstGeom prst="rect">
                       <a:avLst/>
@@ -2182,25 +3064,25 @@
           <w:szCs w:val="28"/>
           <w:lang w:val="uk-UA"/>
         </w:rPr>
-        <w:t>5.</w:t>
-      </w:r>
-      <w:r>
-        <w:rPr>
-          <w:bCs/>
-          <w:sz w:val="28"/>
-          <w:szCs w:val="28"/>
-          <w:lang w:val="uk-UA"/>
-        </w:rPr>
-        <w:t xml:space="preserve"> </w:t>
-      </w:r>
-      <w:r>
-        <w:rPr>
-          <w:bCs/>
-          <w:sz w:val="28"/>
-          <w:szCs w:val="28"/>
-          <w:lang w:val="uk-UA"/>
-        </w:rPr>
-        <w:t>Детальний опис запису в журналі безпеки</w:t>
+        <w:t>5</w:t>
+      </w:r>
+      <w:r>
+        <w:rPr>
+          <w:bCs/>
+          <w:sz w:val="28"/>
+          <w:szCs w:val="28"/>
+          <w:lang w:val="uk-UA"/>
+        </w:rPr>
+        <w:t xml:space="preserve">. </w:t>
+      </w:r>
+      <w:r>
+        <w:rPr>
+          <w:bCs/>
+          <w:sz w:val="28"/>
+          <w:szCs w:val="28"/>
+          <w:lang w:val="uk-UA"/>
+        </w:rPr>
+        <w:t>Створення файлової систему</w:t>
       </w:r>
     </w:p>
     <w:p>
@@ -2218,17 +3100,16 @@
       <w:r>
         <w:rPr>
           <w:bCs/>
-          <w:noProof/>
           <w:sz w:val="28"/>
           <w:szCs w:val="28"/>
           <w:lang w:val="uk-UA"/>
         </w:rPr>
         <w:lastRenderedPageBreak/>
         <w:drawing>
-          <wp:inline distT="0" distB="0" distL="0" distR="0" wp14:anchorId="17402A16" wp14:editId="498842EA">
-            <wp:extent cx="3646203" cy="3060000"/>
-            <wp:effectExtent l="0" t="0" r="0" b="7620"/>
-            <wp:docPr id="24" name="Рисунок 24"/>
+          <wp:inline distT="0" distB="0" distL="0" distR="0" wp14:anchorId="51293394" wp14:editId="34AC9400">
+            <wp:extent cx="5439534" cy="2238687"/>
+            <wp:effectExtent l="0" t="0" r="8890" b="9525"/>
+            <wp:docPr id="20" name="Рисунок 20"/>
             <wp:cNvGraphicFramePr>
               <a:graphicFrameLocks xmlns:a="http://schemas.openxmlformats.org/drawingml/2006/main" noChangeAspect="1"/>
             </wp:cNvGraphicFramePr>
@@ -2248,7 +3129,7 @@
                   <pic:spPr>
                     <a:xfrm>
                       <a:off x="0" y="0"/>
-                      <a:ext cx="3646203" cy="3060000"/>
+                      <a:ext cx="5439534" cy="2238687"/>
                     </a:xfrm>
                     <a:prstGeom prst="rect">
                       <a:avLst/>
@@ -2298,7 +3179,16 @@
           <w:szCs w:val="28"/>
           <w:lang w:val="uk-UA"/>
         </w:rPr>
-        <w:t>. Властивості заблокованого облікового запису</w:t>
+        <w:t xml:space="preserve">. </w:t>
+      </w:r>
+      <w:r>
+        <w:rPr>
+          <w:bCs/>
+          <w:sz w:val="28"/>
+          <w:szCs w:val="28"/>
+          <w:lang w:val="uk-UA"/>
+        </w:rPr>
+        <w:t>Монтування файлової системи</w:t>
       </w:r>
     </w:p>
     <w:p>
@@ -2313,76 +3203,18 @@
           <w:lang w:val="uk-UA"/>
         </w:rPr>
       </w:pPr>
-    </w:p>
-    <w:p>
-      <w:pPr>
-        <w:shd w:val="solid" w:color="FFFFFF" w:fill="FFFFFF"/>
-        <w:spacing w:line="360" w:lineRule="auto"/>
-        <w:ind w:firstLine="709"/>
-        <w:contextualSpacing/>
-        <w:jc w:val="both"/>
-        <w:rPr>
-          <w:b/>
-          <w:bCs/>
-          <w:sz w:val="28"/>
-          <w:szCs w:val="28"/>
-          <w:lang w:val="uk-UA"/>
-        </w:rPr>
-      </w:pPr>
-      <w:r>
-        <w:rPr>
-          <w:b/>
-          <w:bCs/>
-          <w:sz w:val="28"/>
-          <w:szCs w:val="28"/>
-          <w:lang w:val="uk-UA"/>
-        </w:rPr>
-        <w:t xml:space="preserve">3. </w:t>
-      </w:r>
-      <w:r>
-        <w:rPr>
-          <w:b/>
-          <w:sz w:val="28"/>
-          <w:szCs w:val="28"/>
-        </w:rPr>
-        <w:t>Управління доступом до об'єктів файлової системи в Linux</w:t>
-      </w:r>
-      <w:r>
-        <w:rPr>
-          <w:b/>
-          <w:bCs/>
-          <w:sz w:val="28"/>
-          <w:szCs w:val="28"/>
-          <w:lang w:val="uk-UA"/>
-        </w:rPr>
-        <w:t>.</w:t>
-      </w:r>
-    </w:p>
-    <w:p>
-      <w:pPr>
-        <w:shd w:val="solid" w:color="FFFFFF" w:fill="FFFFFF"/>
-        <w:spacing w:line="360" w:lineRule="auto"/>
-        <w:jc w:val="center"/>
-        <w:rPr>
-          <w:bCs/>
-          <w:sz w:val="28"/>
-          <w:szCs w:val="28"/>
-          <w:lang w:val="uk-UA"/>
-        </w:rPr>
-      </w:pPr>
-      <w:r>
-        <w:rPr>
-          <w:bCs/>
-          <w:noProof/>
+      <w:r>
+        <w:rPr>
+          <w:bCs/>
           <w:sz w:val="28"/>
           <w:szCs w:val="28"/>
           <w:lang w:val="uk-UA"/>
         </w:rPr>
         <w:drawing>
-          <wp:inline distT="0" distB="0" distL="0" distR="0" wp14:anchorId="1BFB440D" wp14:editId="7CB12E4D">
-            <wp:extent cx="4300644" cy="3060000"/>
-            <wp:effectExtent l="0" t="0" r="5080" b="7620"/>
-            <wp:docPr id="6" name="Рисунок 6"/>
+          <wp:inline distT="0" distB="0" distL="0" distR="0" wp14:anchorId="0C22BEE8" wp14:editId="2C027A03">
+            <wp:extent cx="4763165" cy="4591691"/>
+            <wp:effectExtent l="0" t="0" r="0" b="0"/>
+            <wp:docPr id="22" name="Рисунок 22"/>
             <wp:cNvGraphicFramePr>
               <a:graphicFrameLocks xmlns:a="http://schemas.openxmlformats.org/drawingml/2006/main" noChangeAspect="1"/>
             </wp:cNvGraphicFramePr>
@@ -2402,7 +3234,7 @@
                   <pic:spPr>
                     <a:xfrm>
                       <a:off x="0" y="0"/>
-                      <a:ext cx="4300644" cy="3060000"/>
+                      <a:ext cx="4763165" cy="4591691"/>
                     </a:xfrm>
                     <a:prstGeom prst="rect">
                       <a:avLst/>
@@ -2461,7 +3293,7 @@
           <w:szCs w:val="28"/>
           <w:lang w:val="uk-UA"/>
         </w:rPr>
-        <w:t>Політика аудиту</w:t>
+        <w:t>Перевірка доступу до файлової системи</w:t>
       </w:r>
     </w:p>
     <w:p>
@@ -2479,17 +3311,16 @@
       <w:r>
         <w:rPr>
           <w:bCs/>
-          <w:noProof/>
           <w:sz w:val="28"/>
           <w:szCs w:val="28"/>
           <w:lang w:val="uk-UA"/>
         </w:rPr>
         <w:lastRenderedPageBreak/>
         <w:drawing>
-          <wp:inline distT="0" distB="0" distL="0" distR="0" wp14:anchorId="007F28EB" wp14:editId="65C863A0">
-            <wp:extent cx="4108392" cy="2160000"/>
-            <wp:effectExtent l="0" t="0" r="6985" b="0"/>
-            <wp:docPr id="7" name="Рисунок 7"/>
+          <wp:inline distT="0" distB="0" distL="0" distR="0" wp14:anchorId="73A9026C" wp14:editId="35CEE53E">
+            <wp:extent cx="4515480" cy="2248214"/>
+            <wp:effectExtent l="0" t="0" r="0" b="0"/>
+            <wp:docPr id="23" name="Рисунок 23"/>
             <wp:cNvGraphicFramePr>
               <a:graphicFrameLocks xmlns:a="http://schemas.openxmlformats.org/drawingml/2006/main" noChangeAspect="1"/>
             </wp:cNvGraphicFramePr>
@@ -2509,7 +3340,7 @@
                   <pic:spPr>
                     <a:xfrm>
                       <a:off x="0" y="0"/>
-                      <a:ext cx="4108392" cy="2160000"/>
+                      <a:ext cx="4515480" cy="2248214"/>
                     </a:xfrm>
                     <a:prstGeom prst="rect">
                       <a:avLst/>
@@ -2561,14 +3392,25 @@
         </w:rPr>
         <w:t xml:space="preserve">. </w:t>
       </w:r>
-      <w:r>
-        <w:rPr>
-          <w:bCs/>
-          <w:sz w:val="28"/>
-          <w:szCs w:val="28"/>
-          <w:lang w:val="uk-UA"/>
-        </w:rPr>
-        <w:t>Зміна системного часу</w:t>
+      <w:proofErr w:type="spellStart"/>
+      <w:r>
+        <w:rPr>
+          <w:bCs/>
+          <w:sz w:val="28"/>
+          <w:szCs w:val="28"/>
+          <w:lang w:val="uk-UA"/>
+        </w:rPr>
+        <w:t>Відмонтовування</w:t>
+      </w:r>
+      <w:proofErr w:type="spellEnd"/>
+      <w:r>
+        <w:rPr>
+          <w:bCs/>
+          <w:sz w:val="28"/>
+          <w:szCs w:val="28"/>
+          <w:lang w:val="uk-UA"/>
+        </w:rPr>
+        <w:t xml:space="preserve"> файлової системи</w:t>
       </w:r>
     </w:p>
     <w:p>
@@ -2580,22 +3422,19 @@
           <w:bCs/>
           <w:sz w:val="28"/>
           <w:szCs w:val="28"/>
-          <w:lang w:val="uk-UA"/>
-        </w:rPr>
-      </w:pPr>
-      <w:r>
-        <w:rPr>
-          <w:bCs/>
-          <w:noProof/>
-          <w:sz w:val="28"/>
-          <w:szCs w:val="28"/>
-          <w:lang w:val="uk-UA"/>
+        </w:rPr>
+      </w:pPr>
+      <w:r>
+        <w:rPr>
+          <w:bCs/>
+          <w:sz w:val="28"/>
+          <w:szCs w:val="28"/>
         </w:rPr>
         <w:drawing>
-          <wp:inline distT="0" distB="0" distL="0" distR="0" wp14:anchorId="77A3B675" wp14:editId="107B1C14">
-            <wp:extent cx="4027701" cy="2880000"/>
+          <wp:inline distT="0" distB="0" distL="0" distR="0" wp14:anchorId="17CF3BAA" wp14:editId="7DDC73C7">
+            <wp:extent cx="4502155" cy="2156460"/>
             <wp:effectExtent l="0" t="0" r="0" b="0"/>
-            <wp:docPr id="8" name="Рисунок 8"/>
+            <wp:docPr id="25" name="Рисунок 25"/>
             <wp:cNvGraphicFramePr>
               <a:graphicFrameLocks xmlns:a="http://schemas.openxmlformats.org/drawingml/2006/main" noChangeAspect="1"/>
             </wp:cNvGraphicFramePr>
@@ -2615,7 +3454,7 @@
                   <pic:spPr>
                     <a:xfrm>
                       <a:off x="0" y="0"/>
-                      <a:ext cx="4027701" cy="2880000"/>
+                      <a:ext cx="4512262" cy="2161301"/>
                     </a:xfrm>
                     <a:prstGeom prst="rect">
                       <a:avLst/>
@@ -2665,8 +3504,28 @@
           <w:szCs w:val="28"/>
           <w:lang w:val="uk-UA"/>
         </w:rPr>
-        <w:t>. Запис події зміни системного часу</w:t>
-      </w:r>
+        <w:t xml:space="preserve">. </w:t>
+      </w:r>
+      <w:r>
+        <w:rPr>
+          <w:bCs/>
+          <w:sz w:val="28"/>
+          <w:szCs w:val="28"/>
+          <w:lang w:val="uk-UA"/>
+        </w:rPr>
+        <w:t xml:space="preserve">Перевірка успішного </w:t>
+      </w:r>
+      <w:proofErr w:type="spellStart"/>
+      <w:r>
+        <w:rPr>
+          <w:bCs/>
+          <w:sz w:val="28"/>
+          <w:szCs w:val="28"/>
+          <w:lang w:val="uk-UA"/>
+        </w:rPr>
+        <w:t>відмонтовування</w:t>
+      </w:r>
+      <w:proofErr w:type="spellEnd"/>
     </w:p>
     <w:p>
       <w:pPr>
@@ -2683,16 +3542,16 @@
       <w:r>
         <w:rPr>
           <w:bCs/>
-          <w:noProof/>
-          <w:sz w:val="28"/>
-          <w:szCs w:val="28"/>
-          <w:lang w:val="uk-UA"/>
-        </w:rPr>
+          <w:sz w:val="28"/>
+          <w:szCs w:val="28"/>
+          <w:lang w:val="uk-UA"/>
+        </w:rPr>
+        <w:lastRenderedPageBreak/>
         <w:drawing>
-          <wp:inline distT="0" distB="0" distL="0" distR="0" wp14:anchorId="0FC82145" wp14:editId="521DA076">
-            <wp:extent cx="2560704" cy="2880000"/>
-            <wp:effectExtent l="0" t="0" r="0" b="0"/>
-            <wp:docPr id="9" name="Рисунок 9"/>
+          <wp:inline distT="0" distB="0" distL="0" distR="0" wp14:anchorId="780D1A8F" wp14:editId="6EF177C3">
+            <wp:extent cx="6299835" cy="4378325"/>
+            <wp:effectExtent l="0" t="0" r="5715" b="3175"/>
+            <wp:docPr id="26" name="Рисунок 26"/>
             <wp:cNvGraphicFramePr>
               <a:graphicFrameLocks xmlns:a="http://schemas.openxmlformats.org/drawingml/2006/main" noChangeAspect="1"/>
             </wp:cNvGraphicFramePr>
@@ -2712,7 +3571,7 @@
                   <pic:spPr>
                     <a:xfrm>
                       <a:off x="0" y="0"/>
-                      <a:ext cx="2560704" cy="2880000"/>
+                      <a:ext cx="6299835" cy="4378325"/>
                     </a:xfrm>
                     <a:prstGeom prst="rect">
                       <a:avLst/>
@@ -2762,35 +3621,139 @@
           <w:szCs w:val="28"/>
           <w:lang w:val="uk-UA"/>
         </w:rPr>
-        <w:t>. Відключення акаунту</w:t>
+        <w:t>. Успішне автоматичне монтування при старті системи</w:t>
       </w:r>
     </w:p>
     <w:p>
       <w:pPr>
         <w:shd w:val="solid" w:color="FFFFFF" w:fill="FFFFFF"/>
         <w:spacing w:line="360" w:lineRule="auto"/>
-        <w:jc w:val="center"/>
-        <w:rPr>
-          <w:bCs/>
-          <w:sz w:val="28"/>
-          <w:szCs w:val="28"/>
-          <w:lang w:val="uk-UA"/>
-        </w:rPr>
-      </w:pPr>
-      <w:r>
-        <w:rPr>
-          <w:bCs/>
-          <w:noProof/>
-          <w:sz w:val="28"/>
-          <w:szCs w:val="28"/>
-          <w:lang w:val="uk-UA"/>
-        </w:rPr>
-        <w:lastRenderedPageBreak/>
+        <w:rPr>
+          <w:bCs/>
+          <w:sz w:val="28"/>
+          <w:szCs w:val="28"/>
+          <w:lang w:val="uk-UA"/>
+        </w:rPr>
+      </w:pPr>
+    </w:p>
+    <w:p>
+      <w:pPr>
+        <w:shd w:val="solid" w:color="FFFFFF" w:fill="FFFFFF"/>
+        <w:spacing w:line="360" w:lineRule="auto"/>
+        <w:ind w:firstLine="709"/>
+        <w:jc w:val="both"/>
+        <w:rPr>
+          <w:b/>
+          <w:sz w:val="28"/>
+          <w:szCs w:val="28"/>
+        </w:rPr>
+      </w:pPr>
+      <w:r>
+        <w:rPr>
+          <w:b/>
+          <w:bCs/>
+          <w:sz w:val="28"/>
+          <w:szCs w:val="28"/>
+          <w:lang w:val="uk-UA"/>
+        </w:rPr>
+        <w:t>2</w:t>
+      </w:r>
+      <w:r>
+        <w:rPr>
+          <w:b/>
+          <w:bCs/>
+          <w:sz w:val="28"/>
+          <w:szCs w:val="28"/>
+          <w:lang w:val="uk-UA"/>
+        </w:rPr>
+        <w:t xml:space="preserve">. </w:t>
+      </w:r>
+      <w:proofErr w:type="spellStart"/>
+      <w:r>
+        <w:rPr>
+          <w:b/>
+          <w:sz w:val="28"/>
+          <w:szCs w:val="28"/>
+        </w:rPr>
+        <w:t>Управління</w:t>
+      </w:r>
+      <w:proofErr w:type="spellEnd"/>
+      <w:r>
+        <w:rPr>
+          <w:b/>
+          <w:sz w:val="28"/>
+          <w:szCs w:val="28"/>
+        </w:rPr>
+        <w:t xml:space="preserve"> </w:t>
+      </w:r>
+      <w:proofErr w:type="spellStart"/>
+      <w:r>
+        <w:rPr>
+          <w:b/>
+          <w:sz w:val="28"/>
+          <w:szCs w:val="28"/>
+        </w:rPr>
+        <w:t>користувачами</w:t>
+      </w:r>
+      <w:proofErr w:type="spellEnd"/>
+      <w:r>
+        <w:rPr>
+          <w:b/>
+          <w:sz w:val="28"/>
+          <w:szCs w:val="28"/>
+        </w:rPr>
+        <w:t xml:space="preserve"> і </w:t>
+      </w:r>
+      <w:proofErr w:type="spellStart"/>
+      <w:r>
+        <w:rPr>
+          <w:b/>
+          <w:sz w:val="28"/>
+          <w:szCs w:val="28"/>
+        </w:rPr>
+        <w:t>групами</w:t>
+      </w:r>
+      <w:proofErr w:type="spellEnd"/>
+      <w:r>
+        <w:rPr>
+          <w:b/>
+          <w:sz w:val="28"/>
+          <w:szCs w:val="28"/>
+        </w:rPr>
+        <w:t xml:space="preserve"> в Linux</w:t>
+      </w:r>
+      <w:r>
+        <w:rPr>
+          <w:b/>
+          <w:sz w:val="28"/>
+          <w:szCs w:val="28"/>
+        </w:rPr>
+        <w:t>.</w:t>
+      </w:r>
+    </w:p>
+    <w:p>
+      <w:pPr>
+        <w:shd w:val="solid" w:color="FFFFFF" w:fill="FFFFFF"/>
+        <w:spacing w:line="360" w:lineRule="auto"/>
+        <w:ind w:firstLine="709"/>
+        <w:jc w:val="both"/>
+        <w:rPr>
+          <w:b/>
+          <w:sz w:val="28"/>
+          <w:szCs w:val="28"/>
+        </w:rPr>
+      </w:pPr>
+      <w:r>
+        <w:rPr>
+          <w:b/>
+          <w:sz w:val="28"/>
+          <w:szCs w:val="28"/>
+        </w:rPr>
         <w:drawing>
-          <wp:inline distT="0" distB="0" distL="0" distR="0" wp14:anchorId="171FB795" wp14:editId="5E6D8152">
-            <wp:extent cx="4162043" cy="2880000"/>
-            <wp:effectExtent l="0" t="0" r="0" b="0"/>
-            <wp:docPr id="10" name="Рисунок 10"/>
+          <wp:inline distT="0" distB="0" distL="0" distR="0" wp14:anchorId="7C02F97C" wp14:editId="57D156CF">
+            <wp:extent cx="4538840" cy="3215299"/>
+            <wp:effectExtent l="0" t="0" r="0" b="4445"/>
+            <wp:docPr id="27" name="Рисунок 27"/>
             <wp:cNvGraphicFramePr>
               <a:graphicFrameLocks xmlns:a="http://schemas.openxmlformats.org/drawingml/2006/main" noChangeAspect="1"/>
             </wp:cNvGraphicFramePr>
@@ -2810,7 +3773,7 @@
                   <pic:spPr>
                     <a:xfrm>
                       <a:off x="0" y="0"/>
-                      <a:ext cx="4162043" cy="2880000"/>
+                      <a:ext cx="4545199" cy="3219803"/>
                     </a:xfrm>
                     <a:prstGeom prst="rect">
                       <a:avLst/>
@@ -2860,7 +3823,16 @@
           <w:szCs w:val="28"/>
           <w:lang w:val="uk-UA"/>
         </w:rPr>
-        <w:t>. Запис події відключення акаунту</w:t>
+        <w:t xml:space="preserve">. </w:t>
+      </w:r>
+      <w:r>
+        <w:rPr>
+          <w:bCs/>
+          <w:sz w:val="28"/>
+          <w:szCs w:val="28"/>
+          <w:lang w:val="uk-UA"/>
+        </w:rPr>
+        <w:t>Створення нового користувача</w:t>
       </w:r>
     </w:p>
     <w:p>
@@ -2878,16 +3850,16 @@
       <w:r>
         <w:rPr>
           <w:bCs/>
-          <w:noProof/>
-          <w:sz w:val="28"/>
-          <w:szCs w:val="28"/>
-          <w:lang w:val="uk-UA"/>
-        </w:rPr>
+          <w:sz w:val="28"/>
+          <w:szCs w:val="28"/>
+          <w:lang w:val="uk-UA"/>
+        </w:rPr>
+        <w:lastRenderedPageBreak/>
         <w:drawing>
-          <wp:inline distT="0" distB="0" distL="0" distR="0" wp14:anchorId="7B9236AC" wp14:editId="4D4166D5">
-            <wp:extent cx="2999422" cy="2880000"/>
-            <wp:effectExtent l="0" t="0" r="0" b="0"/>
-            <wp:docPr id="11" name="Рисунок 11"/>
+          <wp:inline distT="0" distB="0" distL="0" distR="0" wp14:anchorId="0B9C867D" wp14:editId="66613841">
+            <wp:extent cx="6299835" cy="1109980"/>
+            <wp:effectExtent l="0" t="0" r="5715" b="0"/>
+            <wp:docPr id="28" name="Рисунок 28"/>
             <wp:cNvGraphicFramePr>
               <a:graphicFrameLocks xmlns:a="http://schemas.openxmlformats.org/drawingml/2006/main" noChangeAspect="1"/>
             </wp:cNvGraphicFramePr>
@@ -2907,7 +3879,7 @@
                   <pic:spPr>
                     <a:xfrm>
                       <a:off x="0" y="0"/>
-                      <a:ext cx="2999422" cy="2880000"/>
+                      <a:ext cx="6299835" cy="1109980"/>
                     </a:xfrm>
                     <a:prstGeom prst="rect">
                       <a:avLst/>
@@ -2957,7 +3929,16 @@
           <w:szCs w:val="28"/>
           <w:lang w:val="uk-UA"/>
         </w:rPr>
-        <w:t>. Створення нового облікового запису</w:t>
+        <w:t xml:space="preserve">. </w:t>
+      </w:r>
+      <w:r>
+        <w:rPr>
+          <w:bCs/>
+          <w:sz w:val="28"/>
+          <w:szCs w:val="28"/>
+          <w:lang w:val="uk-UA"/>
+        </w:rPr>
+        <w:t>Зміна пароля користувача</w:t>
       </w:r>
     </w:p>
     <w:p>
@@ -2975,17 +3956,15 @@
       <w:r>
         <w:rPr>
           <w:bCs/>
-          <w:noProof/>
-          <w:sz w:val="28"/>
-          <w:szCs w:val="28"/>
-          <w:lang w:val="uk-UA"/>
-        </w:rPr>
-        <w:lastRenderedPageBreak/>
+          <w:sz w:val="28"/>
+          <w:szCs w:val="28"/>
+          <w:lang w:val="uk-UA"/>
+        </w:rPr>
         <w:drawing>
-          <wp:inline distT="0" distB="0" distL="0" distR="0" wp14:anchorId="01FF5535" wp14:editId="6F432A1A">
-            <wp:extent cx="4059742" cy="2880000"/>
-            <wp:effectExtent l="0" t="0" r="0" b="0"/>
-            <wp:docPr id="12" name="Рисунок 12"/>
+          <wp:inline distT="0" distB="0" distL="0" distR="0" wp14:anchorId="1E89438F" wp14:editId="26E7843D">
+            <wp:extent cx="6299835" cy="2597785"/>
+            <wp:effectExtent l="0" t="0" r="5715" b="0"/>
+            <wp:docPr id="29" name="Рисунок 29"/>
             <wp:cNvGraphicFramePr>
               <a:graphicFrameLocks xmlns:a="http://schemas.openxmlformats.org/drawingml/2006/main" noChangeAspect="1"/>
             </wp:cNvGraphicFramePr>
@@ -3005,7 +3984,7 @@
                   <pic:spPr>
                     <a:xfrm>
                       <a:off x="0" y="0"/>
-                      <a:ext cx="4059742" cy="2880000"/>
+                      <a:ext cx="6299835" cy="2597785"/>
                     </a:xfrm>
                     <a:prstGeom prst="rect">
                       <a:avLst/>
@@ -3037,25 +4016,34 @@
           <w:szCs w:val="28"/>
           <w:lang w:val="uk-UA"/>
         </w:rPr>
-        <w:t xml:space="preserve">Рис. </w:t>
-      </w:r>
-      <w:r>
-        <w:rPr>
-          <w:bCs/>
-          <w:sz w:val="28"/>
-          <w:szCs w:val="28"/>
-          <w:lang w:val="uk-UA"/>
-        </w:rPr>
-        <w:t>13</w:t>
-      </w:r>
-      <w:r>
-        <w:rPr>
-          <w:bCs/>
-          <w:sz w:val="28"/>
-          <w:szCs w:val="28"/>
-          <w:lang w:val="uk-UA"/>
-        </w:rPr>
-        <w:t>. Запис події створення нового акаунту</w:t>
+        <w:t>Рис. 1</w:t>
+      </w:r>
+      <w:r>
+        <w:rPr>
+          <w:bCs/>
+          <w:sz w:val="28"/>
+          <w:szCs w:val="28"/>
+          <w:lang w:val="uk-UA"/>
+        </w:rPr>
+        <w:t>3</w:t>
+      </w:r>
+      <w:r>
+        <w:rPr>
+          <w:bCs/>
+          <w:sz w:val="28"/>
+          <w:szCs w:val="28"/>
+          <w:lang w:val="uk-UA"/>
+        </w:rPr>
+        <w:t xml:space="preserve">. </w:t>
+      </w:r>
+      <w:r>
+        <w:rPr>
+          <w:bCs/>
+          <w:sz w:val="28"/>
+          <w:szCs w:val="28"/>
+          <w:lang w:val="uk-UA"/>
+        </w:rPr>
+        <w:t>Зміна групи користувача</w:t>
       </w:r>
     </w:p>
     <w:p>
@@ -3073,16 +4061,15 @@
       <w:r>
         <w:rPr>
           <w:bCs/>
-          <w:noProof/>
           <w:sz w:val="28"/>
           <w:szCs w:val="28"/>
           <w:lang w:val="uk-UA"/>
         </w:rPr>
         <w:drawing>
-          <wp:inline distT="0" distB="0" distL="0" distR="0" wp14:anchorId="3CF8FA7E" wp14:editId="6C561FCB">
-            <wp:extent cx="4034520" cy="2880000"/>
-            <wp:effectExtent l="0" t="0" r="4445" b="0"/>
-            <wp:docPr id="13" name="Рисунок 13"/>
+          <wp:inline distT="0" distB="0" distL="0" distR="0" wp14:anchorId="19646F29" wp14:editId="4C51730C">
+            <wp:extent cx="5044440" cy="2482814"/>
+            <wp:effectExtent l="0" t="0" r="3810" b="0"/>
+            <wp:docPr id="30" name="Рисунок 30"/>
             <wp:cNvGraphicFramePr>
               <a:graphicFrameLocks xmlns:a="http://schemas.openxmlformats.org/drawingml/2006/main" noChangeAspect="1"/>
             </wp:cNvGraphicFramePr>
@@ -3102,7 +4089,7 @@
                   <pic:spPr>
                     <a:xfrm>
                       <a:off x="0" y="0"/>
-                      <a:ext cx="4034520" cy="2880000"/>
+                      <a:ext cx="5051029" cy="2486057"/>
                     </a:xfrm>
                     <a:prstGeom prst="rect">
                       <a:avLst/>
@@ -3134,26 +4121,46 @@
           <w:szCs w:val="28"/>
           <w:lang w:val="uk-UA"/>
         </w:rPr>
-        <w:t xml:space="preserve">Рис. </w:t>
-      </w:r>
-      <w:r>
-        <w:rPr>
-          <w:bCs/>
-          <w:sz w:val="28"/>
-          <w:szCs w:val="28"/>
-          <w:lang w:val="uk-UA"/>
-        </w:rPr>
-        <w:t>14</w:t>
-      </w:r>
-      <w:r>
-        <w:rPr>
-          <w:bCs/>
-          <w:sz w:val="28"/>
-          <w:szCs w:val="28"/>
-          <w:lang w:val="uk-UA"/>
-        </w:rPr>
-        <w:t>. Відомості про вхід користувача у систему</w:t>
-      </w:r>
+        <w:t>Рис. 1</w:t>
+      </w:r>
+      <w:r>
+        <w:rPr>
+          <w:bCs/>
+          <w:sz w:val="28"/>
+          <w:szCs w:val="28"/>
+          <w:lang w:val="uk-UA"/>
+        </w:rPr>
+        <w:t>4</w:t>
+      </w:r>
+      <w:r>
+        <w:rPr>
+          <w:bCs/>
+          <w:sz w:val="28"/>
+          <w:szCs w:val="28"/>
+          <w:lang w:val="uk-UA"/>
+        </w:rPr>
+        <w:t xml:space="preserve">. </w:t>
+      </w:r>
+      <w:r>
+        <w:rPr>
+          <w:bCs/>
+          <w:sz w:val="28"/>
+          <w:szCs w:val="28"/>
+          <w:lang w:val="uk-UA"/>
+        </w:rPr>
+        <w:t xml:space="preserve">Режим </w:t>
+      </w:r>
+      <w:proofErr w:type="spellStart"/>
+      <w:r>
+        <w:rPr>
+          <w:bCs/>
+          <w:sz w:val="28"/>
+          <w:szCs w:val="28"/>
+          <w:lang w:val="uk-UA"/>
+        </w:rPr>
+        <w:t>суперкористувача</w:t>
+      </w:r>
+      <w:proofErr w:type="spellEnd"/>
     </w:p>
     <w:p>
       <w:pPr>
@@ -3170,17 +4177,16 @@
       <w:r>
         <w:rPr>
           <w:bCs/>
-          <w:noProof/>
           <w:sz w:val="28"/>
           <w:szCs w:val="28"/>
           <w:lang w:val="uk-UA"/>
         </w:rPr>
         <w:lastRenderedPageBreak/>
         <w:drawing>
-          <wp:inline distT="0" distB="0" distL="0" distR="0" wp14:anchorId="4F4B6559" wp14:editId="1687D174">
-            <wp:extent cx="4061480" cy="2880000"/>
+          <wp:inline distT="0" distB="0" distL="0" distR="0" wp14:anchorId="6F5CE5C5" wp14:editId="3CDBE60C">
+            <wp:extent cx="4594860" cy="3090566"/>
             <wp:effectExtent l="0" t="0" r="0" b="0"/>
-            <wp:docPr id="14" name="Рисунок 14"/>
+            <wp:docPr id="31" name="Рисунок 31"/>
             <wp:cNvGraphicFramePr>
               <a:graphicFrameLocks xmlns:a="http://schemas.openxmlformats.org/drawingml/2006/main" noChangeAspect="1"/>
             </wp:cNvGraphicFramePr>
@@ -3200,7 +4206,7 @@
                   <pic:spPr>
                     <a:xfrm>
                       <a:off x="0" y="0"/>
-                      <a:ext cx="4061480" cy="2880000"/>
+                      <a:ext cx="4599203" cy="3093487"/>
                     </a:xfrm>
                     <a:prstGeom prst="rect">
                       <a:avLst/>
@@ -3222,6 +4228,748 @@
           <w:bCs/>
           <w:sz w:val="28"/>
           <w:szCs w:val="28"/>
+        </w:rPr>
+      </w:pPr>
+      <w:r>
+        <w:rPr>
+          <w:bCs/>
+          <w:sz w:val="28"/>
+          <w:szCs w:val="28"/>
+          <w:lang w:val="uk-UA"/>
+        </w:rPr>
+        <w:t>Рис. 1</w:t>
+      </w:r>
+      <w:r>
+        <w:rPr>
+          <w:bCs/>
+          <w:sz w:val="28"/>
+          <w:szCs w:val="28"/>
+          <w:lang w:val="uk-UA"/>
+        </w:rPr>
+        <w:t>5</w:t>
+      </w:r>
+      <w:r>
+        <w:rPr>
+          <w:bCs/>
+          <w:sz w:val="28"/>
+          <w:szCs w:val="28"/>
+          <w:lang w:val="uk-UA"/>
+        </w:rPr>
+        <w:t xml:space="preserve">. </w:t>
+      </w:r>
+      <w:proofErr w:type="spellStart"/>
+      <w:r>
+        <w:rPr>
+          <w:bCs/>
+          <w:sz w:val="28"/>
+          <w:szCs w:val="28"/>
+        </w:rPr>
+        <w:t>Включення</w:t>
+      </w:r>
+      <w:proofErr w:type="spellEnd"/>
+      <w:r>
+        <w:rPr>
+          <w:bCs/>
+          <w:sz w:val="28"/>
+          <w:szCs w:val="28"/>
+        </w:rPr>
+        <w:t xml:space="preserve"> </w:t>
+      </w:r>
+      <w:proofErr w:type="spellStart"/>
+      <w:r>
+        <w:rPr>
+          <w:bCs/>
+          <w:sz w:val="28"/>
+          <w:szCs w:val="28"/>
+        </w:rPr>
+        <w:t>політики</w:t>
+      </w:r>
+      <w:proofErr w:type="spellEnd"/>
+      <w:r>
+        <w:rPr>
+          <w:bCs/>
+          <w:sz w:val="28"/>
+          <w:szCs w:val="28"/>
+        </w:rPr>
+        <w:t xml:space="preserve"> </w:t>
+      </w:r>
+      <w:proofErr w:type="spellStart"/>
+      <w:r>
+        <w:rPr>
+          <w:bCs/>
+          <w:sz w:val="28"/>
+          <w:szCs w:val="28"/>
+        </w:rPr>
+        <w:t>аудиту</w:t>
+      </w:r>
+      <w:proofErr w:type="spellEnd"/>
+    </w:p>
+    <w:p>
+      <w:pPr>
+        <w:shd w:val="solid" w:color="FFFFFF" w:fill="FFFFFF"/>
+        <w:spacing w:line="360" w:lineRule="auto"/>
+        <w:jc w:val="center"/>
+        <w:rPr>
+          <w:bCs/>
+          <w:sz w:val="28"/>
+          <w:szCs w:val="28"/>
+        </w:rPr>
+      </w:pPr>
+      <w:r>
+        <w:rPr>
+          <w:bCs/>
+          <w:sz w:val="28"/>
+          <w:szCs w:val="28"/>
+        </w:rPr>
+        <w:drawing>
+          <wp:inline distT="0" distB="0" distL="0" distR="0" wp14:anchorId="0B1D37AD" wp14:editId="6C7AC65B">
+            <wp:extent cx="6299835" cy="2682240"/>
+            <wp:effectExtent l="0" t="0" r="5715" b="3810"/>
+            <wp:docPr id="33" name="Рисунок 33"/>
+            <wp:cNvGraphicFramePr>
+              <a:graphicFrameLocks xmlns:a="http://schemas.openxmlformats.org/drawingml/2006/main" noChangeAspect="1"/>
+            </wp:cNvGraphicFramePr>
+            <a:graphic xmlns:a="http://schemas.openxmlformats.org/drawingml/2006/main">
+              <a:graphicData uri="http://schemas.openxmlformats.org/drawingml/2006/picture">
+                <pic:pic xmlns:pic="http://schemas.openxmlformats.org/drawingml/2006/picture">
+                  <pic:nvPicPr>
+                    <pic:cNvPr id="1" name=""/>
+                    <pic:cNvPicPr/>
+                  </pic:nvPicPr>
+                  <pic:blipFill>
+                    <a:blip r:embed="rId23"/>
+                    <a:stretch>
+                      <a:fillRect/>
+                    </a:stretch>
+                  </pic:blipFill>
+                  <pic:spPr>
+                    <a:xfrm>
+                      <a:off x="0" y="0"/>
+                      <a:ext cx="6299835" cy="2682240"/>
+                    </a:xfrm>
+                    <a:prstGeom prst="rect">
+                      <a:avLst/>
+                    </a:prstGeom>
+                  </pic:spPr>
+                </pic:pic>
+              </a:graphicData>
+            </a:graphic>
+          </wp:inline>
+        </w:drawing>
+      </w:r>
+    </w:p>
+    <w:p>
+      <w:pPr>
+        <w:shd w:val="solid" w:color="FFFFFF" w:fill="FFFFFF"/>
+        <w:spacing w:line="360" w:lineRule="auto"/>
+        <w:jc w:val="center"/>
+        <w:rPr>
+          <w:bCs/>
+          <w:sz w:val="28"/>
+          <w:szCs w:val="28"/>
+        </w:rPr>
+      </w:pPr>
+      <w:r>
+        <w:rPr>
+          <w:bCs/>
+          <w:sz w:val="28"/>
+          <w:szCs w:val="28"/>
+          <w:lang w:val="uk-UA"/>
+        </w:rPr>
+        <w:t>Рис. 1</w:t>
+      </w:r>
+      <w:r>
+        <w:rPr>
+          <w:bCs/>
+          <w:sz w:val="28"/>
+          <w:szCs w:val="28"/>
+          <w:lang w:val="uk-UA"/>
+        </w:rPr>
+        <w:t>6</w:t>
+      </w:r>
+      <w:r>
+        <w:rPr>
+          <w:bCs/>
+          <w:sz w:val="28"/>
+          <w:szCs w:val="28"/>
+          <w:lang w:val="uk-UA"/>
+        </w:rPr>
+        <w:t xml:space="preserve">. </w:t>
+      </w:r>
+      <w:proofErr w:type="spellStart"/>
+      <w:r>
+        <w:rPr>
+          <w:bCs/>
+          <w:sz w:val="28"/>
+          <w:szCs w:val="28"/>
+        </w:rPr>
+        <w:t>Включення</w:t>
+      </w:r>
+      <w:proofErr w:type="spellEnd"/>
+      <w:r>
+        <w:rPr>
+          <w:bCs/>
+          <w:sz w:val="28"/>
+          <w:szCs w:val="28"/>
+        </w:rPr>
+        <w:t xml:space="preserve"> </w:t>
+      </w:r>
+      <w:proofErr w:type="spellStart"/>
+      <w:r>
+        <w:rPr>
+          <w:bCs/>
+          <w:sz w:val="28"/>
+          <w:szCs w:val="28"/>
+        </w:rPr>
+        <w:t>політики</w:t>
+      </w:r>
+      <w:proofErr w:type="spellEnd"/>
+      <w:r>
+        <w:rPr>
+          <w:bCs/>
+          <w:sz w:val="28"/>
+          <w:szCs w:val="28"/>
+        </w:rPr>
+        <w:t xml:space="preserve"> </w:t>
+      </w:r>
+      <w:proofErr w:type="spellStart"/>
+      <w:r>
+        <w:rPr>
+          <w:bCs/>
+          <w:sz w:val="28"/>
+          <w:szCs w:val="28"/>
+        </w:rPr>
+        <w:t>аудиту</w:t>
+      </w:r>
+      <w:proofErr w:type="spellEnd"/>
+    </w:p>
+    <w:p>
+      <w:pPr>
+        <w:shd w:val="solid" w:color="FFFFFF" w:fill="FFFFFF"/>
+        <w:spacing w:line="360" w:lineRule="auto"/>
+        <w:jc w:val="center"/>
+        <w:rPr>
+          <w:bCs/>
+          <w:sz w:val="28"/>
+          <w:szCs w:val="28"/>
+        </w:rPr>
+      </w:pPr>
+    </w:p>
+    <w:p>
+      <w:pPr>
+        <w:shd w:val="solid" w:color="FFFFFF" w:fill="FFFFFF"/>
+        <w:spacing w:line="360" w:lineRule="auto"/>
+        <w:ind w:firstLine="709"/>
+        <w:contextualSpacing/>
+        <w:jc w:val="both"/>
+        <w:rPr>
+          <w:b/>
+          <w:bCs/>
+          <w:sz w:val="28"/>
+          <w:szCs w:val="28"/>
+          <w:lang w:val="uk-UA"/>
+        </w:rPr>
+      </w:pPr>
+      <w:r>
+        <w:rPr>
+          <w:b/>
+          <w:bCs/>
+          <w:sz w:val="28"/>
+          <w:szCs w:val="28"/>
+          <w:lang w:val="uk-UA"/>
+        </w:rPr>
+        <w:t xml:space="preserve">3. </w:t>
+      </w:r>
+      <w:proofErr w:type="spellStart"/>
+      <w:r>
+        <w:rPr>
+          <w:b/>
+          <w:sz w:val="28"/>
+          <w:szCs w:val="28"/>
+        </w:rPr>
+        <w:t>Управління</w:t>
+      </w:r>
+      <w:proofErr w:type="spellEnd"/>
+      <w:r>
+        <w:rPr>
+          <w:b/>
+          <w:sz w:val="28"/>
+          <w:szCs w:val="28"/>
+        </w:rPr>
+        <w:t xml:space="preserve"> </w:t>
+      </w:r>
+      <w:proofErr w:type="spellStart"/>
+      <w:r>
+        <w:rPr>
+          <w:b/>
+          <w:sz w:val="28"/>
+          <w:szCs w:val="28"/>
+        </w:rPr>
+        <w:t>доступом</w:t>
+      </w:r>
+      <w:proofErr w:type="spellEnd"/>
+      <w:r>
+        <w:rPr>
+          <w:b/>
+          <w:sz w:val="28"/>
+          <w:szCs w:val="28"/>
+        </w:rPr>
+        <w:t xml:space="preserve"> до </w:t>
+      </w:r>
+      <w:proofErr w:type="spellStart"/>
+      <w:r>
+        <w:rPr>
+          <w:b/>
+          <w:sz w:val="28"/>
+          <w:szCs w:val="28"/>
+        </w:rPr>
+        <w:t>об'єктів</w:t>
+      </w:r>
+      <w:proofErr w:type="spellEnd"/>
+      <w:r>
+        <w:rPr>
+          <w:b/>
+          <w:sz w:val="28"/>
+          <w:szCs w:val="28"/>
+        </w:rPr>
+        <w:t xml:space="preserve"> </w:t>
+      </w:r>
+      <w:proofErr w:type="spellStart"/>
+      <w:r>
+        <w:rPr>
+          <w:b/>
+          <w:sz w:val="28"/>
+          <w:szCs w:val="28"/>
+        </w:rPr>
+        <w:t>файлової</w:t>
+      </w:r>
+      <w:proofErr w:type="spellEnd"/>
+      <w:r>
+        <w:rPr>
+          <w:b/>
+          <w:sz w:val="28"/>
+          <w:szCs w:val="28"/>
+        </w:rPr>
+        <w:t xml:space="preserve"> </w:t>
+      </w:r>
+      <w:proofErr w:type="spellStart"/>
+      <w:r>
+        <w:rPr>
+          <w:b/>
+          <w:sz w:val="28"/>
+          <w:szCs w:val="28"/>
+        </w:rPr>
+        <w:t>системи</w:t>
+      </w:r>
+      <w:proofErr w:type="spellEnd"/>
+      <w:r>
+        <w:rPr>
+          <w:b/>
+          <w:sz w:val="28"/>
+          <w:szCs w:val="28"/>
+        </w:rPr>
+        <w:t xml:space="preserve"> в Linux</w:t>
+      </w:r>
+      <w:r>
+        <w:rPr>
+          <w:b/>
+          <w:bCs/>
+          <w:sz w:val="28"/>
+          <w:szCs w:val="28"/>
+          <w:lang w:val="uk-UA"/>
+        </w:rPr>
+        <w:t>.</w:t>
+      </w:r>
+    </w:p>
+    <w:p>
+      <w:pPr>
+        <w:shd w:val="solid" w:color="FFFFFF" w:fill="FFFFFF"/>
+        <w:spacing w:line="360" w:lineRule="auto"/>
+        <w:jc w:val="center"/>
+        <w:rPr>
+          <w:bCs/>
+          <w:sz w:val="28"/>
+          <w:szCs w:val="28"/>
+          <w:lang w:val="en-US"/>
+        </w:rPr>
+      </w:pPr>
+      <w:r>
+        <w:rPr>
+          <w:bCs/>
+          <w:sz w:val="28"/>
+          <w:szCs w:val="28"/>
+          <w:lang w:val="en-US"/>
+        </w:rPr>
+        <w:lastRenderedPageBreak/>
+        <w:drawing>
+          <wp:inline distT="0" distB="0" distL="0" distR="0" wp14:anchorId="2DEBCE4D" wp14:editId="31BE4EE5">
+            <wp:extent cx="6299835" cy="2585085"/>
+            <wp:effectExtent l="0" t="0" r="5715" b="5715"/>
+            <wp:docPr id="34" name="Рисунок 34"/>
+            <wp:cNvGraphicFramePr>
+              <a:graphicFrameLocks xmlns:a="http://schemas.openxmlformats.org/drawingml/2006/main" noChangeAspect="1"/>
+            </wp:cNvGraphicFramePr>
+            <a:graphic xmlns:a="http://schemas.openxmlformats.org/drawingml/2006/main">
+              <a:graphicData uri="http://schemas.openxmlformats.org/drawingml/2006/picture">
+                <pic:pic xmlns:pic="http://schemas.openxmlformats.org/drawingml/2006/picture">
+                  <pic:nvPicPr>
+                    <pic:cNvPr id="1" name=""/>
+                    <pic:cNvPicPr/>
+                  </pic:nvPicPr>
+                  <pic:blipFill>
+                    <a:blip r:embed="rId24"/>
+                    <a:stretch>
+                      <a:fillRect/>
+                    </a:stretch>
+                  </pic:blipFill>
+                  <pic:spPr>
+                    <a:xfrm>
+                      <a:off x="0" y="0"/>
+                      <a:ext cx="6299835" cy="2585085"/>
+                    </a:xfrm>
+                    <a:prstGeom prst="rect">
+                      <a:avLst/>
+                    </a:prstGeom>
+                  </pic:spPr>
+                </pic:pic>
+              </a:graphicData>
+            </a:graphic>
+          </wp:inline>
+        </w:drawing>
+      </w:r>
+    </w:p>
+    <w:p>
+      <w:pPr>
+        <w:shd w:val="solid" w:color="FFFFFF" w:fill="FFFFFF"/>
+        <w:spacing w:line="360" w:lineRule="auto"/>
+        <w:jc w:val="center"/>
+        <w:rPr>
+          <w:bCs/>
+          <w:sz w:val="28"/>
+          <w:szCs w:val="28"/>
+          <w:lang w:val="uk-UA"/>
+        </w:rPr>
+      </w:pPr>
+      <w:r>
+        <w:rPr>
+          <w:bCs/>
+          <w:sz w:val="28"/>
+          <w:szCs w:val="28"/>
+          <w:lang w:val="uk-UA"/>
+        </w:rPr>
+        <w:t>Рис. 1</w:t>
+      </w:r>
+      <w:r>
+        <w:rPr>
+          <w:bCs/>
+          <w:sz w:val="28"/>
+          <w:szCs w:val="28"/>
+          <w:lang w:val="uk-UA"/>
+        </w:rPr>
+        <w:t>7</w:t>
+      </w:r>
+      <w:r>
+        <w:rPr>
+          <w:bCs/>
+          <w:sz w:val="28"/>
+          <w:szCs w:val="28"/>
+          <w:lang w:val="uk-UA"/>
+        </w:rPr>
+        <w:t xml:space="preserve">. </w:t>
+      </w:r>
+      <w:r>
+        <w:rPr>
+          <w:bCs/>
+          <w:sz w:val="28"/>
+          <w:szCs w:val="28"/>
+          <w:lang w:val="uk-UA"/>
+        </w:rPr>
+        <w:t>Заборона користувачу створювати папку</w:t>
+      </w:r>
+    </w:p>
+    <w:p>
+      <w:pPr>
+        <w:shd w:val="solid" w:color="FFFFFF" w:fill="FFFFFF"/>
+        <w:spacing w:line="360" w:lineRule="auto"/>
+        <w:jc w:val="center"/>
+        <w:rPr>
+          <w:bCs/>
+          <w:sz w:val="28"/>
+          <w:szCs w:val="28"/>
+        </w:rPr>
+      </w:pPr>
+      <w:r>
+        <w:rPr>
+          <w:bCs/>
+          <w:sz w:val="28"/>
+          <w:szCs w:val="28"/>
+        </w:rPr>
+        <w:drawing>
+          <wp:inline distT="0" distB="0" distL="0" distR="0" wp14:anchorId="343A396C" wp14:editId="38B9C1F8">
+            <wp:extent cx="4934639" cy="2105319"/>
+            <wp:effectExtent l="0" t="0" r="0" b="9525"/>
+            <wp:docPr id="35" name="Рисунок 35"/>
+            <wp:cNvGraphicFramePr>
+              <a:graphicFrameLocks xmlns:a="http://schemas.openxmlformats.org/drawingml/2006/main" noChangeAspect="1"/>
+            </wp:cNvGraphicFramePr>
+            <a:graphic xmlns:a="http://schemas.openxmlformats.org/drawingml/2006/main">
+              <a:graphicData uri="http://schemas.openxmlformats.org/drawingml/2006/picture">
+                <pic:pic xmlns:pic="http://schemas.openxmlformats.org/drawingml/2006/picture">
+                  <pic:nvPicPr>
+                    <pic:cNvPr id="1" name=""/>
+                    <pic:cNvPicPr/>
+                  </pic:nvPicPr>
+                  <pic:blipFill>
+                    <a:blip r:embed="rId25"/>
+                    <a:stretch>
+                      <a:fillRect/>
+                    </a:stretch>
+                  </pic:blipFill>
+                  <pic:spPr>
+                    <a:xfrm>
+                      <a:off x="0" y="0"/>
+                      <a:ext cx="4934639" cy="2105319"/>
+                    </a:xfrm>
+                    <a:prstGeom prst="rect">
+                      <a:avLst/>
+                    </a:prstGeom>
+                  </pic:spPr>
+                </pic:pic>
+              </a:graphicData>
+            </a:graphic>
+          </wp:inline>
+        </w:drawing>
+      </w:r>
+    </w:p>
+    <w:p>
+      <w:pPr>
+        <w:shd w:val="solid" w:color="FFFFFF" w:fill="FFFFFF"/>
+        <w:spacing w:line="360" w:lineRule="auto"/>
+        <w:jc w:val="center"/>
+        <w:rPr>
+          <w:bCs/>
+          <w:sz w:val="28"/>
+          <w:szCs w:val="28"/>
+          <w:lang w:val="uk-UA"/>
+        </w:rPr>
+      </w:pPr>
+      <w:r>
+        <w:rPr>
+          <w:bCs/>
+          <w:sz w:val="28"/>
+          <w:szCs w:val="28"/>
+          <w:lang w:val="uk-UA"/>
+        </w:rPr>
+        <w:t>Рис. 1</w:t>
+      </w:r>
+      <w:r>
+        <w:rPr>
+          <w:bCs/>
+          <w:sz w:val="28"/>
+          <w:szCs w:val="28"/>
+          <w:lang w:val="uk-UA"/>
+        </w:rPr>
+        <w:t>8</w:t>
+      </w:r>
+      <w:r>
+        <w:rPr>
+          <w:bCs/>
+          <w:sz w:val="28"/>
+          <w:szCs w:val="28"/>
+          <w:lang w:val="uk-UA"/>
+        </w:rPr>
+        <w:t xml:space="preserve">. </w:t>
+      </w:r>
+      <w:r>
+        <w:rPr>
+          <w:bCs/>
+          <w:sz w:val="28"/>
+          <w:szCs w:val="28"/>
+          <w:lang w:val="uk-UA"/>
+        </w:rPr>
+        <w:t xml:space="preserve">Зміна дозволів користувачу </w:t>
+      </w:r>
+      <w:proofErr w:type="spellStart"/>
+      <w:r>
+        <w:rPr>
+          <w:bCs/>
+          <w:sz w:val="28"/>
+          <w:szCs w:val="28"/>
+          <w:lang w:val="en-US"/>
+        </w:rPr>
+        <w:t>newuser</w:t>
+      </w:r>
+      <w:proofErr w:type="spellEnd"/>
+    </w:p>
+    <w:p>
+      <w:pPr>
+        <w:shd w:val="solid" w:color="FFFFFF" w:fill="FFFFFF"/>
+        <w:spacing w:line="360" w:lineRule="auto"/>
+        <w:jc w:val="center"/>
+        <w:rPr>
+          <w:bCs/>
+          <w:sz w:val="28"/>
+          <w:szCs w:val="28"/>
+        </w:rPr>
+      </w:pPr>
+      <w:r>
+        <w:rPr>
+          <w:bCs/>
+          <w:sz w:val="28"/>
+          <w:szCs w:val="28"/>
+        </w:rPr>
+        <w:drawing>
+          <wp:inline distT="0" distB="0" distL="0" distR="0" wp14:anchorId="3708A1D9" wp14:editId="6135CE08">
+            <wp:extent cx="5658640" cy="2734057"/>
+            <wp:effectExtent l="0" t="0" r="0" b="9525"/>
+            <wp:docPr id="36" name="Рисунок 36"/>
+            <wp:cNvGraphicFramePr>
+              <a:graphicFrameLocks xmlns:a="http://schemas.openxmlformats.org/drawingml/2006/main" noChangeAspect="1"/>
+            </wp:cNvGraphicFramePr>
+            <a:graphic xmlns:a="http://schemas.openxmlformats.org/drawingml/2006/main">
+              <a:graphicData uri="http://schemas.openxmlformats.org/drawingml/2006/picture">
+                <pic:pic xmlns:pic="http://schemas.openxmlformats.org/drawingml/2006/picture">
+                  <pic:nvPicPr>
+                    <pic:cNvPr id="1" name=""/>
+                    <pic:cNvPicPr/>
+                  </pic:nvPicPr>
+                  <pic:blipFill>
+                    <a:blip r:embed="rId26"/>
+                    <a:stretch>
+                      <a:fillRect/>
+                    </a:stretch>
+                  </pic:blipFill>
+                  <pic:spPr>
+                    <a:xfrm>
+                      <a:off x="0" y="0"/>
+                      <a:ext cx="5658640" cy="2734057"/>
+                    </a:xfrm>
+                    <a:prstGeom prst="rect">
+                      <a:avLst/>
+                    </a:prstGeom>
+                  </pic:spPr>
+                </pic:pic>
+              </a:graphicData>
+            </a:graphic>
+          </wp:inline>
+        </w:drawing>
+      </w:r>
+    </w:p>
+    <w:p>
+      <w:pPr>
+        <w:shd w:val="solid" w:color="FFFFFF" w:fill="FFFFFF"/>
+        <w:spacing w:line="360" w:lineRule="auto"/>
+        <w:jc w:val="center"/>
+        <w:rPr>
+          <w:bCs/>
+          <w:sz w:val="28"/>
+          <w:szCs w:val="28"/>
+          <w:lang w:val="uk-UA"/>
+        </w:rPr>
+      </w:pPr>
+      <w:r>
+        <w:rPr>
+          <w:bCs/>
+          <w:sz w:val="28"/>
+          <w:szCs w:val="28"/>
+          <w:lang w:val="uk-UA"/>
+        </w:rPr>
+        <w:t>Рис. 1</w:t>
+      </w:r>
+      <w:r>
+        <w:rPr>
+          <w:bCs/>
+          <w:sz w:val="28"/>
+          <w:szCs w:val="28"/>
+          <w:lang w:val="uk-UA"/>
+        </w:rPr>
+        <w:t>9</w:t>
+      </w:r>
+      <w:r>
+        <w:rPr>
+          <w:bCs/>
+          <w:sz w:val="28"/>
+          <w:szCs w:val="28"/>
+          <w:lang w:val="uk-UA"/>
+        </w:rPr>
+        <w:t xml:space="preserve">. </w:t>
+      </w:r>
+      <w:r>
+        <w:rPr>
+          <w:bCs/>
+          <w:sz w:val="28"/>
+          <w:szCs w:val="28"/>
+          <w:lang w:val="uk-UA"/>
+        </w:rPr>
+        <w:t>Створення нової папки</w:t>
+      </w:r>
+    </w:p>
+    <w:p>
+      <w:pPr>
+        <w:shd w:val="solid" w:color="FFFFFF" w:fill="FFFFFF"/>
+        <w:spacing w:line="360" w:lineRule="auto"/>
+        <w:jc w:val="center"/>
+        <w:rPr>
+          <w:bCs/>
+          <w:sz w:val="28"/>
+          <w:szCs w:val="28"/>
+          <w:lang w:val="uk-UA"/>
+        </w:rPr>
+      </w:pPr>
+      <w:r>
+        <w:rPr>
+          <w:bCs/>
+          <w:sz w:val="28"/>
+          <w:szCs w:val="28"/>
+          <w:lang w:val="uk-UA"/>
+        </w:rPr>
+        <w:lastRenderedPageBreak/>
+        <w:drawing>
+          <wp:inline distT="0" distB="0" distL="0" distR="0" wp14:anchorId="43A6E865" wp14:editId="5FEBC6DD">
+            <wp:extent cx="6299835" cy="2935605"/>
+            <wp:effectExtent l="0" t="0" r="5715" b="0"/>
+            <wp:docPr id="37" name="Рисунок 37"/>
+            <wp:cNvGraphicFramePr>
+              <a:graphicFrameLocks xmlns:a="http://schemas.openxmlformats.org/drawingml/2006/main" noChangeAspect="1"/>
+            </wp:cNvGraphicFramePr>
+            <a:graphic xmlns:a="http://schemas.openxmlformats.org/drawingml/2006/main">
+              <a:graphicData uri="http://schemas.openxmlformats.org/drawingml/2006/picture">
+                <pic:pic xmlns:pic="http://schemas.openxmlformats.org/drawingml/2006/picture">
+                  <pic:nvPicPr>
+                    <pic:cNvPr id="1" name=""/>
+                    <pic:cNvPicPr/>
+                  </pic:nvPicPr>
+                  <pic:blipFill>
+                    <a:blip r:embed="rId27"/>
+                    <a:stretch>
+                      <a:fillRect/>
+                    </a:stretch>
+                  </pic:blipFill>
+                  <pic:spPr>
+                    <a:xfrm>
+                      <a:off x="0" y="0"/>
+                      <a:ext cx="6299835" cy="2935605"/>
+                    </a:xfrm>
+                    <a:prstGeom prst="rect">
+                      <a:avLst/>
+                    </a:prstGeom>
+                  </pic:spPr>
+                </pic:pic>
+              </a:graphicData>
+            </a:graphic>
+          </wp:inline>
+        </w:drawing>
+      </w:r>
+    </w:p>
+    <w:p>
+      <w:pPr>
+        <w:shd w:val="solid" w:color="FFFFFF" w:fill="FFFFFF"/>
+        <w:spacing w:line="360" w:lineRule="auto"/>
+        <w:jc w:val="center"/>
+        <w:rPr>
+          <w:bCs/>
+          <w:sz w:val="28"/>
+          <w:szCs w:val="28"/>
           <w:lang w:val="uk-UA"/>
         </w:rPr>
       </w:pPr>
@@ -3241,16 +4989,756 @@
           <w:szCs w:val="28"/>
           <w:lang w:val="uk-UA"/>
         </w:rPr>
-        <w:t>15</w:t>
-      </w:r>
-      <w:r>
-        <w:rPr>
-          <w:bCs/>
-          <w:sz w:val="28"/>
-          <w:szCs w:val="28"/>
-          <w:lang w:val="uk-UA"/>
-        </w:rPr>
-        <w:t>. Відомості про вихід користувача з системи</w:t>
+        <w:t>20</w:t>
+      </w:r>
+      <w:r>
+        <w:rPr>
+          <w:bCs/>
+          <w:sz w:val="28"/>
+          <w:szCs w:val="28"/>
+          <w:lang w:val="uk-UA"/>
+        </w:rPr>
+        <w:t xml:space="preserve">. </w:t>
+      </w:r>
+      <w:r>
+        <w:rPr>
+          <w:bCs/>
+          <w:sz w:val="28"/>
+          <w:szCs w:val="28"/>
+          <w:lang w:val="uk-UA"/>
+        </w:rPr>
+        <w:t>Створення текстового файлу в новій папці</w:t>
+      </w:r>
+    </w:p>
+    <w:p>
+      <w:pPr>
+        <w:shd w:val="solid" w:color="FFFFFF" w:fill="FFFFFF"/>
+        <w:spacing w:line="360" w:lineRule="auto"/>
+        <w:jc w:val="center"/>
+        <w:rPr>
+          <w:bCs/>
+          <w:sz w:val="28"/>
+          <w:szCs w:val="28"/>
+        </w:rPr>
+      </w:pPr>
+      <w:r>
+        <w:rPr>
+          <w:bCs/>
+          <w:sz w:val="28"/>
+          <w:szCs w:val="28"/>
+        </w:rPr>
+        <w:drawing>
+          <wp:inline distT="0" distB="0" distL="0" distR="0" wp14:anchorId="23461A89" wp14:editId="6FEDD5E7">
+            <wp:extent cx="6299835" cy="889635"/>
+            <wp:effectExtent l="0" t="0" r="5715" b="5715"/>
+            <wp:docPr id="38" name="Рисунок 38"/>
+            <wp:cNvGraphicFramePr>
+              <a:graphicFrameLocks xmlns:a="http://schemas.openxmlformats.org/drawingml/2006/main" noChangeAspect="1"/>
+            </wp:cNvGraphicFramePr>
+            <a:graphic xmlns:a="http://schemas.openxmlformats.org/drawingml/2006/main">
+              <a:graphicData uri="http://schemas.openxmlformats.org/drawingml/2006/picture">
+                <pic:pic xmlns:pic="http://schemas.openxmlformats.org/drawingml/2006/picture">
+                  <pic:nvPicPr>
+                    <pic:cNvPr id="1" name=""/>
+                    <pic:cNvPicPr/>
+                  </pic:nvPicPr>
+                  <pic:blipFill>
+                    <a:blip r:embed="rId28"/>
+                    <a:stretch>
+                      <a:fillRect/>
+                    </a:stretch>
+                  </pic:blipFill>
+                  <pic:spPr>
+                    <a:xfrm>
+                      <a:off x="0" y="0"/>
+                      <a:ext cx="6299835" cy="889635"/>
+                    </a:xfrm>
+                    <a:prstGeom prst="rect">
+                      <a:avLst/>
+                    </a:prstGeom>
+                  </pic:spPr>
+                </pic:pic>
+              </a:graphicData>
+            </a:graphic>
+          </wp:inline>
+        </w:drawing>
+      </w:r>
+    </w:p>
+    <w:p>
+      <w:pPr>
+        <w:shd w:val="solid" w:color="FFFFFF" w:fill="FFFFFF"/>
+        <w:spacing w:line="360" w:lineRule="auto"/>
+        <w:jc w:val="center"/>
+        <w:rPr>
+          <w:bCs/>
+          <w:sz w:val="28"/>
+          <w:szCs w:val="28"/>
+          <w:lang w:val="uk-UA"/>
+        </w:rPr>
+      </w:pPr>
+      <w:r>
+        <w:rPr>
+          <w:bCs/>
+          <w:sz w:val="28"/>
+          <w:szCs w:val="28"/>
+          <w:lang w:val="uk-UA"/>
+        </w:rPr>
+        <w:t xml:space="preserve">Рис. </w:t>
+      </w:r>
+      <w:r>
+        <w:rPr>
+          <w:bCs/>
+          <w:sz w:val="28"/>
+          <w:szCs w:val="28"/>
+          <w:lang w:val="uk-UA"/>
+        </w:rPr>
+        <w:t>21</w:t>
+      </w:r>
+      <w:r>
+        <w:rPr>
+          <w:bCs/>
+          <w:sz w:val="28"/>
+          <w:szCs w:val="28"/>
+          <w:lang w:val="uk-UA"/>
+        </w:rPr>
+        <w:t xml:space="preserve">. </w:t>
+      </w:r>
+      <w:r>
+        <w:rPr>
+          <w:bCs/>
+          <w:sz w:val="28"/>
+          <w:szCs w:val="28"/>
+          <w:lang w:val="uk-UA"/>
+        </w:rPr>
+        <w:t>Створення нового користувача</w:t>
+      </w:r>
+    </w:p>
+    <w:p>
+      <w:pPr>
+        <w:shd w:val="solid" w:color="FFFFFF" w:fill="FFFFFF"/>
+        <w:spacing w:line="360" w:lineRule="auto"/>
+        <w:jc w:val="center"/>
+        <w:rPr>
+          <w:bCs/>
+          <w:sz w:val="28"/>
+          <w:szCs w:val="28"/>
+        </w:rPr>
+      </w:pPr>
+      <w:r>
+        <w:rPr>
+          <w:bCs/>
+          <w:sz w:val="28"/>
+          <w:szCs w:val="28"/>
+        </w:rPr>
+        <w:drawing>
+          <wp:inline distT="0" distB="0" distL="0" distR="0" wp14:anchorId="5B378AEF" wp14:editId="7CD9D5BA">
+            <wp:extent cx="5687219" cy="1505160"/>
+            <wp:effectExtent l="0" t="0" r="8890" b="0"/>
+            <wp:docPr id="39" name="Рисунок 39"/>
+            <wp:cNvGraphicFramePr>
+              <a:graphicFrameLocks xmlns:a="http://schemas.openxmlformats.org/drawingml/2006/main" noChangeAspect="1"/>
+            </wp:cNvGraphicFramePr>
+            <a:graphic xmlns:a="http://schemas.openxmlformats.org/drawingml/2006/main">
+              <a:graphicData uri="http://schemas.openxmlformats.org/drawingml/2006/picture">
+                <pic:pic xmlns:pic="http://schemas.openxmlformats.org/drawingml/2006/picture">
+                  <pic:nvPicPr>
+                    <pic:cNvPr id="1" name=""/>
+                    <pic:cNvPicPr/>
+                  </pic:nvPicPr>
+                  <pic:blipFill>
+                    <a:blip r:embed="rId29"/>
+                    <a:stretch>
+                      <a:fillRect/>
+                    </a:stretch>
+                  </pic:blipFill>
+                  <pic:spPr>
+                    <a:xfrm>
+                      <a:off x="0" y="0"/>
+                      <a:ext cx="5687219" cy="1505160"/>
+                    </a:xfrm>
+                    <a:prstGeom prst="rect">
+                      <a:avLst/>
+                    </a:prstGeom>
+                  </pic:spPr>
+                </pic:pic>
+              </a:graphicData>
+            </a:graphic>
+          </wp:inline>
+        </w:drawing>
+      </w:r>
+    </w:p>
+    <w:p>
+      <w:pPr>
+        <w:shd w:val="solid" w:color="FFFFFF" w:fill="FFFFFF"/>
+        <w:spacing w:line="360" w:lineRule="auto"/>
+        <w:jc w:val="center"/>
+        <w:rPr>
+          <w:bCs/>
+          <w:sz w:val="28"/>
+          <w:szCs w:val="28"/>
+          <w:lang w:val="uk-UA"/>
+        </w:rPr>
+      </w:pPr>
+      <w:r>
+        <w:rPr>
+          <w:bCs/>
+          <w:sz w:val="28"/>
+          <w:szCs w:val="28"/>
+          <w:lang w:val="uk-UA"/>
+        </w:rPr>
+        <w:t xml:space="preserve">Рис. </w:t>
+      </w:r>
+      <w:r>
+        <w:rPr>
+          <w:bCs/>
+          <w:sz w:val="28"/>
+          <w:szCs w:val="28"/>
+          <w:lang w:val="uk-UA"/>
+        </w:rPr>
+        <w:t>22</w:t>
+      </w:r>
+      <w:r>
+        <w:rPr>
+          <w:bCs/>
+          <w:sz w:val="28"/>
+          <w:szCs w:val="28"/>
+          <w:lang w:val="uk-UA"/>
+        </w:rPr>
+        <w:t xml:space="preserve">. </w:t>
+      </w:r>
+      <w:r>
+        <w:rPr>
+          <w:bCs/>
+          <w:sz w:val="28"/>
+          <w:szCs w:val="28"/>
+          <w:lang w:val="uk-UA"/>
+        </w:rPr>
+        <w:t>Дозволи нового користувача</w:t>
+      </w:r>
+    </w:p>
+    <w:p>
+      <w:pPr>
+        <w:shd w:val="solid" w:color="FFFFFF" w:fill="FFFFFF"/>
+        <w:spacing w:line="360" w:lineRule="auto"/>
+        <w:jc w:val="center"/>
+        <w:rPr>
+          <w:bCs/>
+          <w:sz w:val="28"/>
+          <w:szCs w:val="28"/>
+        </w:rPr>
+      </w:pPr>
+      <w:r>
+        <w:rPr>
+          <w:bCs/>
+          <w:sz w:val="28"/>
+          <w:szCs w:val="28"/>
+        </w:rPr>
+        <w:drawing>
+          <wp:inline distT="0" distB="0" distL="0" distR="0" wp14:anchorId="56B214A8" wp14:editId="08CF513E">
+            <wp:extent cx="6096851" cy="2124371"/>
+            <wp:effectExtent l="0" t="0" r="0" b="9525"/>
+            <wp:docPr id="40" name="Рисунок 40"/>
+            <wp:cNvGraphicFramePr>
+              <a:graphicFrameLocks xmlns:a="http://schemas.openxmlformats.org/drawingml/2006/main" noChangeAspect="1"/>
+            </wp:cNvGraphicFramePr>
+            <a:graphic xmlns:a="http://schemas.openxmlformats.org/drawingml/2006/main">
+              <a:graphicData uri="http://schemas.openxmlformats.org/drawingml/2006/picture">
+                <pic:pic xmlns:pic="http://schemas.openxmlformats.org/drawingml/2006/picture">
+                  <pic:nvPicPr>
+                    <pic:cNvPr id="1" name=""/>
+                    <pic:cNvPicPr/>
+                  </pic:nvPicPr>
+                  <pic:blipFill>
+                    <a:blip r:embed="rId30"/>
+                    <a:stretch>
+                      <a:fillRect/>
+                    </a:stretch>
+                  </pic:blipFill>
+                  <pic:spPr>
+                    <a:xfrm>
+                      <a:off x="0" y="0"/>
+                      <a:ext cx="6096851" cy="2124371"/>
+                    </a:xfrm>
+                    <a:prstGeom prst="rect">
+                      <a:avLst/>
+                    </a:prstGeom>
+                  </pic:spPr>
+                </pic:pic>
+              </a:graphicData>
+            </a:graphic>
+          </wp:inline>
+        </w:drawing>
+      </w:r>
+    </w:p>
+    <w:p>
+      <w:pPr>
+        <w:shd w:val="solid" w:color="FFFFFF" w:fill="FFFFFF"/>
+        <w:spacing w:line="360" w:lineRule="auto"/>
+        <w:jc w:val="center"/>
+        <w:rPr>
+          <w:bCs/>
+          <w:sz w:val="28"/>
+          <w:szCs w:val="28"/>
+          <w:lang w:val="uk-UA"/>
+        </w:rPr>
+      </w:pPr>
+      <w:r>
+        <w:rPr>
+          <w:bCs/>
+          <w:sz w:val="28"/>
+          <w:szCs w:val="28"/>
+          <w:lang w:val="uk-UA"/>
+        </w:rPr>
+        <w:t xml:space="preserve">Рис. </w:t>
+      </w:r>
+      <w:r>
+        <w:rPr>
+          <w:bCs/>
+          <w:sz w:val="28"/>
+          <w:szCs w:val="28"/>
+          <w:lang w:val="uk-UA"/>
+        </w:rPr>
+        <w:t>23</w:t>
+      </w:r>
+      <w:r>
+        <w:rPr>
+          <w:bCs/>
+          <w:sz w:val="28"/>
+          <w:szCs w:val="28"/>
+          <w:lang w:val="uk-UA"/>
+        </w:rPr>
+        <w:t xml:space="preserve">. </w:t>
+      </w:r>
+      <w:r>
+        <w:rPr>
+          <w:bCs/>
+          <w:sz w:val="28"/>
+          <w:szCs w:val="28"/>
+          <w:lang w:val="uk-UA"/>
+        </w:rPr>
+        <w:t>Рекурсивна зміна прав на запис</w:t>
+      </w:r>
+    </w:p>
+    <w:p>
+      <w:pPr>
+        <w:shd w:val="solid" w:color="FFFFFF" w:fill="FFFFFF"/>
+        <w:spacing w:line="360" w:lineRule="auto"/>
+        <w:jc w:val="center"/>
+        <w:rPr>
+          <w:bCs/>
+          <w:sz w:val="28"/>
+          <w:szCs w:val="28"/>
+          <w:lang w:val="uk-UA"/>
+        </w:rPr>
+      </w:pPr>
+      <w:r>
+        <w:rPr>
+          <w:bCs/>
+          <w:sz w:val="28"/>
+          <w:szCs w:val="28"/>
+          <w:lang w:val="uk-UA"/>
+        </w:rPr>
+        <w:lastRenderedPageBreak/>
+        <w:drawing>
+          <wp:inline distT="0" distB="0" distL="0" distR="0" wp14:anchorId="40605507" wp14:editId="4AAAC06A">
+            <wp:extent cx="5344271" cy="1905266"/>
+            <wp:effectExtent l="0" t="0" r="8890" b="0"/>
+            <wp:docPr id="41" name="Рисунок 41"/>
+            <wp:cNvGraphicFramePr>
+              <a:graphicFrameLocks xmlns:a="http://schemas.openxmlformats.org/drawingml/2006/main" noChangeAspect="1"/>
+            </wp:cNvGraphicFramePr>
+            <a:graphic xmlns:a="http://schemas.openxmlformats.org/drawingml/2006/main">
+              <a:graphicData uri="http://schemas.openxmlformats.org/drawingml/2006/picture">
+                <pic:pic xmlns:pic="http://schemas.openxmlformats.org/drawingml/2006/picture">
+                  <pic:nvPicPr>
+                    <pic:cNvPr id="1" name=""/>
+                    <pic:cNvPicPr/>
+                  </pic:nvPicPr>
+                  <pic:blipFill>
+                    <a:blip r:embed="rId31"/>
+                    <a:stretch>
+                      <a:fillRect/>
+                    </a:stretch>
+                  </pic:blipFill>
+                  <pic:spPr>
+                    <a:xfrm>
+                      <a:off x="0" y="0"/>
+                      <a:ext cx="5344271" cy="1905266"/>
+                    </a:xfrm>
+                    <a:prstGeom prst="rect">
+                      <a:avLst/>
+                    </a:prstGeom>
+                  </pic:spPr>
+                </pic:pic>
+              </a:graphicData>
+            </a:graphic>
+          </wp:inline>
+        </w:drawing>
+      </w:r>
+    </w:p>
+    <w:p>
+      <w:pPr>
+        <w:shd w:val="solid" w:color="FFFFFF" w:fill="FFFFFF"/>
+        <w:spacing w:line="360" w:lineRule="auto"/>
+        <w:jc w:val="center"/>
+        <w:rPr>
+          <w:bCs/>
+          <w:sz w:val="28"/>
+          <w:szCs w:val="28"/>
+          <w:lang w:val="uk-UA"/>
+        </w:rPr>
+      </w:pPr>
+      <w:r>
+        <w:rPr>
+          <w:bCs/>
+          <w:sz w:val="28"/>
+          <w:szCs w:val="28"/>
+          <w:lang w:val="uk-UA"/>
+        </w:rPr>
+        <w:t xml:space="preserve">Рис. </w:t>
+      </w:r>
+      <w:r>
+        <w:rPr>
+          <w:bCs/>
+          <w:sz w:val="28"/>
+          <w:szCs w:val="28"/>
+          <w:lang w:val="uk-UA"/>
+        </w:rPr>
+        <w:t>24</w:t>
+      </w:r>
+      <w:r>
+        <w:rPr>
+          <w:bCs/>
+          <w:sz w:val="28"/>
+          <w:szCs w:val="28"/>
+          <w:lang w:val="uk-UA"/>
+        </w:rPr>
+        <w:t xml:space="preserve">. </w:t>
+      </w:r>
+      <w:r>
+        <w:rPr>
+          <w:bCs/>
+          <w:sz w:val="28"/>
+          <w:szCs w:val="28"/>
+          <w:lang w:val="uk-UA"/>
+        </w:rPr>
+        <w:t>Перевірка прав доступу до нового файлу</w:t>
+      </w:r>
+    </w:p>
+    <w:p>
+      <w:pPr>
+        <w:shd w:val="solid" w:color="FFFFFF" w:fill="FFFFFF"/>
+        <w:spacing w:line="360" w:lineRule="auto"/>
+        <w:jc w:val="center"/>
+        <w:rPr>
+          <w:bCs/>
+          <w:sz w:val="28"/>
+          <w:szCs w:val="28"/>
+          <w:lang w:val="uk-UA"/>
+        </w:rPr>
+      </w:pPr>
+      <w:r>
+        <w:rPr>
+          <w:bCs/>
+          <w:sz w:val="28"/>
+          <w:szCs w:val="28"/>
+          <w:lang w:val="uk-UA"/>
+        </w:rPr>
+        <w:drawing>
+          <wp:inline distT="0" distB="0" distL="0" distR="0" wp14:anchorId="7A7EC686" wp14:editId="7BBEEFF0">
+            <wp:extent cx="6299835" cy="5059680"/>
+            <wp:effectExtent l="0" t="0" r="5715" b="7620"/>
+            <wp:docPr id="42" name="Рисунок 42"/>
+            <wp:cNvGraphicFramePr>
+              <a:graphicFrameLocks xmlns:a="http://schemas.openxmlformats.org/drawingml/2006/main" noChangeAspect="1"/>
+            </wp:cNvGraphicFramePr>
+            <a:graphic xmlns:a="http://schemas.openxmlformats.org/drawingml/2006/main">
+              <a:graphicData uri="http://schemas.openxmlformats.org/drawingml/2006/picture">
+                <pic:pic xmlns:pic="http://schemas.openxmlformats.org/drawingml/2006/picture">
+                  <pic:nvPicPr>
+                    <pic:cNvPr id="1" name=""/>
+                    <pic:cNvPicPr/>
+                  </pic:nvPicPr>
+                  <pic:blipFill>
+                    <a:blip r:embed="rId32"/>
+                    <a:stretch>
+                      <a:fillRect/>
+                    </a:stretch>
+                  </pic:blipFill>
+                  <pic:spPr>
+                    <a:xfrm>
+                      <a:off x="0" y="0"/>
+                      <a:ext cx="6299835" cy="5059680"/>
+                    </a:xfrm>
+                    <a:prstGeom prst="rect">
+                      <a:avLst/>
+                    </a:prstGeom>
+                  </pic:spPr>
+                </pic:pic>
+              </a:graphicData>
+            </a:graphic>
+          </wp:inline>
+        </w:drawing>
+      </w:r>
+    </w:p>
+    <w:p>
+      <w:pPr>
+        <w:shd w:val="solid" w:color="FFFFFF" w:fill="FFFFFF"/>
+        <w:spacing w:line="360" w:lineRule="auto"/>
+        <w:jc w:val="center"/>
+        <w:rPr>
+          <w:bCs/>
+          <w:sz w:val="28"/>
+          <w:szCs w:val="28"/>
+          <w:lang w:val="uk-UA"/>
+        </w:rPr>
+      </w:pPr>
+      <w:r>
+        <w:rPr>
+          <w:bCs/>
+          <w:sz w:val="28"/>
+          <w:szCs w:val="28"/>
+          <w:lang w:val="uk-UA"/>
+        </w:rPr>
+        <w:t xml:space="preserve">Рис. </w:t>
+      </w:r>
+      <w:r>
+        <w:rPr>
+          <w:bCs/>
+          <w:sz w:val="28"/>
+          <w:szCs w:val="28"/>
+          <w:lang w:val="uk-UA"/>
+        </w:rPr>
+        <w:t>25</w:t>
+      </w:r>
+      <w:r>
+        <w:rPr>
+          <w:bCs/>
+          <w:sz w:val="28"/>
+          <w:szCs w:val="28"/>
+          <w:lang w:val="uk-UA"/>
+        </w:rPr>
+        <w:t xml:space="preserve">. </w:t>
+      </w:r>
+      <w:r>
+        <w:rPr>
+          <w:bCs/>
+          <w:sz w:val="28"/>
+          <w:szCs w:val="28"/>
+          <w:lang w:val="uk-UA"/>
+        </w:rPr>
+        <w:t>Створення нового файлу, перегляд власників і додавання права запису для групи</w:t>
+      </w:r>
+    </w:p>
+    <w:p>
+      <w:pPr>
+        <w:shd w:val="solid" w:color="FFFFFF" w:fill="FFFFFF"/>
+        <w:spacing w:line="360" w:lineRule="auto"/>
+        <w:jc w:val="center"/>
+        <w:rPr>
+          <w:bCs/>
+          <w:sz w:val="28"/>
+          <w:szCs w:val="28"/>
+          <w:lang w:val="uk-UA"/>
+        </w:rPr>
+      </w:pPr>
+      <w:r>
+        <w:rPr>
+          <w:bCs/>
+          <w:sz w:val="28"/>
+          <w:szCs w:val="28"/>
+          <w:lang w:val="uk-UA"/>
+        </w:rPr>
+        <w:lastRenderedPageBreak/>
+        <w:drawing>
+          <wp:inline distT="0" distB="0" distL="0" distR="0" wp14:anchorId="6A90E6EB" wp14:editId="53F7A50E">
+            <wp:extent cx="5353797" cy="2943636"/>
+            <wp:effectExtent l="0" t="0" r="0" b="9525"/>
+            <wp:docPr id="44" name="Рисунок 44"/>
+            <wp:cNvGraphicFramePr>
+              <a:graphicFrameLocks xmlns:a="http://schemas.openxmlformats.org/drawingml/2006/main" noChangeAspect="1"/>
+            </wp:cNvGraphicFramePr>
+            <a:graphic xmlns:a="http://schemas.openxmlformats.org/drawingml/2006/main">
+              <a:graphicData uri="http://schemas.openxmlformats.org/drawingml/2006/picture">
+                <pic:pic xmlns:pic="http://schemas.openxmlformats.org/drawingml/2006/picture">
+                  <pic:nvPicPr>
+                    <pic:cNvPr id="1" name=""/>
+                    <pic:cNvPicPr/>
+                  </pic:nvPicPr>
+                  <pic:blipFill>
+                    <a:blip r:embed="rId33"/>
+                    <a:stretch>
+                      <a:fillRect/>
+                    </a:stretch>
+                  </pic:blipFill>
+                  <pic:spPr>
+                    <a:xfrm>
+                      <a:off x="0" y="0"/>
+                      <a:ext cx="5353797" cy="2943636"/>
+                    </a:xfrm>
+                    <a:prstGeom prst="rect">
+                      <a:avLst/>
+                    </a:prstGeom>
+                  </pic:spPr>
+                </pic:pic>
+              </a:graphicData>
+            </a:graphic>
+          </wp:inline>
+        </w:drawing>
+      </w:r>
+    </w:p>
+    <w:p>
+      <w:pPr>
+        <w:shd w:val="solid" w:color="FFFFFF" w:fill="FFFFFF"/>
+        <w:spacing w:line="360" w:lineRule="auto"/>
+        <w:jc w:val="center"/>
+        <w:rPr>
+          <w:bCs/>
+          <w:sz w:val="28"/>
+          <w:szCs w:val="28"/>
+          <w:lang w:val="uk-UA"/>
+        </w:rPr>
+      </w:pPr>
+      <w:r>
+        <w:rPr>
+          <w:bCs/>
+          <w:sz w:val="28"/>
+          <w:szCs w:val="28"/>
+          <w:lang w:val="uk-UA"/>
+        </w:rPr>
+        <w:t xml:space="preserve">Рис. </w:t>
+      </w:r>
+      <w:r>
+        <w:rPr>
+          <w:bCs/>
+          <w:sz w:val="28"/>
+          <w:szCs w:val="28"/>
+          <w:lang w:val="uk-UA"/>
+        </w:rPr>
+        <w:t>26</w:t>
+      </w:r>
+      <w:r>
+        <w:rPr>
+          <w:bCs/>
+          <w:sz w:val="28"/>
+          <w:szCs w:val="28"/>
+          <w:lang w:val="uk-UA"/>
+        </w:rPr>
+        <w:t xml:space="preserve">. </w:t>
+      </w:r>
+      <w:r>
+        <w:rPr>
+          <w:bCs/>
+          <w:sz w:val="28"/>
+          <w:szCs w:val="28"/>
+          <w:lang w:val="uk-UA"/>
+        </w:rPr>
+        <w:t>Зміна власника файлу</w:t>
+      </w:r>
+    </w:p>
+    <w:p>
+      <w:pPr>
+        <w:shd w:val="solid" w:color="FFFFFF" w:fill="FFFFFF"/>
+        <w:spacing w:line="360" w:lineRule="auto"/>
+        <w:jc w:val="center"/>
+        <w:rPr>
+          <w:bCs/>
+          <w:sz w:val="28"/>
+          <w:szCs w:val="28"/>
+          <w:lang w:val="uk-UA"/>
+        </w:rPr>
+      </w:pPr>
+      <w:r>
+        <w:rPr>
+          <w:bCs/>
+          <w:sz w:val="28"/>
+          <w:szCs w:val="28"/>
+          <w:lang w:val="uk-UA"/>
+        </w:rPr>
+        <w:drawing>
+          <wp:inline distT="0" distB="0" distL="0" distR="0" wp14:anchorId="3F5E32AD" wp14:editId="52145AD1">
+            <wp:extent cx="6299835" cy="2493010"/>
+            <wp:effectExtent l="0" t="0" r="5715" b="2540"/>
+            <wp:docPr id="43" name="Рисунок 43"/>
+            <wp:cNvGraphicFramePr>
+              <a:graphicFrameLocks xmlns:a="http://schemas.openxmlformats.org/drawingml/2006/main" noChangeAspect="1"/>
+            </wp:cNvGraphicFramePr>
+            <a:graphic xmlns:a="http://schemas.openxmlformats.org/drawingml/2006/main">
+              <a:graphicData uri="http://schemas.openxmlformats.org/drawingml/2006/picture">
+                <pic:pic xmlns:pic="http://schemas.openxmlformats.org/drawingml/2006/picture">
+                  <pic:nvPicPr>
+                    <pic:cNvPr id="1" name=""/>
+                    <pic:cNvPicPr/>
+                  </pic:nvPicPr>
+                  <pic:blipFill>
+                    <a:blip r:embed="rId34"/>
+                    <a:stretch>
+                      <a:fillRect/>
+                    </a:stretch>
+                  </pic:blipFill>
+                  <pic:spPr>
+                    <a:xfrm>
+                      <a:off x="0" y="0"/>
+                      <a:ext cx="6299835" cy="2493010"/>
+                    </a:xfrm>
+                    <a:prstGeom prst="rect">
+                      <a:avLst/>
+                    </a:prstGeom>
+                  </pic:spPr>
+                </pic:pic>
+              </a:graphicData>
+            </a:graphic>
+          </wp:inline>
+        </w:drawing>
+      </w:r>
+    </w:p>
+    <w:p>
+      <w:pPr>
+        <w:shd w:val="solid" w:color="FFFFFF" w:fill="FFFFFF"/>
+        <w:spacing w:line="360" w:lineRule="auto"/>
+        <w:jc w:val="center"/>
+        <w:rPr>
+          <w:bCs/>
+          <w:sz w:val="28"/>
+          <w:szCs w:val="28"/>
+          <w:lang w:val="uk-UA"/>
+        </w:rPr>
+      </w:pPr>
+      <w:r>
+        <w:rPr>
+          <w:bCs/>
+          <w:sz w:val="28"/>
+          <w:szCs w:val="28"/>
+          <w:lang w:val="uk-UA"/>
+        </w:rPr>
+        <w:t xml:space="preserve">Рис. </w:t>
+      </w:r>
+      <w:r>
+        <w:rPr>
+          <w:bCs/>
+          <w:sz w:val="28"/>
+          <w:szCs w:val="28"/>
+          <w:lang w:val="uk-UA"/>
+        </w:rPr>
+        <w:t>27</w:t>
+      </w:r>
+      <w:r>
+        <w:rPr>
+          <w:bCs/>
+          <w:sz w:val="28"/>
+          <w:szCs w:val="28"/>
+          <w:lang w:val="uk-UA"/>
+        </w:rPr>
+        <w:t xml:space="preserve">. </w:t>
+      </w:r>
+      <w:r>
+        <w:rPr>
+          <w:bCs/>
+          <w:sz w:val="28"/>
+          <w:szCs w:val="28"/>
+          <w:lang w:val="uk-UA"/>
+        </w:rPr>
+        <w:t>Заборона доступу до файлу</w:t>
       </w:r>
     </w:p>
     <w:p>
@@ -3320,11 +5808,161 @@
           <w:szCs w:val="28"/>
           <w:lang w:val="uk-UA"/>
         </w:rPr>
-        <w:t>Під час виконання роботи було засвоєно базові принципи роботи з операційною системою Linux, її файловою структурою та правами доступу. Ознайомлено з основними командами терміналу, такими як ls, cd, cp, chmod, sudo, які використовуються для навігації, управління файлами та адміністрування системи. Отримано практичні навички виконання адміністративних операцій через оболонку Bash. Здобуті знання є необхідними для подальшого вивчення адміністрування серверів і побудови безпечних систем на основі Linux.</w:t>
+        <w:t xml:space="preserve">Під час виконання роботи було засвоєно базові принципи роботи з операційною системою </w:t>
+      </w:r>
+      <w:proofErr w:type="spellStart"/>
+      <w:r>
+        <w:rPr>
+          <w:bCs/>
+          <w:sz w:val="28"/>
+          <w:szCs w:val="28"/>
+          <w:lang w:val="uk-UA"/>
+        </w:rPr>
+        <w:t>Linux</w:t>
+      </w:r>
+      <w:proofErr w:type="spellEnd"/>
+      <w:r>
+        <w:rPr>
+          <w:bCs/>
+          <w:sz w:val="28"/>
+          <w:szCs w:val="28"/>
+          <w:lang w:val="uk-UA"/>
+        </w:rPr>
+        <w:t xml:space="preserve">, її файловою структурою та правами доступу. Ознайомлено з основними командами терміналу, такими як </w:t>
+      </w:r>
+      <w:proofErr w:type="spellStart"/>
+      <w:r>
+        <w:rPr>
+          <w:bCs/>
+          <w:sz w:val="28"/>
+          <w:szCs w:val="28"/>
+          <w:lang w:val="uk-UA"/>
+        </w:rPr>
+        <w:t>ls</w:t>
+      </w:r>
+      <w:proofErr w:type="spellEnd"/>
+      <w:r>
+        <w:rPr>
+          <w:bCs/>
+          <w:sz w:val="28"/>
+          <w:szCs w:val="28"/>
+          <w:lang w:val="uk-UA"/>
+        </w:rPr>
+        <w:t xml:space="preserve">, cd, </w:t>
+      </w:r>
+      <w:proofErr w:type="spellStart"/>
+      <w:r>
+        <w:rPr>
+          <w:bCs/>
+          <w:sz w:val="28"/>
+          <w:szCs w:val="28"/>
+          <w:lang w:val="uk-UA"/>
+        </w:rPr>
+        <w:t>cp</w:t>
+      </w:r>
+      <w:proofErr w:type="spellEnd"/>
+      <w:r>
+        <w:rPr>
+          <w:bCs/>
+          <w:sz w:val="28"/>
+          <w:szCs w:val="28"/>
+          <w:lang w:val="uk-UA"/>
+        </w:rPr>
+        <w:t xml:space="preserve">, </w:t>
+      </w:r>
+      <w:proofErr w:type="spellStart"/>
+      <w:r>
+        <w:rPr>
+          <w:bCs/>
+          <w:sz w:val="28"/>
+          <w:szCs w:val="28"/>
+          <w:lang w:val="uk-UA"/>
+        </w:rPr>
+        <w:t>chmod</w:t>
+      </w:r>
+      <w:proofErr w:type="spellEnd"/>
+      <w:r>
+        <w:rPr>
+          <w:bCs/>
+          <w:sz w:val="28"/>
+          <w:szCs w:val="28"/>
+          <w:lang w:val="uk-UA"/>
+        </w:rPr>
+        <w:t xml:space="preserve">, </w:t>
+      </w:r>
+      <w:proofErr w:type="spellStart"/>
+      <w:r>
+        <w:rPr>
+          <w:bCs/>
+          <w:sz w:val="28"/>
+          <w:szCs w:val="28"/>
+          <w:lang w:val="uk-UA"/>
+        </w:rPr>
+        <w:t>sudo</w:t>
+      </w:r>
+      <w:proofErr w:type="spellEnd"/>
+      <w:r>
+        <w:rPr>
+          <w:bCs/>
+          <w:sz w:val="28"/>
+          <w:szCs w:val="28"/>
+          <w:lang w:val="uk-UA"/>
+        </w:rPr>
+        <w:t xml:space="preserve">, які використовуються для навігації, управління файлами та адміністрування системи. Отримано практичні навички виконання адміністративних операцій через </w:t>
+      </w:r>
+      <w:r>
+        <w:rPr>
+          <w:bCs/>
+          <w:sz w:val="28"/>
+          <w:szCs w:val="28"/>
+          <w:lang w:val="uk-UA"/>
+        </w:rPr>
+        <w:lastRenderedPageBreak/>
+        <w:t xml:space="preserve">оболонку </w:t>
+      </w:r>
+      <w:proofErr w:type="spellStart"/>
+      <w:r>
+        <w:rPr>
+          <w:bCs/>
+          <w:sz w:val="28"/>
+          <w:szCs w:val="28"/>
+          <w:lang w:val="uk-UA"/>
+        </w:rPr>
+        <w:t>Bash</w:t>
+      </w:r>
+      <w:proofErr w:type="spellEnd"/>
+      <w:r>
+        <w:rPr>
+          <w:bCs/>
+          <w:sz w:val="28"/>
+          <w:szCs w:val="28"/>
+          <w:lang w:val="uk-UA"/>
+        </w:rPr>
+        <w:t xml:space="preserve">. Здобуті знання є необхідними для подальшого вивчення адміністрування серверів і побудови безпечних систем на основі </w:t>
+      </w:r>
+      <w:proofErr w:type="spellStart"/>
+      <w:r>
+        <w:rPr>
+          <w:bCs/>
+          <w:sz w:val="28"/>
+          <w:szCs w:val="28"/>
+          <w:lang w:val="uk-UA"/>
+        </w:rPr>
+        <w:t>Linux</w:t>
+      </w:r>
+      <w:proofErr w:type="spellEnd"/>
+      <w:r>
+        <w:rPr>
+          <w:bCs/>
+          <w:sz w:val="28"/>
+          <w:szCs w:val="28"/>
+          <w:lang w:val="uk-UA"/>
+        </w:rPr>
+        <w:t>.</w:t>
       </w:r>
     </w:p>
     <w:sectPr>
-      <w:headerReference w:type="default" r:id="rId23"/>
+      <w:headerReference w:type="default" r:id="rId35"/>
       <w:pgSz w:w="11906" w:h="16838"/>
       <w:pgMar w:top="1134" w:right="567" w:bottom="1134" w:left="1418" w:header="709" w:footer="709" w:gutter="0"/>
       <w:cols w:space="708"/>
@@ -9626,7 +12264,7 @@
   <w:style w:type="paragraph" w:default="1" w:styleId="a">
     <w:name w:val="Normal"/>
     <w:qFormat/>
-    <w:rsid w:val="00B664C9"/>
+    <w:rsid w:val="004C5B52"/>
     <w:pPr>
       <w:spacing w:after="0" w:line="240" w:lineRule="auto"/>
     </w:pPr>
@@ -9706,6 +12344,7 @@
   <w:style w:type="character" w:default="1" w:styleId="a0">
     <w:name w:val="Default Paragraph Font"/>
     <w:uiPriority w:val="1"/>
+    <w:semiHidden/>
     <w:unhideWhenUsed/>
   </w:style>
   <w:style w:type="table" w:default="1" w:styleId="a1">

--- a/СА/СА_06.docx
+++ b/СА/СА_06.docx
@@ -349,77 +349,13 @@
         </w:rPr>
         <w:t>“</w:t>
       </w:r>
-      <w:proofErr w:type="spellStart"/>
       <w:r>
         <w:rPr>
           <w:i/>
           <w:sz w:val="28"/>
           <w:szCs w:val="28"/>
         </w:rPr>
-        <w:t>Основи</w:t>
-      </w:r>
-      <w:proofErr w:type="spellEnd"/>
-      <w:r>
-        <w:rPr>
-          <w:i/>
-          <w:sz w:val="28"/>
-          <w:szCs w:val="28"/>
-        </w:rPr>
-        <w:t xml:space="preserve"> </w:t>
-      </w:r>
-      <w:proofErr w:type="spellStart"/>
-      <w:r>
-        <w:rPr>
-          <w:i/>
-          <w:sz w:val="28"/>
-          <w:szCs w:val="28"/>
-        </w:rPr>
-        <w:t>роботи</w:t>
-      </w:r>
-      <w:proofErr w:type="spellEnd"/>
-      <w:r>
-        <w:rPr>
-          <w:i/>
-          <w:sz w:val="28"/>
-          <w:szCs w:val="28"/>
-        </w:rPr>
-        <w:t xml:space="preserve"> з </w:t>
-      </w:r>
-      <w:proofErr w:type="spellStart"/>
-      <w:r>
-        <w:rPr>
-          <w:i/>
-          <w:sz w:val="28"/>
-          <w:szCs w:val="28"/>
-        </w:rPr>
-        <w:t>операційною</w:t>
-      </w:r>
-      <w:proofErr w:type="spellEnd"/>
-      <w:r>
-        <w:rPr>
-          <w:i/>
-          <w:sz w:val="28"/>
-          <w:szCs w:val="28"/>
-        </w:rPr>
-        <w:t xml:space="preserve"> </w:t>
-      </w:r>
-      <w:proofErr w:type="spellStart"/>
-      <w:r>
-        <w:rPr>
-          <w:i/>
-          <w:sz w:val="28"/>
-          <w:szCs w:val="28"/>
-        </w:rPr>
-        <w:t>системою</w:t>
-      </w:r>
-      <w:proofErr w:type="spellEnd"/>
-      <w:r>
-        <w:rPr>
-          <w:i/>
-          <w:sz w:val="28"/>
-          <w:szCs w:val="28"/>
-        </w:rPr>
-        <w:t xml:space="preserve"> Linux</w:t>
+        <w:t>Основи роботи з операційною системою Linux</w:t>
       </w:r>
       <w:r>
         <w:rPr>
@@ -543,7 +479,6 @@
           <w:lang w:val="uk-UA"/>
         </w:rPr>
       </w:pPr>
-      <w:proofErr w:type="spellStart"/>
       <w:r>
         <w:rPr>
           <w:sz w:val="28"/>
@@ -552,7 +487,6 @@
         </w:rPr>
         <w:t>Фечан</w:t>
       </w:r>
-      <w:proofErr w:type="spellEnd"/>
       <w:r>
         <w:rPr>
           <w:sz w:val="28"/>
@@ -792,7 +726,6 @@
           <w:lang w:val="uk-UA"/>
         </w:rPr>
       </w:pPr>
-      <w:proofErr w:type="spellStart"/>
       <w:r>
         <w:rPr>
           <w:sz w:val="28"/>
@@ -801,7 +734,6 @@
         </w:rPr>
         <w:t>Фечан</w:t>
       </w:r>
-      <w:proofErr w:type="spellEnd"/>
       <w:r>
         <w:rPr>
           <w:b/>
@@ -1046,69 +978,12 @@
       </w:r>
       <w:bookmarkEnd w:id="0"/>
       <w:bookmarkEnd w:id="1"/>
-      <w:proofErr w:type="spellStart"/>
-      <w:r>
-        <w:rPr>
-          <w:sz w:val="28"/>
-          <w:szCs w:val="28"/>
-        </w:rPr>
-        <w:t>Основи</w:t>
-      </w:r>
-      <w:proofErr w:type="spellEnd"/>
-      <w:r>
-        <w:rPr>
-          <w:sz w:val="28"/>
-          <w:szCs w:val="28"/>
-        </w:rPr>
-        <w:t xml:space="preserve"> </w:t>
-      </w:r>
-      <w:proofErr w:type="spellStart"/>
-      <w:r>
-        <w:rPr>
-          <w:sz w:val="28"/>
-          <w:szCs w:val="28"/>
-        </w:rPr>
-        <w:t>роботи</w:t>
-      </w:r>
-      <w:proofErr w:type="spellEnd"/>
-      <w:r>
-        <w:rPr>
-          <w:sz w:val="28"/>
-          <w:szCs w:val="28"/>
-        </w:rPr>
-        <w:t xml:space="preserve"> з </w:t>
-      </w:r>
-      <w:proofErr w:type="spellStart"/>
-      <w:r>
-        <w:rPr>
-          <w:sz w:val="28"/>
-          <w:szCs w:val="28"/>
-        </w:rPr>
-        <w:t>операційною</w:t>
-      </w:r>
-      <w:proofErr w:type="spellEnd"/>
-      <w:r>
-        <w:rPr>
-          <w:sz w:val="28"/>
-          <w:szCs w:val="28"/>
-        </w:rPr>
-        <w:t xml:space="preserve"> </w:t>
-      </w:r>
-      <w:proofErr w:type="spellStart"/>
-      <w:r>
-        <w:rPr>
-          <w:sz w:val="28"/>
-          <w:szCs w:val="28"/>
-        </w:rPr>
-        <w:t>системою</w:t>
-      </w:r>
-      <w:proofErr w:type="spellEnd"/>
-      <w:r>
-        <w:rPr>
-          <w:sz w:val="28"/>
-          <w:szCs w:val="28"/>
-        </w:rPr>
-        <w:t xml:space="preserve"> Linux.</w:t>
+      <w:r>
+        <w:rPr>
+          <w:sz w:val="28"/>
+          <w:szCs w:val="28"/>
+        </w:rPr>
+        <w:t>Основи роботи з операційною системою Linux.</w:t>
       </w:r>
     </w:p>
     <w:p>
@@ -1140,159 +1015,13 @@
         </w:rPr>
         <w:t xml:space="preserve"> </w:t>
       </w:r>
-      <w:proofErr w:type="spellStart"/>
-      <w:r>
-        <w:rPr>
-          <w:sz w:val="28"/>
-          <w:szCs w:val="28"/>
-        </w:rPr>
-        <w:t>Ознайомлення</w:t>
-      </w:r>
-      <w:proofErr w:type="spellEnd"/>
-      <w:r>
-        <w:rPr>
-          <w:sz w:val="28"/>
-          <w:szCs w:val="28"/>
-        </w:rPr>
-        <w:t xml:space="preserve"> з </w:t>
-      </w:r>
-      <w:proofErr w:type="spellStart"/>
-      <w:r>
-        <w:rPr>
-          <w:sz w:val="28"/>
-          <w:szCs w:val="28"/>
-        </w:rPr>
-        <w:t>операційною</w:t>
-      </w:r>
-      <w:proofErr w:type="spellEnd"/>
-      <w:r>
-        <w:rPr>
-          <w:sz w:val="28"/>
-          <w:szCs w:val="28"/>
-        </w:rPr>
-        <w:t xml:space="preserve"> </w:t>
-      </w:r>
-      <w:proofErr w:type="spellStart"/>
-      <w:r>
-        <w:rPr>
-          <w:sz w:val="28"/>
-          <w:szCs w:val="28"/>
-        </w:rPr>
-        <w:t>системою</w:t>
-      </w:r>
-      <w:proofErr w:type="spellEnd"/>
-      <w:r>
-        <w:rPr>
-          <w:sz w:val="28"/>
-          <w:szCs w:val="28"/>
-        </w:rPr>
-        <w:t xml:space="preserve"> Linux, </w:t>
-      </w:r>
-      <w:proofErr w:type="spellStart"/>
-      <w:r>
-        <w:rPr>
-          <w:sz w:val="28"/>
-          <w:szCs w:val="28"/>
-        </w:rPr>
-        <w:t>розбиттям</w:t>
-      </w:r>
-      <w:proofErr w:type="spellEnd"/>
-      <w:r>
-        <w:rPr>
-          <w:sz w:val="28"/>
-          <w:szCs w:val="28"/>
-        </w:rPr>
-        <w:t xml:space="preserve"> </w:t>
-      </w:r>
-      <w:proofErr w:type="spellStart"/>
-      <w:r>
-        <w:rPr>
-          <w:sz w:val="28"/>
-          <w:szCs w:val="28"/>
-        </w:rPr>
-        <w:t>жорстких</w:t>
-      </w:r>
-      <w:proofErr w:type="spellEnd"/>
-      <w:r>
-        <w:rPr>
-          <w:sz w:val="28"/>
-          <w:szCs w:val="28"/>
-        </w:rPr>
-        <w:t xml:space="preserve"> </w:t>
-      </w:r>
-      <w:proofErr w:type="spellStart"/>
-      <w:r>
-        <w:rPr>
-          <w:sz w:val="28"/>
-          <w:szCs w:val="28"/>
-        </w:rPr>
-        <w:t>дисків</w:t>
-      </w:r>
-      <w:proofErr w:type="spellEnd"/>
-      <w:r>
-        <w:rPr>
-          <w:sz w:val="28"/>
-          <w:szCs w:val="28"/>
-        </w:rPr>
-        <w:t xml:space="preserve"> на </w:t>
-      </w:r>
-      <w:proofErr w:type="spellStart"/>
-      <w:r>
-        <w:rPr>
-          <w:sz w:val="28"/>
-          <w:szCs w:val="28"/>
-        </w:rPr>
-        <w:t>розділи</w:t>
-      </w:r>
-      <w:proofErr w:type="spellEnd"/>
-      <w:r>
-        <w:rPr>
-          <w:sz w:val="28"/>
-          <w:szCs w:val="28"/>
-        </w:rPr>
-        <w:t xml:space="preserve">, </w:t>
-      </w:r>
-      <w:proofErr w:type="spellStart"/>
-      <w:r>
-        <w:rPr>
-          <w:sz w:val="28"/>
-          <w:szCs w:val="28"/>
-        </w:rPr>
-        <w:t>правами</w:t>
-      </w:r>
-      <w:proofErr w:type="spellEnd"/>
-      <w:r>
-        <w:rPr>
-          <w:sz w:val="28"/>
-          <w:szCs w:val="28"/>
-        </w:rPr>
-        <w:t xml:space="preserve"> </w:t>
-      </w:r>
-      <w:proofErr w:type="spellStart"/>
-      <w:r>
-        <w:rPr>
-          <w:sz w:val="28"/>
-          <w:szCs w:val="28"/>
-        </w:rPr>
-        <w:t>доступу</w:t>
-      </w:r>
-      <w:proofErr w:type="spellEnd"/>
-      <w:r>
-        <w:rPr>
-          <w:sz w:val="28"/>
-          <w:szCs w:val="28"/>
-        </w:rPr>
-        <w:t xml:space="preserve"> до </w:t>
-      </w:r>
-      <w:proofErr w:type="spellStart"/>
-      <w:r>
-        <w:rPr>
-          <w:sz w:val="28"/>
-          <w:szCs w:val="28"/>
-        </w:rPr>
-        <w:t>файлів</w:t>
-      </w:r>
-      <w:proofErr w:type="spellEnd"/>
+      <w:r>
+        <w:rPr>
+          <w:sz w:val="28"/>
+          <w:szCs w:val="28"/>
+        </w:rPr>
+        <w:t>Ознайомлення з операційною системою Linux, розбиттям жорстких дисків на розділи, правами доступу до файлів</w:t>
+      </w:r>
       <w:r>
         <w:rPr>
           <w:sz w:val="28"/>
@@ -1373,169 +1102,7 @@
           <w:szCs w:val="28"/>
           <w:lang w:val="uk-UA"/>
         </w:rPr>
-        <w:t xml:space="preserve">Операційна система </w:t>
-      </w:r>
-      <w:proofErr w:type="spellStart"/>
-      <w:r>
-        <w:rPr>
-          <w:sz w:val="28"/>
-          <w:szCs w:val="28"/>
-          <w:lang w:val="uk-UA"/>
-        </w:rPr>
-        <w:t>Linux</w:t>
-      </w:r>
-      <w:proofErr w:type="spellEnd"/>
-      <w:r>
-        <w:rPr>
-          <w:sz w:val="28"/>
-          <w:szCs w:val="28"/>
-          <w:lang w:val="uk-UA"/>
-        </w:rPr>
-        <w:t xml:space="preserve"> – це багатокористувацька, </w:t>
-      </w:r>
-      <w:proofErr w:type="spellStart"/>
-      <w:r>
-        <w:rPr>
-          <w:sz w:val="28"/>
-          <w:szCs w:val="28"/>
-          <w:lang w:val="uk-UA"/>
-        </w:rPr>
-        <w:t>багатозадачна</w:t>
-      </w:r>
-      <w:proofErr w:type="spellEnd"/>
-      <w:r>
-        <w:rPr>
-          <w:sz w:val="28"/>
-          <w:szCs w:val="28"/>
-          <w:lang w:val="uk-UA"/>
-        </w:rPr>
-        <w:t xml:space="preserve"> система з відкритим вихідним кодом, що базується на ядрі </w:t>
-      </w:r>
-      <w:proofErr w:type="spellStart"/>
-      <w:r>
-        <w:rPr>
-          <w:sz w:val="28"/>
-          <w:szCs w:val="28"/>
-          <w:lang w:val="uk-UA"/>
-        </w:rPr>
-        <w:t>Linux</w:t>
-      </w:r>
-      <w:proofErr w:type="spellEnd"/>
-      <w:r>
-        <w:rPr>
-          <w:sz w:val="28"/>
-          <w:szCs w:val="28"/>
-          <w:lang w:val="uk-UA"/>
-        </w:rPr>
-        <w:t xml:space="preserve">, створеному </w:t>
-      </w:r>
-      <w:proofErr w:type="spellStart"/>
-      <w:r>
-        <w:rPr>
-          <w:sz w:val="28"/>
-          <w:szCs w:val="28"/>
-          <w:lang w:val="uk-UA"/>
-        </w:rPr>
-        <w:t>Лінусом</w:t>
-      </w:r>
-      <w:proofErr w:type="spellEnd"/>
-      <w:r>
-        <w:rPr>
-          <w:sz w:val="28"/>
-          <w:szCs w:val="28"/>
-          <w:lang w:val="uk-UA"/>
-        </w:rPr>
-        <w:t xml:space="preserve"> </w:t>
-      </w:r>
-      <w:proofErr w:type="spellStart"/>
-      <w:r>
-        <w:rPr>
-          <w:sz w:val="28"/>
-          <w:szCs w:val="28"/>
-          <w:lang w:val="uk-UA"/>
-        </w:rPr>
-        <w:t>Торвальдсом</w:t>
-      </w:r>
-      <w:proofErr w:type="spellEnd"/>
-      <w:r>
-        <w:rPr>
-          <w:sz w:val="28"/>
-          <w:szCs w:val="28"/>
-          <w:lang w:val="uk-UA"/>
-        </w:rPr>
-        <w:t xml:space="preserve"> у 1991 році. Сучасні дистрибутиви (</w:t>
-      </w:r>
-      <w:proofErr w:type="spellStart"/>
-      <w:r>
-        <w:rPr>
-          <w:sz w:val="28"/>
-          <w:szCs w:val="28"/>
-          <w:lang w:val="uk-UA"/>
-        </w:rPr>
-        <w:t>Ubuntu</w:t>
-      </w:r>
-      <w:proofErr w:type="spellEnd"/>
-      <w:r>
-        <w:rPr>
-          <w:sz w:val="28"/>
-          <w:szCs w:val="28"/>
-          <w:lang w:val="uk-UA"/>
-        </w:rPr>
-        <w:t xml:space="preserve">, </w:t>
-      </w:r>
-      <w:proofErr w:type="spellStart"/>
-      <w:r>
-        <w:rPr>
-          <w:sz w:val="28"/>
-          <w:szCs w:val="28"/>
-          <w:lang w:val="uk-UA"/>
-        </w:rPr>
-        <w:t>Debian</w:t>
-      </w:r>
-      <w:proofErr w:type="spellEnd"/>
-      <w:r>
-        <w:rPr>
-          <w:sz w:val="28"/>
-          <w:szCs w:val="28"/>
-          <w:lang w:val="uk-UA"/>
-        </w:rPr>
-        <w:t xml:space="preserve">, </w:t>
-      </w:r>
-      <w:proofErr w:type="spellStart"/>
-      <w:r>
-        <w:rPr>
-          <w:sz w:val="28"/>
-          <w:szCs w:val="28"/>
-          <w:lang w:val="uk-UA"/>
-        </w:rPr>
-        <w:t>Fedora</w:t>
-      </w:r>
-      <w:proofErr w:type="spellEnd"/>
-      <w:r>
-        <w:rPr>
-          <w:sz w:val="28"/>
-          <w:szCs w:val="28"/>
-          <w:lang w:val="uk-UA"/>
-        </w:rPr>
-        <w:t xml:space="preserve">, </w:t>
-      </w:r>
-      <w:proofErr w:type="spellStart"/>
-      <w:r>
-        <w:rPr>
-          <w:sz w:val="28"/>
-          <w:szCs w:val="28"/>
-          <w:lang w:val="uk-UA"/>
-        </w:rPr>
-        <w:t>CentOS</w:t>
-      </w:r>
-      <w:proofErr w:type="spellEnd"/>
-      <w:r>
-        <w:rPr>
-          <w:sz w:val="28"/>
-          <w:szCs w:val="28"/>
-          <w:lang w:val="uk-UA"/>
-        </w:rPr>
-        <w:t xml:space="preserve"> тощо) забезпечують зручні інтерфейси, але основне адміністрування все ще здійснюється через командний рядок (термінал).</w:t>
+        <w:t>Операційна система Linux – це багатокористувацька, багатозадачна система з відкритим вихідним кодом, що базується на ядрі Linux, створеному Лінусом Торвальдсом у 1991 році. Сучасні дистрибутиви (Ubuntu, Debian, Fedora, CentOS тощо) забезпечують зручні інтерфейси, але основне адміністрування все ще здійснюється через командний рядок (термінал).</w:t>
       </w:r>
     </w:p>
     <w:p>
@@ -1555,169 +1122,7 @@
           <w:szCs w:val="28"/>
           <w:lang w:val="uk-UA"/>
         </w:rPr>
-        <w:t xml:space="preserve">Ядро </w:t>
-      </w:r>
-      <w:proofErr w:type="spellStart"/>
-      <w:r>
-        <w:rPr>
-          <w:sz w:val="28"/>
-          <w:szCs w:val="28"/>
-          <w:lang w:val="uk-UA"/>
-        </w:rPr>
-        <w:t>Linux</w:t>
-      </w:r>
-      <w:proofErr w:type="spellEnd"/>
-      <w:r>
-        <w:rPr>
-          <w:sz w:val="28"/>
-          <w:szCs w:val="28"/>
-          <w:lang w:val="uk-UA"/>
-        </w:rPr>
-        <w:t xml:space="preserve"> взаємодіє безпосередньо з апаратним забезпеченням, тоді як оболонка (</w:t>
-      </w:r>
-      <w:proofErr w:type="spellStart"/>
-      <w:r>
-        <w:rPr>
-          <w:sz w:val="28"/>
-          <w:szCs w:val="28"/>
-          <w:lang w:val="uk-UA"/>
-        </w:rPr>
-        <w:t>Shell</w:t>
-      </w:r>
-      <w:proofErr w:type="spellEnd"/>
-      <w:r>
-        <w:rPr>
-          <w:sz w:val="28"/>
-          <w:szCs w:val="28"/>
-          <w:lang w:val="uk-UA"/>
-        </w:rPr>
-        <w:t xml:space="preserve">) надає користувачу інтерфейс для введення команд. Найпоширенішою є оболонка </w:t>
-      </w:r>
-      <w:proofErr w:type="spellStart"/>
-      <w:r>
-        <w:rPr>
-          <w:sz w:val="28"/>
-          <w:szCs w:val="28"/>
-          <w:lang w:val="uk-UA"/>
-        </w:rPr>
-        <w:t>bash</w:t>
-      </w:r>
-      <w:proofErr w:type="spellEnd"/>
-      <w:r>
-        <w:rPr>
-          <w:sz w:val="28"/>
-          <w:szCs w:val="28"/>
-          <w:lang w:val="uk-UA"/>
-        </w:rPr>
-        <w:t xml:space="preserve"> (</w:t>
-      </w:r>
-      <w:proofErr w:type="spellStart"/>
-      <w:r>
-        <w:rPr>
-          <w:sz w:val="28"/>
-          <w:szCs w:val="28"/>
-          <w:lang w:val="uk-UA"/>
-        </w:rPr>
-        <w:t>Bourne</w:t>
-      </w:r>
-      <w:proofErr w:type="spellEnd"/>
-      <w:r>
-        <w:rPr>
-          <w:sz w:val="28"/>
-          <w:szCs w:val="28"/>
-          <w:lang w:val="uk-UA"/>
-        </w:rPr>
-        <w:t xml:space="preserve"> </w:t>
-      </w:r>
-      <w:proofErr w:type="spellStart"/>
-      <w:r>
-        <w:rPr>
-          <w:sz w:val="28"/>
-          <w:szCs w:val="28"/>
-          <w:lang w:val="uk-UA"/>
-        </w:rPr>
-        <w:t>Again</w:t>
-      </w:r>
-      <w:proofErr w:type="spellEnd"/>
-      <w:r>
-        <w:rPr>
-          <w:sz w:val="28"/>
-          <w:szCs w:val="28"/>
-          <w:lang w:val="uk-UA"/>
-        </w:rPr>
-        <w:t xml:space="preserve"> </w:t>
-      </w:r>
-      <w:proofErr w:type="spellStart"/>
-      <w:r>
-        <w:rPr>
-          <w:sz w:val="28"/>
-          <w:szCs w:val="28"/>
-          <w:lang w:val="uk-UA"/>
-        </w:rPr>
-        <w:t>Shell</w:t>
-      </w:r>
-      <w:proofErr w:type="spellEnd"/>
-      <w:r>
-        <w:rPr>
-          <w:sz w:val="28"/>
-          <w:szCs w:val="28"/>
-          <w:lang w:val="uk-UA"/>
-        </w:rPr>
-        <w:t>). Кожен користувач має свій унікальний обліковий запис, а права доступу до файлів і каталогів визначаються трьома рівнями: власник (</w:t>
-      </w:r>
-      <w:proofErr w:type="spellStart"/>
-      <w:r>
-        <w:rPr>
-          <w:sz w:val="28"/>
-          <w:szCs w:val="28"/>
-          <w:lang w:val="uk-UA"/>
-        </w:rPr>
-        <w:t>user</w:t>
-      </w:r>
-      <w:proofErr w:type="spellEnd"/>
-      <w:r>
-        <w:rPr>
-          <w:sz w:val="28"/>
-          <w:szCs w:val="28"/>
-          <w:lang w:val="uk-UA"/>
-        </w:rPr>
-        <w:t>), група (</w:t>
-      </w:r>
-      <w:proofErr w:type="spellStart"/>
-      <w:r>
-        <w:rPr>
-          <w:sz w:val="28"/>
-          <w:szCs w:val="28"/>
-          <w:lang w:val="uk-UA"/>
-        </w:rPr>
-        <w:t>group</w:t>
-      </w:r>
-      <w:proofErr w:type="spellEnd"/>
-      <w:r>
-        <w:rPr>
-          <w:sz w:val="28"/>
-          <w:szCs w:val="28"/>
-          <w:lang w:val="uk-UA"/>
-        </w:rPr>
-        <w:t>) і інші (</w:t>
-      </w:r>
-      <w:proofErr w:type="spellStart"/>
-      <w:r>
-        <w:rPr>
-          <w:sz w:val="28"/>
-          <w:szCs w:val="28"/>
-          <w:lang w:val="uk-UA"/>
-        </w:rPr>
-        <w:t>others</w:t>
-      </w:r>
-      <w:proofErr w:type="spellEnd"/>
-      <w:r>
-        <w:rPr>
-          <w:sz w:val="28"/>
-          <w:szCs w:val="28"/>
-          <w:lang w:val="uk-UA"/>
-        </w:rPr>
-        <w:t>).</w:t>
+        <w:t>Ядро Linux взаємодіє безпосередньо з апаратним забезпеченням, тоді як оболонка (Shell) надає користувачу інтерфейс для введення команд. Найпоширенішою є оболонка bash (Bourne Again Shell). Кожен користувач має свій унікальний обліковий запис, а права доступу до файлів і каталогів визначаються трьома рівнями: власник (user), група (group) і інші (others).</w:t>
       </w:r>
     </w:p>
     <w:p>
@@ -1737,25 +1142,7 @@
           <w:szCs w:val="28"/>
           <w:lang w:val="uk-UA"/>
         </w:rPr>
-        <w:t xml:space="preserve">Основні команди </w:t>
-      </w:r>
-      <w:proofErr w:type="spellStart"/>
-      <w:r>
-        <w:rPr>
-          <w:sz w:val="28"/>
-          <w:szCs w:val="28"/>
-          <w:lang w:val="uk-UA"/>
-        </w:rPr>
-        <w:t>Linux</w:t>
-      </w:r>
-      <w:proofErr w:type="spellEnd"/>
-      <w:r>
-        <w:rPr>
-          <w:sz w:val="28"/>
-          <w:szCs w:val="28"/>
-          <w:lang w:val="uk-UA"/>
-        </w:rPr>
-        <w:t>:</w:t>
+        <w:t>Основні команди Linux:</w:t>
       </w:r>
     </w:p>
     <w:p>
@@ -1776,23 +1163,13 @@
           <w:lang w:val="uk-UA"/>
         </w:rPr>
       </w:pPr>
-      <w:proofErr w:type="spellStart"/>
-      <w:r>
-        <w:rPr>
-          <w:sz w:val="28"/>
-          <w:szCs w:val="28"/>
-          <w:lang w:val="uk-UA"/>
-        </w:rPr>
-        <w:t>ls</w:t>
-      </w:r>
-      <w:proofErr w:type="spellEnd"/>
-      <w:r>
-        <w:rPr>
-          <w:sz w:val="28"/>
-          <w:szCs w:val="28"/>
-          <w:lang w:val="uk-UA"/>
-        </w:rPr>
-        <w:t xml:space="preserve"> – перегляд вмісту каталогу</w:t>
+      <w:r>
+        <w:rPr>
+          <w:sz w:val="28"/>
+          <w:szCs w:val="28"/>
+          <w:lang w:val="uk-UA"/>
+        </w:rPr>
+        <w:t>ls – перегляд вмісту каталогу</w:t>
       </w:r>
       <w:r>
         <w:rPr>
@@ -1856,41 +1233,13 @@
           <w:lang w:val="uk-UA"/>
         </w:rPr>
       </w:pPr>
-      <w:proofErr w:type="spellStart"/>
-      <w:r>
-        <w:rPr>
-          <w:sz w:val="28"/>
-          <w:szCs w:val="28"/>
-          <w:lang w:val="uk-UA"/>
-        </w:rPr>
-        <w:t>cp</w:t>
-      </w:r>
-      <w:proofErr w:type="spellEnd"/>
-      <w:r>
-        <w:rPr>
-          <w:sz w:val="28"/>
-          <w:szCs w:val="28"/>
-          <w:lang w:val="uk-UA"/>
-        </w:rPr>
-        <w:t xml:space="preserve">, mv, </w:t>
-      </w:r>
-      <w:proofErr w:type="spellStart"/>
-      <w:r>
-        <w:rPr>
-          <w:sz w:val="28"/>
-          <w:szCs w:val="28"/>
-          <w:lang w:val="uk-UA"/>
-        </w:rPr>
-        <w:t>rm</w:t>
-      </w:r>
-      <w:proofErr w:type="spellEnd"/>
-      <w:r>
-        <w:rPr>
-          <w:sz w:val="28"/>
-          <w:szCs w:val="28"/>
-          <w:lang w:val="uk-UA"/>
-        </w:rPr>
-        <w:t xml:space="preserve"> – копіювання, переміщення та видалення файлів</w:t>
+      <w:r>
+        <w:rPr>
+          <w:sz w:val="28"/>
+          <w:szCs w:val="28"/>
+          <w:lang w:val="uk-UA"/>
+        </w:rPr>
+        <w:t>cp, mv, rm – копіювання, переміщення та видалення файлів</w:t>
       </w:r>
       <w:r>
         <w:rPr>
@@ -1919,41 +1268,13 @@
           <w:lang w:val="uk-UA"/>
         </w:rPr>
       </w:pPr>
-      <w:proofErr w:type="spellStart"/>
-      <w:r>
-        <w:rPr>
-          <w:sz w:val="28"/>
-          <w:szCs w:val="28"/>
-          <w:lang w:val="uk-UA"/>
-        </w:rPr>
-        <w:t>chmod</w:t>
-      </w:r>
-      <w:proofErr w:type="spellEnd"/>
-      <w:r>
-        <w:rPr>
-          <w:sz w:val="28"/>
-          <w:szCs w:val="28"/>
-          <w:lang w:val="uk-UA"/>
-        </w:rPr>
-        <w:t xml:space="preserve">, </w:t>
-      </w:r>
-      <w:proofErr w:type="spellStart"/>
-      <w:r>
-        <w:rPr>
-          <w:sz w:val="28"/>
-          <w:szCs w:val="28"/>
-          <w:lang w:val="uk-UA"/>
-        </w:rPr>
-        <w:t>chown</w:t>
-      </w:r>
-      <w:proofErr w:type="spellEnd"/>
-      <w:r>
-        <w:rPr>
-          <w:sz w:val="28"/>
-          <w:szCs w:val="28"/>
-          <w:lang w:val="uk-UA"/>
-        </w:rPr>
-        <w:t xml:space="preserve"> – зміна прав і власників файлів</w:t>
+      <w:r>
+        <w:rPr>
+          <w:sz w:val="28"/>
+          <w:szCs w:val="28"/>
+          <w:lang w:val="uk-UA"/>
+        </w:rPr>
+        <w:t>chmod, chown – зміна прав і власників файлів</w:t>
       </w:r>
       <w:r>
         <w:rPr>
@@ -1982,59 +1303,13 @@
           <w:lang w:val="uk-UA"/>
         </w:rPr>
       </w:pPr>
-      <w:proofErr w:type="spellStart"/>
-      <w:r>
-        <w:rPr>
-          <w:sz w:val="28"/>
-          <w:szCs w:val="28"/>
-          <w:lang w:val="uk-UA"/>
-        </w:rPr>
-        <w:t>ps</w:t>
-      </w:r>
-      <w:proofErr w:type="spellEnd"/>
-      <w:r>
-        <w:rPr>
-          <w:sz w:val="28"/>
-          <w:szCs w:val="28"/>
-          <w:lang w:val="uk-UA"/>
-        </w:rPr>
-        <w:t xml:space="preserve">, </w:t>
-      </w:r>
-      <w:proofErr w:type="spellStart"/>
-      <w:r>
-        <w:rPr>
-          <w:sz w:val="28"/>
-          <w:szCs w:val="28"/>
-          <w:lang w:val="uk-UA"/>
-        </w:rPr>
-        <w:t>top</w:t>
-      </w:r>
-      <w:proofErr w:type="spellEnd"/>
-      <w:r>
-        <w:rPr>
-          <w:sz w:val="28"/>
-          <w:szCs w:val="28"/>
-          <w:lang w:val="uk-UA"/>
-        </w:rPr>
-        <w:t xml:space="preserve">, </w:t>
-      </w:r>
-      <w:proofErr w:type="spellStart"/>
-      <w:r>
-        <w:rPr>
-          <w:sz w:val="28"/>
-          <w:szCs w:val="28"/>
-          <w:lang w:val="uk-UA"/>
-        </w:rPr>
-        <w:t>kill</w:t>
-      </w:r>
-      <w:proofErr w:type="spellEnd"/>
-      <w:r>
-        <w:rPr>
-          <w:sz w:val="28"/>
-          <w:szCs w:val="28"/>
-          <w:lang w:val="uk-UA"/>
-        </w:rPr>
-        <w:t xml:space="preserve"> – робота з процесами</w:t>
+      <w:r>
+        <w:rPr>
+          <w:sz w:val="28"/>
+          <w:szCs w:val="28"/>
+          <w:lang w:val="uk-UA"/>
+        </w:rPr>
+        <w:t>ps, top, kill – робота з процесами</w:t>
       </w:r>
       <w:r>
         <w:rPr>
@@ -2063,23 +1338,13 @@
           <w:lang w:val="uk-UA"/>
         </w:rPr>
       </w:pPr>
-      <w:proofErr w:type="spellStart"/>
-      <w:r>
-        <w:rPr>
-          <w:sz w:val="28"/>
-          <w:szCs w:val="28"/>
-          <w:lang w:val="uk-UA"/>
-        </w:rPr>
-        <w:t>sudo</w:t>
-      </w:r>
-      <w:proofErr w:type="spellEnd"/>
-      <w:r>
-        <w:rPr>
-          <w:sz w:val="28"/>
-          <w:szCs w:val="28"/>
-          <w:lang w:val="uk-UA"/>
-        </w:rPr>
-        <w:t xml:space="preserve"> – виконання команд із правами адміністратора.</w:t>
+      <w:r>
+        <w:rPr>
+          <w:sz w:val="28"/>
+          <w:szCs w:val="28"/>
+          <w:lang w:val="uk-UA"/>
+        </w:rPr>
+        <w:t>sudo – виконання команд із правами адміністратора.</w:t>
       </w:r>
     </w:p>
     <w:p>
@@ -2099,25 +1364,7 @@
           <w:szCs w:val="28"/>
           <w:lang w:val="uk-UA"/>
         </w:rPr>
-        <w:t xml:space="preserve">Система файлових шляхів у </w:t>
-      </w:r>
-      <w:proofErr w:type="spellStart"/>
-      <w:r>
-        <w:rPr>
-          <w:sz w:val="28"/>
-          <w:szCs w:val="28"/>
-          <w:lang w:val="uk-UA"/>
-        </w:rPr>
-        <w:t>Linux</w:t>
-      </w:r>
-      <w:proofErr w:type="spellEnd"/>
-      <w:r>
-        <w:rPr>
-          <w:sz w:val="28"/>
-          <w:szCs w:val="28"/>
-          <w:lang w:val="uk-UA"/>
-        </w:rPr>
-        <w:t xml:space="preserve"> починається з кореневого каталогу /, а кожен пристрій або розділ монтується у певну точку файлової ієрархії. Важливим елементом є файлова система ext4, що підтримує журнальне відновлення після збоїв.</w:t>
+        <w:t>Система файлових шляхів у Linux починається з кореневого каталогу /, а кожен пристрій або розділ монтується у певну точку файлової ієрархії. Важливим елементом є файлова система ext4, що підтримує журнальне відновлення після збоїв.</w:t>
       </w:r>
     </w:p>
     <w:p>
@@ -2131,23 +1378,13 @@
           <w:lang w:val="uk-UA"/>
         </w:rPr>
       </w:pPr>
-      <w:proofErr w:type="spellStart"/>
-      <w:r>
-        <w:rPr>
-          <w:sz w:val="28"/>
-          <w:szCs w:val="28"/>
-          <w:lang w:val="uk-UA"/>
-        </w:rPr>
-        <w:t>Linux</w:t>
-      </w:r>
-      <w:proofErr w:type="spellEnd"/>
-      <w:r>
-        <w:rPr>
-          <w:sz w:val="28"/>
-          <w:szCs w:val="28"/>
-          <w:lang w:val="uk-UA"/>
-        </w:rPr>
-        <w:t xml:space="preserve"> широко використовується у серверних середовищах, оскільки має високу стабільність, безпеку, гнучкість налаштування і повністю безкоштовну </w:t>
+      <w:r>
+        <w:rPr>
+          <w:sz w:val="28"/>
+          <w:szCs w:val="28"/>
+          <w:lang w:val="uk-UA"/>
+        </w:rPr>
+        <w:t xml:space="preserve">Linux широко використовується у серверних середовищах, оскільки має високу стабільність, безпеку, гнучкість налаштування і повністю безкоштовну </w:t>
       </w:r>
       <w:r>
         <w:rPr>
@@ -2237,37 +1474,12 @@
           <w:lang w:val="uk-UA"/>
         </w:rPr>
       </w:pPr>
-      <w:proofErr w:type="spellStart"/>
-      <w:r>
-        <w:rPr>
-          <w:sz w:val="28"/>
-          <w:szCs w:val="28"/>
-        </w:rPr>
-        <w:t>Робота</w:t>
-      </w:r>
-      <w:proofErr w:type="spellEnd"/>
-      <w:r>
-        <w:rPr>
-          <w:sz w:val="28"/>
-          <w:szCs w:val="28"/>
-        </w:rPr>
-        <w:t xml:space="preserve"> з </w:t>
-      </w:r>
-      <w:proofErr w:type="spellStart"/>
-      <w:r>
-        <w:rPr>
-          <w:sz w:val="28"/>
-          <w:szCs w:val="28"/>
-        </w:rPr>
-        <w:t>дисками</w:t>
-      </w:r>
-      <w:proofErr w:type="spellEnd"/>
-      <w:r>
-        <w:rPr>
-          <w:sz w:val="28"/>
-          <w:szCs w:val="28"/>
-        </w:rPr>
-        <w:t xml:space="preserve"> в Linux.</w:t>
+      <w:r>
+        <w:rPr>
+          <w:sz w:val="28"/>
+          <w:szCs w:val="28"/>
+        </w:rPr>
+        <w:t>Робота з дисками в Linux.</w:t>
       </w:r>
     </w:p>
     <w:p>
@@ -2287,59 +1499,13 @@
           <w:lang w:val="uk-UA"/>
         </w:rPr>
       </w:pPr>
-      <w:proofErr w:type="spellStart"/>
-      <w:r>
-        <w:rPr>
-          <w:bCs/>
-          <w:sz w:val="28"/>
-          <w:szCs w:val="28"/>
-        </w:rPr>
-        <w:t>Управління</w:t>
-      </w:r>
-      <w:proofErr w:type="spellEnd"/>
-      <w:r>
-        <w:rPr>
-          <w:bCs/>
-          <w:sz w:val="28"/>
-          <w:szCs w:val="28"/>
-        </w:rPr>
-        <w:t xml:space="preserve"> </w:t>
-      </w:r>
-      <w:proofErr w:type="spellStart"/>
-      <w:r>
-        <w:rPr>
-          <w:bCs/>
-          <w:sz w:val="28"/>
-          <w:szCs w:val="28"/>
-        </w:rPr>
-        <w:t>користувачами</w:t>
-      </w:r>
-      <w:proofErr w:type="spellEnd"/>
-      <w:r>
-        <w:rPr>
-          <w:bCs/>
-          <w:sz w:val="28"/>
-          <w:szCs w:val="28"/>
-        </w:rPr>
-        <w:t xml:space="preserve"> і </w:t>
-      </w:r>
-      <w:proofErr w:type="spellStart"/>
-      <w:r>
-        <w:rPr>
-          <w:bCs/>
-          <w:sz w:val="28"/>
-          <w:szCs w:val="28"/>
-        </w:rPr>
-        <w:t>групами</w:t>
-      </w:r>
-      <w:proofErr w:type="spellEnd"/>
-      <w:r>
-        <w:rPr>
-          <w:bCs/>
-          <w:sz w:val="28"/>
-          <w:szCs w:val="28"/>
-        </w:rPr>
-        <w:t xml:space="preserve"> в Linux.</w:t>
+      <w:r>
+        <w:rPr>
+          <w:bCs/>
+          <w:sz w:val="28"/>
+          <w:szCs w:val="28"/>
+        </w:rPr>
+        <w:t>Управління користувачами і групами в Linux.</w:t>
       </w:r>
     </w:p>
     <w:p>
@@ -2359,95 +1525,13 @@
           <w:lang w:val="uk-UA"/>
         </w:rPr>
       </w:pPr>
-      <w:proofErr w:type="spellStart"/>
-      <w:r>
-        <w:rPr>
-          <w:bCs/>
-          <w:sz w:val="28"/>
-          <w:szCs w:val="28"/>
-        </w:rPr>
-        <w:t>Управління</w:t>
-      </w:r>
-      <w:proofErr w:type="spellEnd"/>
-      <w:r>
-        <w:rPr>
-          <w:bCs/>
-          <w:sz w:val="28"/>
-          <w:szCs w:val="28"/>
-        </w:rPr>
-        <w:t xml:space="preserve"> </w:t>
-      </w:r>
-      <w:proofErr w:type="spellStart"/>
-      <w:r>
-        <w:rPr>
-          <w:bCs/>
-          <w:sz w:val="28"/>
-          <w:szCs w:val="28"/>
-        </w:rPr>
-        <w:t>доступом</w:t>
-      </w:r>
-      <w:proofErr w:type="spellEnd"/>
-      <w:r>
-        <w:rPr>
-          <w:bCs/>
-          <w:sz w:val="28"/>
-          <w:szCs w:val="28"/>
-        </w:rPr>
-        <w:t xml:space="preserve"> до </w:t>
-      </w:r>
-      <w:proofErr w:type="spellStart"/>
-      <w:r>
-        <w:rPr>
-          <w:bCs/>
-          <w:sz w:val="28"/>
-          <w:szCs w:val="28"/>
-        </w:rPr>
-        <w:t>об'єктів</w:t>
-      </w:r>
-      <w:proofErr w:type="spellEnd"/>
-      <w:r>
-        <w:rPr>
-          <w:bCs/>
-          <w:sz w:val="28"/>
-          <w:szCs w:val="28"/>
-        </w:rPr>
-        <w:t xml:space="preserve"> </w:t>
-      </w:r>
-      <w:proofErr w:type="spellStart"/>
-      <w:r>
-        <w:rPr>
-          <w:bCs/>
-          <w:sz w:val="28"/>
-          <w:szCs w:val="28"/>
-        </w:rPr>
-        <w:t>файлової</w:t>
-      </w:r>
-      <w:proofErr w:type="spellEnd"/>
-      <w:r>
-        <w:rPr>
-          <w:bCs/>
-          <w:sz w:val="28"/>
-          <w:szCs w:val="28"/>
-        </w:rPr>
-        <w:t xml:space="preserve"> </w:t>
-      </w:r>
-      <w:proofErr w:type="spellStart"/>
-      <w:r>
-        <w:rPr>
-          <w:bCs/>
-          <w:sz w:val="28"/>
-          <w:szCs w:val="28"/>
-        </w:rPr>
-        <w:t>системи</w:t>
-      </w:r>
-      <w:proofErr w:type="spellEnd"/>
-      <w:r>
-        <w:rPr>
-          <w:bCs/>
-          <w:sz w:val="28"/>
-          <w:szCs w:val="28"/>
-        </w:rPr>
-        <w:t xml:space="preserve"> в Linux.</w:t>
+      <w:r>
+        <w:rPr>
+          <w:bCs/>
+          <w:sz w:val="28"/>
+          <w:szCs w:val="28"/>
+        </w:rPr>
+        <w:t>Управління доступом до об'єктів файлової системи в Linux.</w:t>
       </w:r>
     </w:p>
     <w:p>
@@ -2524,7 +1608,6 @@
         </w:rPr>
         <w:t xml:space="preserve">1. </w:t>
       </w:r>
-      <w:proofErr w:type="spellStart"/>
       <w:r>
         <w:rPr>
           <w:b/>
@@ -2532,37 +1615,7 @@
           <w:sz w:val="28"/>
           <w:szCs w:val="28"/>
         </w:rPr>
-        <w:t>Робота</w:t>
-      </w:r>
-      <w:proofErr w:type="spellEnd"/>
-      <w:r>
-        <w:rPr>
-          <w:b/>
-          <w:bCs/>
-          <w:sz w:val="28"/>
-          <w:szCs w:val="28"/>
-        </w:rPr>
-        <w:t xml:space="preserve"> з </w:t>
-      </w:r>
-      <w:proofErr w:type="spellStart"/>
-      <w:r>
-        <w:rPr>
-          <w:b/>
-          <w:bCs/>
-          <w:sz w:val="28"/>
-          <w:szCs w:val="28"/>
-        </w:rPr>
-        <w:t>дисками</w:t>
-      </w:r>
-      <w:proofErr w:type="spellEnd"/>
-      <w:r>
-        <w:rPr>
-          <w:b/>
-          <w:bCs/>
-          <w:sz w:val="28"/>
-          <w:szCs w:val="28"/>
-        </w:rPr>
-        <w:t xml:space="preserve"> в Linux</w:t>
+        <w:t>Робота з дисками в Linux</w:t>
       </w:r>
       <w:r>
         <w:rPr>
@@ -2590,6 +1643,7 @@
       <w:r>
         <w:rPr>
           <w:bCs/>
+          <w:noProof/>
           <w:sz w:val="28"/>
           <w:szCs w:val="28"/>
           <w:lang w:val="uk-UA"/>
@@ -2671,12 +1725,13 @@
           <w:bCs/>
           <w:sz w:val="28"/>
           <w:szCs w:val="28"/>
-          <w:lang w:val="uk-UA"/>
-        </w:rPr>
-      </w:pPr>
-      <w:r>
-        <w:rPr>
-          <w:bCs/>
+          <w:lang w:val="en-US"/>
+        </w:rPr>
+      </w:pPr>
+      <w:r>
+        <w:rPr>
+          <w:bCs/>
+          <w:noProof/>
           <w:sz w:val="28"/>
           <w:szCs w:val="28"/>
           <w:lang w:val="uk-UA"/>
@@ -2783,6 +1838,7 @@
       <w:r>
         <w:rPr>
           <w:bCs/>
+          <w:noProof/>
           <w:sz w:val="28"/>
           <w:szCs w:val="28"/>
           <w:lang w:val="uk-UA"/>
@@ -2889,14 +1945,15 @@
       <w:r>
         <w:rPr>
           <w:bCs/>
+          <w:noProof/>
           <w:sz w:val="28"/>
           <w:szCs w:val="28"/>
           <w:lang w:val="uk-UA"/>
         </w:rPr>
         <w:drawing>
-          <wp:inline distT="0" distB="0" distL="0" distR="0" wp14:anchorId="76C0B2BF" wp14:editId="59963EA6">
-            <wp:extent cx="6011114" cy="3562847"/>
-            <wp:effectExtent l="0" t="0" r="8890" b="0"/>
+          <wp:inline distT="0" distB="0" distL="0" distR="0" wp14:anchorId="76C0B2BF" wp14:editId="1F52B931">
+            <wp:extent cx="5455920" cy="3233778"/>
+            <wp:effectExtent l="0" t="0" r="0" b="5080"/>
             <wp:docPr id="18" name="Рисунок 18"/>
             <wp:cNvGraphicFramePr>
               <a:graphicFrameLocks xmlns:a="http://schemas.openxmlformats.org/drawingml/2006/main" noChangeAspect="1"/>
@@ -2917,7 +1974,7 @@
                   <pic:spPr>
                     <a:xfrm>
                       <a:off x="0" y="0"/>
-                      <a:ext cx="6011114" cy="3562847"/>
+                      <a:ext cx="5468449" cy="3241204"/>
                     </a:xfrm>
                     <a:prstGeom prst="rect">
                       <a:avLst/>
@@ -2949,7 +2006,6 @@
           <w:szCs w:val="28"/>
           <w:lang w:val="uk-UA"/>
         </w:rPr>
-        <w:lastRenderedPageBreak/>
         <w:t xml:space="preserve">Рис. </w:t>
       </w:r>
       <w:r>
@@ -2995,14 +2051,16 @@
       <w:r>
         <w:rPr>
           <w:bCs/>
-          <w:sz w:val="28"/>
-          <w:szCs w:val="28"/>
-          <w:lang w:val="uk-UA"/>
-        </w:rPr>
+          <w:noProof/>
+          <w:sz w:val="28"/>
+          <w:szCs w:val="28"/>
+          <w:lang w:val="uk-UA"/>
+        </w:rPr>
+        <w:lastRenderedPageBreak/>
         <w:drawing>
-          <wp:inline distT="0" distB="0" distL="0" distR="0" wp14:anchorId="264A9664" wp14:editId="309CA9C9">
-            <wp:extent cx="6299835" cy="6577330"/>
-            <wp:effectExtent l="0" t="0" r="5715" b="0"/>
+          <wp:inline distT="0" distB="0" distL="0" distR="0" wp14:anchorId="264A9664" wp14:editId="644B89C5">
+            <wp:extent cx="4472940" cy="4669964"/>
+            <wp:effectExtent l="0" t="0" r="3810" b="0"/>
             <wp:docPr id="19" name="Рисунок 19"/>
             <wp:cNvGraphicFramePr>
               <a:graphicFrameLocks xmlns:a="http://schemas.openxmlformats.org/drawingml/2006/main" noChangeAspect="1"/>
@@ -3023,7 +2081,7 @@
                   <pic:spPr>
                     <a:xfrm>
                       <a:off x="0" y="0"/>
-                      <a:ext cx="6299835" cy="6577330"/>
+                      <a:ext cx="4480845" cy="4678217"/>
                     </a:xfrm>
                     <a:prstGeom prst="rect">
                       <a:avLst/>
@@ -3082,7 +2140,16 @@
           <w:szCs w:val="28"/>
           <w:lang w:val="uk-UA"/>
         </w:rPr>
-        <w:t>Створення файлової систему</w:t>
+        <w:t>Створення файлової систем</w:t>
+      </w:r>
+      <w:r>
+        <w:rPr>
+          <w:bCs/>
+          <w:sz w:val="28"/>
+          <w:szCs w:val="28"/>
+          <w:lang w:val="uk-UA"/>
+        </w:rPr>
+        <w:t>и</w:t>
       </w:r>
     </w:p>
     <w:p>
@@ -3100,11 +2167,11 @@
       <w:r>
         <w:rPr>
           <w:bCs/>
-          <w:sz w:val="28"/>
-          <w:szCs w:val="28"/>
-          <w:lang w:val="uk-UA"/>
-        </w:rPr>
-        <w:lastRenderedPageBreak/>
+          <w:noProof/>
+          <w:sz w:val="28"/>
+          <w:szCs w:val="28"/>
+          <w:lang w:val="uk-UA"/>
+        </w:rPr>
         <w:drawing>
           <wp:inline distT="0" distB="0" distL="0" distR="0" wp14:anchorId="51293394" wp14:editId="34AC9400">
             <wp:extent cx="5439534" cy="2238687"/>
@@ -3206,10 +2273,12 @@
       <w:r>
         <w:rPr>
           <w:bCs/>
-          <w:sz w:val="28"/>
-          <w:szCs w:val="28"/>
-          <w:lang w:val="uk-UA"/>
-        </w:rPr>
+          <w:noProof/>
+          <w:sz w:val="28"/>
+          <w:szCs w:val="28"/>
+          <w:lang w:val="uk-UA"/>
+        </w:rPr>
+        <w:lastRenderedPageBreak/>
         <w:drawing>
           <wp:inline distT="0" distB="0" distL="0" distR="0" wp14:anchorId="0C22BEE8" wp14:editId="2C027A03">
             <wp:extent cx="4763165" cy="4591691"/>
@@ -3311,11 +2380,11 @@
       <w:r>
         <w:rPr>
           <w:bCs/>
-          <w:sz w:val="28"/>
-          <w:szCs w:val="28"/>
-          <w:lang w:val="uk-UA"/>
-        </w:rPr>
-        <w:lastRenderedPageBreak/>
+          <w:noProof/>
+          <w:sz w:val="28"/>
+          <w:szCs w:val="28"/>
+          <w:lang w:val="uk-UA"/>
+        </w:rPr>
         <w:drawing>
           <wp:inline distT="0" distB="0" distL="0" distR="0" wp14:anchorId="73A9026C" wp14:editId="35CEE53E">
             <wp:extent cx="4515480" cy="2248214"/>
@@ -3392,25 +2461,14 @@
         </w:rPr>
         <w:t xml:space="preserve">. </w:t>
       </w:r>
-      <w:proofErr w:type="spellStart"/>
-      <w:r>
-        <w:rPr>
-          <w:bCs/>
-          <w:sz w:val="28"/>
-          <w:szCs w:val="28"/>
-          <w:lang w:val="uk-UA"/>
-        </w:rPr>
-        <w:t>Відмонтовування</w:t>
-      </w:r>
-      <w:proofErr w:type="spellEnd"/>
-      <w:r>
-        <w:rPr>
-          <w:bCs/>
-          <w:sz w:val="28"/>
-          <w:szCs w:val="28"/>
-          <w:lang w:val="uk-UA"/>
-        </w:rPr>
-        <w:t xml:space="preserve"> файлової системи</w:t>
+      <w:r>
+        <w:rPr>
+          <w:bCs/>
+          <w:sz w:val="28"/>
+          <w:szCs w:val="28"/>
+          <w:lang w:val="uk-UA"/>
+        </w:rPr>
+        <w:t>Відмонтовування файлової системи</w:t>
       </w:r>
     </w:p>
     <w:p>
@@ -3427,9 +2485,11 @@
       <w:r>
         <w:rPr>
           <w:bCs/>
-          <w:sz w:val="28"/>
-          <w:szCs w:val="28"/>
-        </w:rPr>
+          <w:noProof/>
+          <w:sz w:val="28"/>
+          <w:szCs w:val="28"/>
+        </w:rPr>
+        <w:lastRenderedPageBreak/>
         <w:drawing>
           <wp:inline distT="0" distB="0" distL="0" distR="0" wp14:anchorId="17CF3BAA" wp14:editId="7DDC73C7">
             <wp:extent cx="4502155" cy="2156460"/>
@@ -3513,19 +2573,8 @@
           <w:szCs w:val="28"/>
           <w:lang w:val="uk-UA"/>
         </w:rPr>
-        <w:t xml:space="preserve">Перевірка успішного </w:t>
-      </w:r>
-      <w:proofErr w:type="spellStart"/>
-      <w:r>
-        <w:rPr>
-          <w:bCs/>
-          <w:sz w:val="28"/>
-          <w:szCs w:val="28"/>
-          <w:lang w:val="uk-UA"/>
-        </w:rPr>
-        <w:t>відмонтовування</w:t>
-      </w:r>
-      <w:proofErr w:type="spellEnd"/>
+        <w:t>Перевірка успішного відмонтовування</w:t>
+      </w:r>
     </w:p>
     <w:p>
       <w:pPr>
@@ -3542,11 +2591,11 @@
       <w:r>
         <w:rPr>
           <w:bCs/>
-          <w:sz w:val="28"/>
-          <w:szCs w:val="28"/>
-          <w:lang w:val="uk-UA"/>
-        </w:rPr>
-        <w:lastRenderedPageBreak/>
+          <w:noProof/>
+          <w:sz w:val="28"/>
+          <w:szCs w:val="28"/>
+          <w:lang w:val="uk-UA"/>
+        </w:rPr>
         <w:drawing>
           <wp:inline distT="0" distB="0" distL="0" distR="0" wp14:anchorId="780D1A8F" wp14:editId="6EF177C3">
             <wp:extent cx="6299835" cy="4378325"/>
@@ -3668,59 +2717,13 @@
         </w:rPr>
         <w:t xml:space="preserve">. </w:t>
       </w:r>
-      <w:proofErr w:type="spellStart"/>
       <w:r>
         <w:rPr>
           <w:b/>
           <w:sz w:val="28"/>
           <w:szCs w:val="28"/>
         </w:rPr>
-        <w:t>Управління</w:t>
-      </w:r>
-      <w:proofErr w:type="spellEnd"/>
-      <w:r>
-        <w:rPr>
-          <w:b/>
-          <w:sz w:val="28"/>
-          <w:szCs w:val="28"/>
-        </w:rPr>
-        <w:t xml:space="preserve"> </w:t>
-      </w:r>
-      <w:proofErr w:type="spellStart"/>
-      <w:r>
-        <w:rPr>
-          <w:b/>
-          <w:sz w:val="28"/>
-          <w:szCs w:val="28"/>
-        </w:rPr>
-        <w:t>користувачами</w:t>
-      </w:r>
-      <w:proofErr w:type="spellEnd"/>
-      <w:r>
-        <w:rPr>
-          <w:b/>
-          <w:sz w:val="28"/>
-          <w:szCs w:val="28"/>
-        </w:rPr>
-        <w:t xml:space="preserve"> і </w:t>
-      </w:r>
-      <w:proofErr w:type="spellStart"/>
-      <w:r>
-        <w:rPr>
-          <w:b/>
-          <w:sz w:val="28"/>
-          <w:szCs w:val="28"/>
-        </w:rPr>
-        <w:t>групами</w:t>
-      </w:r>
-      <w:proofErr w:type="spellEnd"/>
-      <w:r>
-        <w:rPr>
-          <w:b/>
-          <w:sz w:val="28"/>
-          <w:szCs w:val="28"/>
-        </w:rPr>
-        <w:t xml:space="preserve"> в Linux</w:t>
+        <w:t>Управління користувачами і групами в Linux</w:t>
       </w:r>
       <w:r>
         <w:rPr>
@@ -3746,9 +2749,11 @@
       <w:r>
         <w:rPr>
           <w:b/>
-          <w:sz w:val="28"/>
-          <w:szCs w:val="28"/>
-        </w:rPr>
+          <w:noProof/>
+          <w:sz w:val="28"/>
+          <w:szCs w:val="28"/>
+        </w:rPr>
+        <w:lastRenderedPageBreak/>
         <w:drawing>
           <wp:inline distT="0" distB="0" distL="0" distR="0" wp14:anchorId="7C02F97C" wp14:editId="57D156CF">
             <wp:extent cx="4538840" cy="3215299"/>
@@ -3850,11 +2855,11 @@
       <w:r>
         <w:rPr>
           <w:bCs/>
-          <w:sz w:val="28"/>
-          <w:szCs w:val="28"/>
-          <w:lang w:val="uk-UA"/>
-        </w:rPr>
-        <w:lastRenderedPageBreak/>
+          <w:noProof/>
+          <w:sz w:val="28"/>
+          <w:szCs w:val="28"/>
+          <w:lang w:val="uk-UA"/>
+        </w:rPr>
         <w:drawing>
           <wp:inline distT="0" distB="0" distL="0" distR="0" wp14:anchorId="0B9C867D" wp14:editId="66613841">
             <wp:extent cx="6299835" cy="1109980"/>
@@ -3956,6 +2961,7 @@
       <w:r>
         <w:rPr>
           <w:bCs/>
+          <w:noProof/>
           <w:sz w:val="28"/>
           <w:szCs w:val="28"/>
           <w:lang w:val="uk-UA"/>
@@ -4061,10 +3067,12 @@
       <w:r>
         <w:rPr>
           <w:bCs/>
-          <w:sz w:val="28"/>
-          <w:szCs w:val="28"/>
-          <w:lang w:val="uk-UA"/>
-        </w:rPr>
+          <w:noProof/>
+          <w:sz w:val="28"/>
+          <w:szCs w:val="28"/>
+          <w:lang w:val="uk-UA"/>
+        </w:rPr>
+        <w:lastRenderedPageBreak/>
         <w:drawing>
           <wp:inline distT="0" distB="0" distL="0" distR="0" wp14:anchorId="19646F29" wp14:editId="4C51730C">
             <wp:extent cx="5044440" cy="2482814"/>
@@ -4148,19 +3156,8 @@
           <w:szCs w:val="28"/>
           <w:lang w:val="uk-UA"/>
         </w:rPr>
-        <w:t xml:space="preserve">Режим </w:t>
-      </w:r>
-      <w:proofErr w:type="spellStart"/>
-      <w:r>
-        <w:rPr>
-          <w:bCs/>
-          <w:sz w:val="28"/>
-          <w:szCs w:val="28"/>
-          <w:lang w:val="uk-UA"/>
-        </w:rPr>
-        <w:t>суперкористувача</w:t>
-      </w:r>
-      <w:proofErr w:type="spellEnd"/>
+        <w:t>Режим суперкористувача</w:t>
+      </w:r>
     </w:p>
     <w:p>
       <w:pPr>
@@ -4177,11 +3174,11 @@
       <w:r>
         <w:rPr>
           <w:bCs/>
-          <w:sz w:val="28"/>
-          <w:szCs w:val="28"/>
-          <w:lang w:val="uk-UA"/>
-        </w:rPr>
-        <w:lastRenderedPageBreak/>
+          <w:noProof/>
+          <w:sz w:val="28"/>
+          <w:szCs w:val="28"/>
+          <w:lang w:val="uk-UA"/>
+        </w:rPr>
         <w:drawing>
           <wp:inline distT="0" distB="0" distL="0" distR="0" wp14:anchorId="6F5CE5C5" wp14:editId="3CDBE60C">
             <wp:extent cx="4594860" cy="3090566"/>
@@ -4228,6 +3225,7 @@
           <w:bCs/>
           <w:sz w:val="28"/>
           <w:szCs w:val="28"/>
+          <w:lang w:val="uk-UA"/>
         </w:rPr>
       </w:pPr>
       <w:r>
@@ -4257,52 +3255,33 @@
         </w:rPr>
         <w:t xml:space="preserve">. </w:t>
       </w:r>
-      <w:proofErr w:type="spellStart"/>
-      <w:r>
-        <w:rPr>
-          <w:bCs/>
-          <w:sz w:val="28"/>
-          <w:szCs w:val="28"/>
-        </w:rPr>
-        <w:t>Включення</w:t>
-      </w:r>
-      <w:proofErr w:type="spellEnd"/>
-      <w:r>
-        <w:rPr>
-          <w:bCs/>
-          <w:sz w:val="28"/>
-          <w:szCs w:val="28"/>
-        </w:rPr>
-        <w:t xml:space="preserve"> </w:t>
-      </w:r>
-      <w:proofErr w:type="spellStart"/>
-      <w:r>
-        <w:rPr>
-          <w:bCs/>
-          <w:sz w:val="28"/>
-          <w:szCs w:val="28"/>
-        </w:rPr>
-        <w:t>політики</w:t>
-      </w:r>
-      <w:proofErr w:type="spellEnd"/>
-      <w:r>
-        <w:rPr>
-          <w:bCs/>
-          <w:sz w:val="28"/>
-          <w:szCs w:val="28"/>
-        </w:rPr>
-        <w:t xml:space="preserve"> </w:t>
-      </w:r>
-      <w:proofErr w:type="spellStart"/>
-      <w:r>
-        <w:rPr>
-          <w:bCs/>
-          <w:sz w:val="28"/>
-          <w:szCs w:val="28"/>
-        </w:rPr>
-        <w:t>аудиту</w:t>
-      </w:r>
-      <w:proofErr w:type="spellEnd"/>
+      <w:r>
+        <w:rPr>
+          <w:bCs/>
+          <w:sz w:val="28"/>
+          <w:szCs w:val="28"/>
+          <w:lang w:val="uk-UA"/>
+        </w:rPr>
+        <w:t>Заборона вимкнення комп</w:t>
+      </w:r>
+      <w:r>
+        <w:rPr>
+          <w:bCs/>
+          <w:sz w:val="28"/>
+          <w:szCs w:val="28"/>
+          <w:lang w:val="en-US"/>
+        </w:rPr>
+        <w:t>’</w:t>
+      </w:r>
+      <w:r>
+        <w:rPr>
+          <w:bCs/>
+          <w:sz w:val="28"/>
+          <w:szCs w:val="28"/>
+          <w:lang w:val="uk-UA"/>
+        </w:rPr>
+        <w:t>ютера</w:t>
+      </w:r>
     </w:p>
     <w:p>
       <w:pPr>
@@ -4318,13 +3297,14 @@
       <w:r>
         <w:rPr>
           <w:bCs/>
+          <w:noProof/>
           <w:sz w:val="28"/>
           <w:szCs w:val="28"/>
         </w:rPr>
         <w:drawing>
-          <wp:inline distT="0" distB="0" distL="0" distR="0" wp14:anchorId="0B1D37AD" wp14:editId="6C7AC65B">
-            <wp:extent cx="6299835" cy="2682240"/>
-            <wp:effectExtent l="0" t="0" r="5715" b="3810"/>
+          <wp:inline distT="0" distB="0" distL="0" distR="0" wp14:anchorId="0B1D37AD" wp14:editId="4E9022BB">
+            <wp:extent cx="5600700" cy="2384574"/>
+            <wp:effectExtent l="0" t="0" r="0" b="0"/>
             <wp:docPr id="33" name="Рисунок 33"/>
             <wp:cNvGraphicFramePr>
               <a:graphicFrameLocks xmlns:a="http://schemas.openxmlformats.org/drawingml/2006/main" noChangeAspect="1"/>
@@ -4345,7 +3325,7 @@
                   <pic:spPr>
                     <a:xfrm>
                       <a:off x="0" y="0"/>
-                      <a:ext cx="6299835" cy="2682240"/>
+                      <a:ext cx="5606699" cy="2387128"/>
                     </a:xfrm>
                     <a:prstGeom prst="rect">
                       <a:avLst/>
@@ -4367,6 +3347,7 @@
           <w:bCs/>
           <w:sz w:val="28"/>
           <w:szCs w:val="28"/>
+          <w:lang w:val="uk-UA"/>
         </w:rPr>
       </w:pPr>
       <w:r>
@@ -4396,64 +3377,51 @@
         </w:rPr>
         <w:t xml:space="preserve">. </w:t>
       </w:r>
-      <w:proofErr w:type="spellStart"/>
-      <w:r>
-        <w:rPr>
-          <w:bCs/>
-          <w:sz w:val="28"/>
-          <w:szCs w:val="28"/>
-        </w:rPr>
-        <w:t>Включення</w:t>
-      </w:r>
-      <w:proofErr w:type="spellEnd"/>
-      <w:r>
-        <w:rPr>
-          <w:bCs/>
-          <w:sz w:val="28"/>
-          <w:szCs w:val="28"/>
-        </w:rPr>
-        <w:t xml:space="preserve"> </w:t>
-      </w:r>
-      <w:proofErr w:type="spellStart"/>
-      <w:r>
-        <w:rPr>
-          <w:bCs/>
-          <w:sz w:val="28"/>
-          <w:szCs w:val="28"/>
-        </w:rPr>
-        <w:t>політики</w:t>
-      </w:r>
-      <w:proofErr w:type="spellEnd"/>
-      <w:r>
-        <w:rPr>
-          <w:bCs/>
-          <w:sz w:val="28"/>
-          <w:szCs w:val="28"/>
-        </w:rPr>
-        <w:t xml:space="preserve"> </w:t>
-      </w:r>
-      <w:proofErr w:type="spellStart"/>
-      <w:r>
-        <w:rPr>
-          <w:bCs/>
-          <w:sz w:val="28"/>
-          <w:szCs w:val="28"/>
-        </w:rPr>
-        <w:t>аудиту</w:t>
-      </w:r>
-      <w:proofErr w:type="spellEnd"/>
-    </w:p>
-    <w:p>
-      <w:pPr>
-        <w:shd w:val="solid" w:color="FFFFFF" w:fill="FFFFFF"/>
-        <w:spacing w:line="360" w:lineRule="auto"/>
-        <w:jc w:val="center"/>
-        <w:rPr>
-          <w:bCs/>
-          <w:sz w:val="28"/>
-          <w:szCs w:val="28"/>
-        </w:rPr>
-      </w:pPr>
+      <w:r>
+        <w:rPr>
+          <w:bCs/>
+          <w:sz w:val="28"/>
+          <w:szCs w:val="28"/>
+          <w:lang w:val="uk-UA"/>
+        </w:rPr>
+        <w:t xml:space="preserve">Нездатність </w:t>
+      </w:r>
+      <w:r>
+        <w:rPr>
+          <w:bCs/>
+          <w:sz w:val="28"/>
+          <w:szCs w:val="28"/>
+          <w:lang w:val="uk-UA"/>
+        </w:rPr>
+        <w:t>вимкнення комп</w:t>
+      </w:r>
+      <w:r>
+        <w:rPr>
+          <w:bCs/>
+          <w:sz w:val="28"/>
+          <w:szCs w:val="28"/>
+          <w:lang w:val="en-US"/>
+        </w:rPr>
+        <w:t>’</w:t>
+      </w:r>
+      <w:r>
+        <w:rPr>
+          <w:bCs/>
+          <w:sz w:val="28"/>
+          <w:szCs w:val="28"/>
+          <w:lang w:val="uk-UA"/>
+        </w:rPr>
+        <w:t>ютера</w:t>
+      </w:r>
+      <w:r>
+        <w:rPr>
+          <w:bCs/>
+          <w:sz w:val="28"/>
+          <w:szCs w:val="28"/>
+          <w:lang w:val="uk-UA"/>
+        </w:rPr>
+        <w:t xml:space="preserve"> конкретному користувачу</w:t>
+      </w:r>
     </w:p>
     <w:p>
       <w:pPr>
@@ -4478,97 +3446,16 @@
           <w:szCs w:val="28"/>
           <w:lang w:val="uk-UA"/>
         </w:rPr>
+        <w:lastRenderedPageBreak/>
         <w:t xml:space="preserve">3. </w:t>
       </w:r>
-      <w:proofErr w:type="spellStart"/>
       <w:r>
         <w:rPr>
           <w:b/>
           <w:sz w:val="28"/>
           <w:szCs w:val="28"/>
         </w:rPr>
-        <w:t>Управління</w:t>
-      </w:r>
-      <w:proofErr w:type="spellEnd"/>
-      <w:r>
-        <w:rPr>
-          <w:b/>
-          <w:sz w:val="28"/>
-          <w:szCs w:val="28"/>
-        </w:rPr>
-        <w:t xml:space="preserve"> </w:t>
-      </w:r>
-      <w:proofErr w:type="spellStart"/>
-      <w:r>
-        <w:rPr>
-          <w:b/>
-          <w:sz w:val="28"/>
-          <w:szCs w:val="28"/>
-        </w:rPr>
-        <w:t>доступом</w:t>
-      </w:r>
-      <w:proofErr w:type="spellEnd"/>
-      <w:r>
-        <w:rPr>
-          <w:b/>
-          <w:sz w:val="28"/>
-          <w:szCs w:val="28"/>
-        </w:rPr>
-        <w:t xml:space="preserve"> до </w:t>
-      </w:r>
-      <w:proofErr w:type="spellStart"/>
-      <w:r>
-        <w:rPr>
-          <w:b/>
-          <w:sz w:val="28"/>
-          <w:szCs w:val="28"/>
-        </w:rPr>
-        <w:t>об'єктів</w:t>
-      </w:r>
-      <w:proofErr w:type="spellEnd"/>
-      <w:r>
-        <w:rPr>
-          <w:b/>
-          <w:sz w:val="28"/>
-          <w:szCs w:val="28"/>
-        </w:rPr>
-        <w:t xml:space="preserve"> </w:t>
-      </w:r>
-      <w:proofErr w:type="spellStart"/>
-      <w:r>
-        <w:rPr>
-          <w:b/>
-          <w:sz w:val="28"/>
-          <w:szCs w:val="28"/>
-        </w:rPr>
-        <w:t>файлової</w:t>
-      </w:r>
-      <w:proofErr w:type="spellEnd"/>
-      <w:r>
-        <w:rPr>
-          <w:b/>
-          <w:sz w:val="28"/>
-          <w:szCs w:val="28"/>
-        </w:rPr>
-        <w:t xml:space="preserve"> </w:t>
-      </w:r>
-      <w:proofErr w:type="spellStart"/>
-      <w:r>
-        <w:rPr>
-          <w:b/>
-          <w:sz w:val="28"/>
-          <w:szCs w:val="28"/>
-        </w:rPr>
-        <w:t>системи</w:t>
-      </w:r>
-      <w:proofErr w:type="spellEnd"/>
-      <w:r>
-        <w:rPr>
-          <w:b/>
-          <w:sz w:val="28"/>
-          <w:szCs w:val="28"/>
-        </w:rPr>
-        <w:t xml:space="preserve"> в Linux</w:t>
+        <w:t>Управління доступом до об'єктів файлової системи в Linux</w:t>
       </w:r>
       <w:r>
         <w:rPr>
@@ -4596,11 +3483,11 @@
       <w:r>
         <w:rPr>
           <w:bCs/>
+          <w:noProof/>
           <w:sz w:val="28"/>
           <w:szCs w:val="28"/>
           <w:lang w:val="en-US"/>
         </w:rPr>
-        <w:lastRenderedPageBreak/>
         <w:drawing>
           <wp:inline distT="0" distB="0" distL="0" distR="0" wp14:anchorId="2DEBCE4D" wp14:editId="31BE4EE5">
             <wp:extent cx="6299835" cy="2585085"/>
@@ -4701,6 +3588,7 @@
       <w:r>
         <w:rPr>
           <w:bCs/>
+          <w:noProof/>
           <w:sz w:val="28"/>
           <w:szCs w:val="28"/>
         </w:rPr>
@@ -4789,7 +3677,6 @@
         </w:rPr>
         <w:t xml:space="preserve">Зміна дозволів користувачу </w:t>
       </w:r>
-      <w:proofErr w:type="spellStart"/>
       <w:r>
         <w:rPr>
           <w:bCs/>
@@ -4799,7 +3686,6 @@
         </w:rPr>
         <w:t>newuser</w:t>
       </w:r>
-      <w:proofErr w:type="spellEnd"/>
     </w:p>
     <w:p>
       <w:pPr>
@@ -4815,6 +3701,7 @@
       <w:r>
         <w:rPr>
           <w:bCs/>
+          <w:noProof/>
           <w:sz w:val="28"/>
           <w:szCs w:val="28"/>
         </w:rPr>
@@ -4919,6 +3806,7 @@
       <w:r>
         <w:rPr>
           <w:bCs/>
+          <w:noProof/>
           <w:sz w:val="28"/>
           <w:szCs w:val="28"/>
           <w:lang w:val="uk-UA"/>
@@ -5024,6 +3912,7 @@
       <w:r>
         <w:rPr>
           <w:bCs/>
+          <w:noProof/>
           <w:sz w:val="28"/>
           <w:szCs w:val="28"/>
         </w:rPr>
@@ -5127,6 +4016,7 @@
       <w:r>
         <w:rPr>
           <w:bCs/>
+          <w:noProof/>
           <w:sz w:val="28"/>
           <w:szCs w:val="28"/>
         </w:rPr>
@@ -5230,6 +4120,7 @@
       <w:r>
         <w:rPr>
           <w:bCs/>
+          <w:noProof/>
           <w:sz w:val="28"/>
           <w:szCs w:val="28"/>
         </w:rPr>
@@ -5334,6 +4225,7 @@
       <w:r>
         <w:rPr>
           <w:bCs/>
+          <w:noProof/>
           <w:sz w:val="28"/>
           <w:szCs w:val="28"/>
           <w:lang w:val="uk-UA"/>
@@ -5440,6 +4332,7 @@
       <w:r>
         <w:rPr>
           <w:bCs/>
+          <w:noProof/>
           <w:sz w:val="28"/>
           <w:szCs w:val="28"/>
           <w:lang w:val="uk-UA"/>
@@ -5545,6 +4438,7 @@
       <w:r>
         <w:rPr>
           <w:bCs/>
+          <w:noProof/>
           <w:sz w:val="28"/>
           <w:szCs w:val="28"/>
           <w:lang w:val="uk-UA"/>
@@ -5651,6 +4545,7 @@
       <w:r>
         <w:rPr>
           <w:bCs/>
+          <w:noProof/>
           <w:sz w:val="28"/>
           <w:szCs w:val="28"/>
           <w:lang w:val="uk-UA"/>
@@ -5808,107 +4703,7 @@
           <w:szCs w:val="28"/>
           <w:lang w:val="uk-UA"/>
         </w:rPr>
-        <w:t xml:space="preserve">Під час виконання роботи було засвоєно базові принципи роботи з операційною системою </w:t>
-      </w:r>
-      <w:proofErr w:type="spellStart"/>
-      <w:r>
-        <w:rPr>
-          <w:bCs/>
-          <w:sz w:val="28"/>
-          <w:szCs w:val="28"/>
-          <w:lang w:val="uk-UA"/>
-        </w:rPr>
-        <w:t>Linux</w:t>
-      </w:r>
-      <w:proofErr w:type="spellEnd"/>
-      <w:r>
-        <w:rPr>
-          <w:bCs/>
-          <w:sz w:val="28"/>
-          <w:szCs w:val="28"/>
-          <w:lang w:val="uk-UA"/>
-        </w:rPr>
-        <w:t xml:space="preserve">, її файловою структурою та правами доступу. Ознайомлено з основними командами терміналу, такими як </w:t>
-      </w:r>
-      <w:proofErr w:type="spellStart"/>
-      <w:r>
-        <w:rPr>
-          <w:bCs/>
-          <w:sz w:val="28"/>
-          <w:szCs w:val="28"/>
-          <w:lang w:val="uk-UA"/>
-        </w:rPr>
-        <w:t>ls</w:t>
-      </w:r>
-      <w:proofErr w:type="spellEnd"/>
-      <w:r>
-        <w:rPr>
-          <w:bCs/>
-          <w:sz w:val="28"/>
-          <w:szCs w:val="28"/>
-          <w:lang w:val="uk-UA"/>
-        </w:rPr>
-        <w:t xml:space="preserve">, cd, </w:t>
-      </w:r>
-      <w:proofErr w:type="spellStart"/>
-      <w:r>
-        <w:rPr>
-          <w:bCs/>
-          <w:sz w:val="28"/>
-          <w:szCs w:val="28"/>
-          <w:lang w:val="uk-UA"/>
-        </w:rPr>
-        <w:t>cp</w:t>
-      </w:r>
-      <w:proofErr w:type="spellEnd"/>
-      <w:r>
-        <w:rPr>
-          <w:bCs/>
-          <w:sz w:val="28"/>
-          <w:szCs w:val="28"/>
-          <w:lang w:val="uk-UA"/>
-        </w:rPr>
-        <w:t xml:space="preserve">, </w:t>
-      </w:r>
-      <w:proofErr w:type="spellStart"/>
-      <w:r>
-        <w:rPr>
-          <w:bCs/>
-          <w:sz w:val="28"/>
-          <w:szCs w:val="28"/>
-          <w:lang w:val="uk-UA"/>
-        </w:rPr>
-        <w:t>chmod</w:t>
-      </w:r>
-      <w:proofErr w:type="spellEnd"/>
-      <w:r>
-        <w:rPr>
-          <w:bCs/>
-          <w:sz w:val="28"/>
-          <w:szCs w:val="28"/>
-          <w:lang w:val="uk-UA"/>
-        </w:rPr>
-        <w:t xml:space="preserve">, </w:t>
-      </w:r>
-      <w:proofErr w:type="spellStart"/>
-      <w:r>
-        <w:rPr>
-          <w:bCs/>
-          <w:sz w:val="28"/>
-          <w:szCs w:val="28"/>
-          <w:lang w:val="uk-UA"/>
-        </w:rPr>
-        <w:t>sudo</w:t>
-      </w:r>
-      <w:proofErr w:type="spellEnd"/>
-      <w:r>
-        <w:rPr>
-          <w:bCs/>
-          <w:sz w:val="28"/>
-          <w:szCs w:val="28"/>
-          <w:lang w:val="uk-UA"/>
-        </w:rPr>
-        <w:t xml:space="preserve">, які використовуються для навігації, управління файлами та адміністрування системи. Отримано практичні навички виконання адміністративних операцій через </w:t>
+        <w:t xml:space="preserve">Під час виконання роботи було засвоєно базові принципи роботи з операційною системою Linux, її файловою структурою та правами доступу. Ознайомлено з основними командами терміналу, такими як ls, cd, cp, chmod, sudo, які використовуються для навігації, управління файлами та адміністрування системи. Отримано практичні навички виконання адміністративних операцій через </w:t>
       </w:r>
       <w:r>
         <w:rPr>
@@ -5918,47 +4713,7 @@
           <w:lang w:val="uk-UA"/>
         </w:rPr>
         <w:lastRenderedPageBreak/>
-        <w:t xml:space="preserve">оболонку </w:t>
-      </w:r>
-      <w:proofErr w:type="spellStart"/>
-      <w:r>
-        <w:rPr>
-          <w:bCs/>
-          <w:sz w:val="28"/>
-          <w:szCs w:val="28"/>
-          <w:lang w:val="uk-UA"/>
-        </w:rPr>
-        <w:t>Bash</w:t>
-      </w:r>
-      <w:proofErr w:type="spellEnd"/>
-      <w:r>
-        <w:rPr>
-          <w:bCs/>
-          <w:sz w:val="28"/>
-          <w:szCs w:val="28"/>
-          <w:lang w:val="uk-UA"/>
-        </w:rPr>
-        <w:t xml:space="preserve">. Здобуті знання є необхідними для подальшого вивчення адміністрування серверів і побудови безпечних систем на основі </w:t>
-      </w:r>
-      <w:proofErr w:type="spellStart"/>
-      <w:r>
-        <w:rPr>
-          <w:bCs/>
-          <w:sz w:val="28"/>
-          <w:szCs w:val="28"/>
-          <w:lang w:val="uk-UA"/>
-        </w:rPr>
-        <w:t>Linux</w:t>
-      </w:r>
-      <w:proofErr w:type="spellEnd"/>
-      <w:r>
-        <w:rPr>
-          <w:bCs/>
-          <w:sz w:val="28"/>
-          <w:szCs w:val="28"/>
-          <w:lang w:val="uk-UA"/>
-        </w:rPr>
-        <w:t>.</w:t>
+        <w:t>оболонку Bash. Здобуті знання є необхідними для подальшого вивчення адміністрування серверів і побудови безпечних систем на основі Linux.</w:t>
       </w:r>
     </w:p>
     <w:sectPr>
